--- a/docx/04-direccionamiento-ip/boletin-U04-packettracer-resuelto.docx
+++ b/docx/04-direccionamiento-ip/boletin-U04-packettracer-resuelto.docx
@@ -28,7 +28,7 @@
         </w:p>
       </w:sdtContent>
     </w:sdt>
-    <w:bookmarkStart w:id="9" w:name="X1d9dfb34c1c7e357067142dfe686fbd90e7a291"/>
+    <w:bookmarkStart w:id="20" w:name="X1d9dfb34c1c7e357067142dfe686fbd90e7a291"/>
     <w:p>
       <w:pPr>
         <w:pStyle w:val="Heading1"/>
@@ -37,8 +37,8 @@
         <w:t xml:space="preserve">Boletín de Direccionamiento IP — Packet Tracer resuelto</w:t>
       </w:r>
     </w:p>
-    <w:bookmarkEnd w:id="9"/>
-    <w:bookmarkStart w:id="21" w:name="X5f83c990b88766741e8bf49fe8121a9c6f55543"/>
+    <w:bookmarkEnd w:id="20"/>
+    <w:bookmarkStart w:id="32" w:name="X5f83c990b88766741e8bf49fe8121a9c6f55543"/>
     <w:p>
       <w:pPr>
         <w:pStyle w:val="Heading1"/>
@@ -57,7 +57,7 @@
       <w:r>
         <w:t xml:space="preserve"> </w:t>
       </w:r>
-      <w:hyperlink r:id="rId10">
+      <w:hyperlink r:id="rId21">
         <w:r>
           <w:rPr>
             <w:rStyle w:val="Hyperlink"/>
@@ -76,7 +76,7 @@
         </w:pict>
       </w:r>
     </w:p>
-    <w:bookmarkStart w:id="11" w:name="ip-estática-vecinos-en-la-misma-subred"/>
+    <w:bookmarkStart w:id="22" w:name="ip-estática-vecinos-en-la-misma-subred"/>
     <w:p>
       <w:pPr>
         <w:pStyle w:val="Heading2"/>
@@ -312,8 +312,8 @@
         </w:pict>
       </w:r>
     </w:p>
-    <w:bookmarkEnd w:id="11"/>
-    <w:bookmarkStart w:id="12" w:name="fallo-intencionado-máscara-que-no-toca"/>
+    <w:bookmarkEnd w:id="22"/>
+    <w:bookmarkStart w:id="23" w:name="fallo-intencionado-máscara-que-no-toca"/>
     <w:p>
       <w:pPr>
         <w:pStyle w:val="Heading2"/>
@@ -607,7 +607,25 @@
         <w:t xml:space="preserve"> </w:t>
       </w:r>
       <w:r>
-        <w:t xml:space="preserve">de tu rango calculado: entonces tu PC trata el destino como “otra red” y,</w:t>
+        <w:t xml:space="preserve">de tu rango calculado: entonces tu PC trata el destino como</w:t>
+      </w:r>
+      <w:r>
+        <w:t xml:space="preserve"> </w:t>
+      </w:r>
+      <w:r>
+        <w:t xml:space="preserve">“</w:t>
+      </w:r>
+      <w:r>
+        <w:t xml:space="preserve">otra red</w:t>
+      </w:r>
+      <w:r>
+        <w:t xml:space="preserve">”</w:t>
+      </w:r>
+      <w:r>
+        <w:t xml:space="preserve"> </w:t>
+      </w:r>
+      <w:r>
+        <w:t xml:space="preserve">y,</w:t>
       </w:r>
       <w:r>
         <w:t xml:space="preserve"> </w:t>
@@ -654,7 +672,25 @@
         <w:t xml:space="preserve"> </w:t>
       </w:r>
       <w:r>
-        <w:t xml:space="preserve">el AND decide vecindad; máscaras distintas en la misma LAN rompen la idea de “misma subred” y es el clásico fallo de configuración.</w:t>
+        <w:t xml:space="preserve">el AND decide vecindad; máscaras distintas en la misma LAN rompen la idea de</w:t>
+      </w:r>
+      <w:r>
+        <w:t xml:space="preserve"> </w:t>
+      </w:r>
+      <w:r>
+        <w:t xml:space="preserve">“</w:t>
+      </w:r>
+      <w:r>
+        <w:t xml:space="preserve">misma subred</w:t>
+      </w:r>
+      <w:r>
+        <w:t xml:space="preserve">”</w:t>
+      </w:r>
+      <w:r>
+        <w:t xml:space="preserve"> </w:t>
+      </w:r>
+      <w:r>
+        <w:t xml:space="preserve">y es el clásico fallo de configuración.</w:t>
       </w:r>
     </w:p>
     <w:p>
@@ -664,8 +700,8 @@
         </w:pict>
       </w:r>
     </w:p>
-    <w:bookmarkEnd w:id="12"/>
-    <w:bookmarkStart w:id="13" w:name="dos-subredes-cero-routers"/>
+    <w:bookmarkEnd w:id="23"/>
+    <w:bookmarkStart w:id="24" w:name="dos-subredes-cero-routers"/>
     <w:p>
       <w:pPr>
         <w:pStyle w:val="Heading2"/>
@@ -840,7 +876,25 @@
         <w:t xml:space="preserve">192.168.20.0</w:t>
       </w:r>
       <w:r>
-        <w:t xml:space="preserve">). PC0 manda el paquete “fuera de mi red” hacia su gateway… y</w:t>
+        <w:t xml:space="preserve">). PC0 manda el paquete</w:t>
+      </w:r>
+      <w:r>
+        <w:t xml:space="preserve"> </w:t>
+      </w:r>
+      <w:r>
+        <w:t xml:space="preserve">“</w:t>
+      </w:r>
+      <w:r>
+        <w:t xml:space="preserve">fuera de mi red</w:t>
+      </w:r>
+      <w:r>
+        <w:t xml:space="preserve">”</w:t>
+      </w:r>
+      <w:r>
+        <w:t xml:space="preserve"> </w:t>
+      </w:r>
+      <w:r>
+        <w:t xml:space="preserve">hacia su gateway… y</w:t>
       </w:r>
       <w:r>
         <w:t xml:space="preserve"> </w:t>
@@ -866,8 +920,8 @@
         </w:pict>
       </w:r>
     </w:p>
-    <w:bookmarkEnd w:id="13"/>
-    <w:bookmarkStart w:id="14" w:name="dhcp-en-el-router-cisco"/>
+    <w:bookmarkEnd w:id="24"/>
+    <w:bookmarkStart w:id="25" w:name="dhcp-en-el-router-cisco"/>
     <w:p>
       <w:pPr>
         <w:pStyle w:val="Heading2"/>
@@ -1134,8 +1188,8 @@
         </w:pict>
       </w:r>
     </w:p>
-    <w:bookmarkEnd w:id="14"/>
-    <w:bookmarkStart w:id="15" w:name="apipa-cuando-el-dhcp-no-contesta"/>
+    <w:bookmarkEnd w:id="25"/>
+    <w:bookmarkStart w:id="26" w:name="apipa-cuando-el-dhcp-no-contesta"/>
     <w:p>
       <w:pPr>
         <w:pStyle w:val="Heading2"/>
@@ -1292,7 +1346,25 @@
         <w:t xml:space="preserve">no hay router hacia otras redes</w:t>
       </w:r>
       <w:r>
-        <w:t xml:space="preserve">, así que ni siquiera probarías salida a Internet: con DHCP caído, la PC queda “sola” en la intentona de autoconfiguración. En un escenario real con router sí: hablaría con su LAN directa pero no cruzaría el gateway.</w:t>
+        <w:t xml:space="preserve">, así que ni siquiera probarías salida a Internet: con DHCP caído, la PC queda</w:t>
+      </w:r>
+      <w:r>
+        <w:t xml:space="preserve"> </w:t>
+      </w:r>
+      <w:r>
+        <w:t xml:space="preserve">“</w:t>
+      </w:r>
+      <w:r>
+        <w:t xml:space="preserve">sola</w:t>
+      </w:r>
+      <w:r>
+        <w:t xml:space="preserve">”</w:t>
+      </w:r>
+      <w:r>
+        <w:t xml:space="preserve"> </w:t>
+      </w:r>
+      <w:r>
+        <w:t xml:space="preserve">en la intentona de autoconfiguración. En un escenario real con router sí: hablaría con su LAN directa pero no cruzaría el gateway.</w:t>
       </w:r>
     </w:p>
     <w:p>
@@ -1302,8 +1374,8 @@
         </w:pict>
       </w:r>
     </w:p>
-    <w:bookmarkEnd w:id="15"/>
-    <w:bookmarkStart w:id="16" w:name="wireshark-el-baile-dora"/>
+    <w:bookmarkEnd w:id="26"/>
+    <w:bookmarkStart w:id="27" w:name="wireshark-el-baile-dora"/>
     <w:p>
       <w:pPr>
         <w:pStyle w:val="Heading2"/>
@@ -1433,6 +1505,7 @@
       <w:tblPr>
         <w:tblStyle w:val="Table"/>
         <w:tblW w:type="pct" w:w="5000"/>
+        <w:jc w:val="left"/>
         <w:tblLayout w:type="fixed"/>
         <w:tblLook w:firstRow="1" w:lastRow="0" w:firstColumn="0" w:lastColumn="0" w:noHBand="0" w:noVBand="0" w:val="0020"/>
       </w:tblPr>
@@ -1451,6 +1524,7 @@
           <w:p>
             <w:pPr>
               <w:pStyle w:val="Compact"/>
+              <w:jc w:val="left"/>
             </w:pPr>
             <w:r>
               <w:t xml:space="preserve">#</w:t>
@@ -1462,6 +1536,7 @@
           <w:p>
             <w:pPr>
               <w:pStyle w:val="Compact"/>
+              <w:jc w:val="left"/>
             </w:pPr>
             <w:r>
               <w:t xml:space="preserve">Mensaje</w:t>
@@ -1473,6 +1548,7 @@
           <w:p>
             <w:pPr>
               <w:pStyle w:val="Compact"/>
+              <w:jc w:val="left"/>
             </w:pPr>
             <w:r>
               <w:t xml:space="preserve">Direcciones</w:t>
@@ -1484,6 +1560,7 @@
           <w:p>
             <w:pPr>
               <w:pStyle w:val="Compact"/>
+              <w:jc w:val="left"/>
             </w:pPr>
             <w:r>
               <w:t xml:space="preserve">En una frase</w:t>
@@ -1497,6 +1574,7 @@
           <w:p>
             <w:pPr>
               <w:pStyle w:val="Compact"/>
+              <w:jc w:val="left"/>
             </w:pPr>
             <w:r>
               <w:t xml:space="preserve">1</w:t>
@@ -1508,6 +1586,7 @@
           <w:p>
             <w:pPr>
               <w:pStyle w:val="Compact"/>
+              <w:jc w:val="left"/>
             </w:pPr>
             <w:r>
               <w:rPr>
@@ -1523,6 +1602,7 @@
           <w:p>
             <w:pPr>
               <w:pStyle w:val="Compact"/>
+              <w:jc w:val="left"/>
             </w:pPr>
             <w:r>
               <w:t xml:space="preserve">origen 0.0.0.0 → 255.255.255.255</w:t>
@@ -1534,9 +1614,16 @@
           <w:p>
             <w:pPr>
               <w:pStyle w:val="Compact"/>
+              <w:jc w:val="left"/>
             </w:pPr>
             <w:r>
-              <w:t xml:space="preserve">“¿Alguien reparte IPs?”</w:t>
+              <w:t xml:space="preserve">“</w:t>
+            </w:r>
+            <w:r>
+              <w:t xml:space="preserve">¿Alguien reparte IPs?</w:t>
+            </w:r>
+            <w:r>
+              <w:t xml:space="preserve">”</w:t>
             </w:r>
           </w:p>
         </w:tc>
@@ -1547,6 +1634,7 @@
           <w:p>
             <w:pPr>
               <w:pStyle w:val="Compact"/>
+              <w:jc w:val="left"/>
             </w:pPr>
             <w:r>
               <w:t xml:space="preserve">2</w:t>
@@ -1558,6 +1646,7 @@
           <w:p>
             <w:pPr>
               <w:pStyle w:val="Compact"/>
+              <w:jc w:val="left"/>
             </w:pPr>
             <w:r>
               <w:rPr>
@@ -1573,6 +1662,7 @@
           <w:p>
             <w:pPr>
               <w:pStyle w:val="Compact"/>
+              <w:jc w:val="left"/>
             </w:pPr>
             <w:r>
               <w:t xml:space="preserve">servidor → cliente</w:t>
@@ -1584,9 +1674,16 @@
           <w:p>
             <w:pPr>
               <w:pStyle w:val="Compact"/>
+              <w:jc w:val="left"/>
             </w:pPr>
             <w:r>
-              <w:t xml:space="preserve">“Toma 192.168.10.6”</w:t>
+              <w:t xml:space="preserve">“</w:t>
+            </w:r>
+            <w:r>
+              <w:t xml:space="preserve">Toma 192.168.10.6</w:t>
+            </w:r>
+            <w:r>
+              <w:t xml:space="preserve">”</w:t>
             </w:r>
           </w:p>
         </w:tc>
@@ -1597,6 +1694,7 @@
           <w:p>
             <w:pPr>
               <w:pStyle w:val="Compact"/>
+              <w:jc w:val="left"/>
             </w:pPr>
             <w:r>
               <w:t xml:space="preserve">3</w:t>
@@ -1608,6 +1706,7 @@
           <w:p>
             <w:pPr>
               <w:pStyle w:val="Compact"/>
+              <w:jc w:val="left"/>
             </w:pPr>
             <w:r>
               <w:rPr>
@@ -1623,6 +1722,7 @@
           <w:p>
             <w:pPr>
               <w:pStyle w:val="Compact"/>
+              <w:jc w:val="left"/>
             </w:pPr>
             <w:r>
               <w:t xml:space="preserve">cliente → servidor</w:t>
@@ -1634,9 +1734,16 @@
           <w:p>
             <w:pPr>
               <w:pStyle w:val="Compact"/>
+              <w:jc w:val="left"/>
             </w:pPr>
             <w:r>
-              <w:t xml:space="preserve">“Acepto esa”</w:t>
+              <w:t xml:space="preserve">“</w:t>
+            </w:r>
+            <w:r>
+              <w:t xml:space="preserve">Acepto esa</w:t>
+            </w:r>
+            <w:r>
+              <w:t xml:space="preserve">”</w:t>
             </w:r>
           </w:p>
         </w:tc>
@@ -1647,6 +1754,7 @@
           <w:p>
             <w:pPr>
               <w:pStyle w:val="Compact"/>
+              <w:jc w:val="left"/>
             </w:pPr>
             <w:r>
               <w:t xml:space="preserve">4</w:t>
@@ -1658,6 +1766,7 @@
           <w:p>
             <w:pPr>
               <w:pStyle w:val="Compact"/>
+              <w:jc w:val="left"/>
             </w:pPr>
             <w:r>
               <w:rPr>
@@ -1673,6 +1782,7 @@
           <w:p>
             <w:pPr>
               <w:pStyle w:val="Compact"/>
+              <w:jc w:val="left"/>
             </w:pPr>
             <w:r>
               <w:t xml:space="preserve">servidor → cliente</w:t>
@@ -1684,9 +1794,16 @@
           <w:p>
             <w:pPr>
               <w:pStyle w:val="Compact"/>
+              <w:jc w:val="left"/>
             </w:pPr>
             <w:r>
-              <w:t xml:space="preserve">“Confirmada”</w:t>
+              <w:t xml:space="preserve">“</w:t>
+            </w:r>
+            <w:r>
+              <w:t xml:space="preserve">Confirmada</w:t>
+            </w:r>
+            <w:r>
+              <w:t xml:space="preserve">”</w:t>
             </w:r>
           </w:p>
         </w:tc>
@@ -1707,8 +1824,8 @@
         </w:pict>
       </w:r>
     </w:p>
-    <w:bookmarkEnd w:id="16"/>
-    <w:bookmarkStart w:id="17" w:name="wireshark-arp-bajo-el-ping"/>
+    <w:bookmarkEnd w:id="27"/>
+    <w:bookmarkStart w:id="28" w:name="wireshark-arp-bajo-el-ping"/>
     <w:p>
       <w:pPr>
         <w:pStyle w:val="Heading2"/>
@@ -1965,8 +2082,8 @@
         </w:pict>
       </w:r>
     </w:p>
-    <w:bookmarkEnd w:id="17"/>
-    <w:bookmarkStart w:id="18" w:name="ipv6-en-pt-estático-o-slaac"/>
+    <w:bookmarkEnd w:id="28"/>
+    <w:bookmarkStart w:id="29" w:name="ipv6-en-pt-estático-o-slaac"/>
     <w:p>
       <w:pPr>
         <w:pStyle w:val="Heading2"/>
@@ -2353,8 +2470,8 @@
         </w:pict>
       </w:r>
     </w:p>
-    <w:bookmarkEnd w:id="18"/>
-    <w:bookmarkStart w:id="20" w:name="criterios-de-esta-práctica"/>
+    <w:bookmarkEnd w:id="29"/>
+    <w:bookmarkStart w:id="31" w:name="criterios-de-esta-práctica"/>
     <w:p>
       <w:pPr>
         <w:pStyle w:val="Heading2"/>
@@ -2367,6 +2484,7 @@
       <w:tblPr>
         <w:tblStyle w:val="Table"/>
         <w:tblW w:type="auto" w:w="0"/>
+        <w:jc w:val="left"/>
         <w:tblLook w:firstRow="1" w:lastRow="0" w:firstColumn="0" w:lastColumn="0" w:noHBand="0" w:noVBand="0" w:val="0020"/>
       </w:tblPr>
       <w:tblGrid>
@@ -2383,6 +2501,7 @@
           <w:p>
             <w:pPr>
               <w:pStyle w:val="Compact"/>
+              <w:jc w:val="left"/>
             </w:pPr>
             <w:r>
               <w:t xml:space="preserve">Ejercicio</w:t>
@@ -2394,6 +2513,7 @@
           <w:p>
             <w:pPr>
               <w:pStyle w:val="Compact"/>
+              <w:jc w:val="left"/>
             </w:pPr>
             <w:r>
               <w:t xml:space="preserve">Concepto</w:t>
@@ -2405,6 +2525,7 @@
           <w:p>
             <w:pPr>
               <w:pStyle w:val="Compact"/>
+              <w:jc w:val="left"/>
             </w:pPr>
             <w:r>
               <w:t xml:space="preserve">Punto</w:t>
@@ -2418,6 +2539,7 @@
           <w:p>
             <w:pPr>
               <w:pStyle w:val="Compact"/>
+              <w:jc w:val="left"/>
             </w:pPr>
             <w:r>
               <w:t xml:space="preserve">1</w:t>
@@ -2429,6 +2551,7 @@
           <w:p>
             <w:pPr>
               <w:pStyle w:val="Compact"/>
+              <w:jc w:val="left"/>
             </w:pPr>
             <w:r>
               <w:t xml:space="preserve">IP estática y misma subred</w:t>
@@ -2440,6 +2563,7 @@
           <w:p>
             <w:pPr>
               <w:pStyle w:val="Compact"/>
+              <w:jc w:val="left"/>
             </w:pPr>
             <w:r>
               <w:t xml:space="preserve">1–2</w:t>
@@ -2453,6 +2577,7 @@
           <w:p>
             <w:pPr>
               <w:pStyle w:val="Compact"/>
+              <w:jc w:val="left"/>
             </w:pPr>
             <w:r>
               <w:t xml:space="preserve">2–3</w:t>
@@ -2464,6 +2589,7 @@
           <w:p>
             <w:pPr>
               <w:pStyle w:val="Compact"/>
+              <w:jc w:val="left"/>
             </w:pPr>
             <w:r>
               <w:t xml:space="preserve">AND, máscaras, límites de subred</w:t>
@@ -2475,6 +2601,7 @@
           <w:p>
             <w:pPr>
               <w:pStyle w:val="Compact"/>
+              <w:jc w:val="left"/>
             </w:pPr>
             <w:r>
               <w:t xml:space="preserve">2, 5–6</w:t>
@@ -2488,6 +2615,7 @@
           <w:p>
             <w:pPr>
               <w:pStyle w:val="Compact"/>
+              <w:jc w:val="left"/>
             </w:pPr>
             <w:r>
               <w:t xml:space="preserve">4–5</w:t>
@@ -2499,6 +2627,7 @@
           <w:p>
             <w:pPr>
               <w:pStyle w:val="Compact"/>
+              <w:jc w:val="left"/>
             </w:pPr>
             <w:r>
               <w:t xml:space="preserve">DHCP pool, excluded, APIPA</w:t>
@@ -2510,6 +2639,7 @@
           <w:p>
             <w:pPr>
               <w:pStyle w:val="Compact"/>
+              <w:jc w:val="left"/>
             </w:pPr>
             <w:r>
               <w:t xml:space="preserve">8</w:t>
@@ -2523,6 +2653,7 @@
           <w:p>
             <w:pPr>
               <w:pStyle w:val="Compact"/>
+              <w:jc w:val="left"/>
             </w:pPr>
             <w:r>
               <w:t xml:space="preserve">6</w:t>
@@ -2534,6 +2665,7 @@
           <w:p>
             <w:pPr>
               <w:pStyle w:val="Compact"/>
+              <w:jc w:val="left"/>
             </w:pPr>
             <w:r>
               <w:t xml:space="preserve">DORA paso a paso</w:t>
@@ -2545,6 +2677,7 @@
           <w:p>
             <w:pPr>
               <w:pStyle w:val="Compact"/>
+              <w:jc w:val="left"/>
             </w:pPr>
             <w:r>
               <w:t xml:space="preserve">8</w:t>
@@ -2558,6 +2691,7 @@
           <w:p>
             <w:pPr>
               <w:pStyle w:val="Compact"/>
+              <w:jc w:val="left"/>
             </w:pPr>
             <w:r>
               <w:t xml:space="preserve">7</w:t>
@@ -2569,6 +2703,7 @@
           <w:p>
             <w:pPr>
               <w:pStyle w:val="Compact"/>
+              <w:jc w:val="left"/>
             </w:pPr>
             <w:r>
               <w:t xml:space="preserve">ARP (puente con la trama)</w:t>
@@ -2580,6 +2715,7 @@
           <w:p>
             <w:pPr>
               <w:pStyle w:val="Compact"/>
+              <w:jc w:val="left"/>
             </w:pPr>
             <w:r>
               <w:t xml:space="preserve">1</w:t>
@@ -2593,6 +2729,7 @@
           <w:p>
             <w:pPr>
               <w:pStyle w:val="Compact"/>
+              <w:jc w:val="left"/>
             </w:pPr>
             <w:r>
               <w:t xml:space="preserve">8</w:t>
@@ -2604,6 +2741,7 @@
           <w:p>
             <w:pPr>
               <w:pStyle w:val="Compact"/>
+              <w:jc w:val="left"/>
             </w:pPr>
             <w:r>
               <w:t xml:space="preserve">IPv6 estático / SLAAC</w:t>
@@ -2615,6 +2753,7 @@
           <w:p>
             <w:pPr>
               <w:pStyle w:val="Compact"/>
+              <w:jc w:val="left"/>
             </w:pPr>
             <w:r>
               <w:t xml:space="preserve">12, 16</w:t>
@@ -2640,7 +2779,7 @@
       <w:r>
         <w:t xml:space="preserve"> </w:t>
       </w:r>
-      <w:hyperlink r:id="rId19">
+      <w:hyperlink r:id="rId30">
         <w:r>
           <w:rPr>
             <w:rStyle w:val="Hyperlink"/>
@@ -2667,7 +2806,7 @@
       <w:r>
         <w:t xml:space="preserve"> </w:t>
       </w:r>
-      <w:hyperlink r:id="rId10">
+      <w:hyperlink r:id="rId21">
         <w:r>
           <w:rPr>
             <w:rStyle w:val="Hyperlink"/>
@@ -2676,13 +2815,9 @@
         </w:r>
       </w:hyperlink>
     </w:p>
-    <w:bookmarkEnd w:id="20"/>
-    <w:bookmarkEnd w:id="21"/>
-    <w:sectPr>
-      <w:footnotePr>
-        <w:numRestart w:val="eachSect"/>
-      </w:footnotePr>
-    </w:sectPr>
+    <w:bookmarkEnd w:id="31"/>
+    <w:bookmarkEnd w:id="32"/>
+    <w:sectPr/>
   </w:body>
 </w:document>
 </file>
@@ -2720,7 +2855,7 @@
       <w:lvlText w:val=" "/>
       <w:lvlJc w:val="left"/>
       <w:pPr>
-        <w:ind w:left="720" w:hanging="360"/>
+        <w:ind w:left="720" w:hanging="480"/>
       </w:pPr>
     </w:lvl>
     <w:lvl w:ilvl="1">
@@ -2728,7 +2863,7 @@
       <w:lvlText w:val=" "/>
       <w:lvlJc w:val="left"/>
       <w:pPr>
-        <w:ind w:left="1440" w:hanging="360"/>
+        <w:ind w:left="1440" w:hanging="480"/>
       </w:pPr>
     </w:lvl>
     <w:lvl w:ilvl="2">
@@ -2736,7 +2871,7 @@
       <w:lvlText w:val=" "/>
       <w:lvlJc w:val="left"/>
       <w:pPr>
-        <w:ind w:left="2160" w:hanging="360"/>
+        <w:ind w:left="2160" w:hanging="480"/>
       </w:pPr>
     </w:lvl>
     <w:lvl w:ilvl="3">
@@ -2744,7 +2879,7 @@
       <w:lvlText w:val=" "/>
       <w:lvlJc w:val="left"/>
       <w:pPr>
-        <w:ind w:left="2880" w:hanging="360"/>
+        <w:ind w:left="2880" w:hanging="480"/>
       </w:pPr>
     </w:lvl>
     <w:lvl w:ilvl="4">
@@ -2752,7 +2887,7 @@
       <w:lvlText w:val=" "/>
       <w:lvlJc w:val="left"/>
       <w:pPr>
-        <w:ind w:left="3600" w:hanging="360"/>
+        <w:ind w:left="3600" w:hanging="480"/>
       </w:pPr>
     </w:lvl>
     <w:lvl w:ilvl="5">
@@ -2760,7 +2895,7 @@
       <w:lvlText w:val=" "/>
       <w:lvlJc w:val="left"/>
       <w:pPr>
-        <w:ind w:left="4320" w:hanging="360"/>
+        <w:ind w:left="4320" w:hanging="480"/>
       </w:pPr>
     </w:lvl>
     <w:lvl w:ilvl="6">
@@ -2768,7 +2903,7 @@
       <w:lvlText w:val=" "/>
       <w:lvlJc w:val="left"/>
       <w:pPr>
-        <w:ind w:left="5040" w:hanging="360"/>
+        <w:ind w:left="5040" w:hanging="480"/>
       </w:pPr>
     </w:lvl>
     <w:lvl w:ilvl="7">
@@ -2776,7 +2911,7 @@
       <w:lvlText w:val=" "/>
       <w:lvlJc w:val="left"/>
       <w:pPr>
-        <w:ind w:left="5760" w:hanging="360"/>
+        <w:ind w:left="5760" w:hanging="480"/>
       </w:pPr>
     </w:lvl>
     <w:lvl w:ilvl="8">
@@ -2784,7 +2919,7 @@
       <w:lvlText w:val=" "/>
       <w:lvlJc w:val="left"/>
       <w:pPr>
-        <w:ind w:left="6480" w:hanging="360"/>
+        <w:ind w:left="6480" w:hanging="480"/>
       </w:pPr>
     </w:lvl>
   </w:abstractNum>
@@ -2797,7 +2932,7 @@
       <w:lvlText w:val="%1."/>
       <w:lvlJc w:val="left"/>
       <w:pPr>
-        <w:ind w:left="720" w:hanging="360"/>
+        <w:ind w:left="720" w:hanging="480"/>
       </w:pPr>
     </w:lvl>
     <w:lvl w:ilvl="1">
@@ -2806,7 +2941,7 @@
       <w:lvlText w:val="%2."/>
       <w:lvlJc w:val="left"/>
       <w:pPr>
-        <w:ind w:left="1440" w:hanging="360"/>
+        <w:ind w:left="1440" w:hanging="480"/>
       </w:pPr>
     </w:lvl>
     <w:lvl w:ilvl="2">
@@ -2815,7 +2950,7 @@
       <w:lvlText w:val="%3."/>
       <w:lvlJc w:val="left"/>
       <w:pPr>
-        <w:ind w:left="2160" w:hanging="360"/>
+        <w:ind w:left="2160" w:hanging="480"/>
       </w:pPr>
     </w:lvl>
     <w:lvl w:ilvl="3">
@@ -2824,7 +2959,7 @@
       <w:lvlText w:val="%4."/>
       <w:lvlJc w:val="left"/>
       <w:pPr>
-        <w:ind w:left="2880" w:hanging="360"/>
+        <w:ind w:left="2880" w:hanging="480"/>
       </w:pPr>
     </w:lvl>
     <w:lvl w:ilvl="4">
@@ -2833,7 +2968,7 @@
       <w:lvlText w:val="%5."/>
       <w:lvlJc w:val="left"/>
       <w:pPr>
-        <w:ind w:left="3600" w:hanging="360"/>
+        <w:ind w:left="3600" w:hanging="480"/>
       </w:pPr>
     </w:lvl>
     <w:lvl w:ilvl="5">
@@ -2842,7 +2977,7 @@
       <w:lvlText w:val="%6."/>
       <w:lvlJc w:val="left"/>
       <w:pPr>
-        <w:ind w:left="4320" w:hanging="360"/>
+        <w:ind w:left="4320" w:hanging="480"/>
       </w:pPr>
     </w:lvl>
     <w:lvl w:ilvl="6">
@@ -2851,7 +2986,7 @@
       <w:lvlText w:val="%7."/>
       <w:lvlJc w:val="left"/>
       <w:pPr>
-        <w:ind w:left="5040" w:hanging="360"/>
+        <w:ind w:left="5040" w:hanging="480"/>
       </w:pPr>
     </w:lvl>
     <w:lvl w:ilvl="7">
@@ -2860,7 +2995,7 @@
       <w:lvlText w:val="%8."/>
       <w:lvlJc w:val="left"/>
       <w:pPr>
-        <w:ind w:left="5760" w:hanging="360"/>
+        <w:ind w:left="5760" w:hanging="480"/>
       </w:pPr>
     </w:lvl>
     <w:lvl w:ilvl="8">
@@ -2869,7 +3004,7 @@
       <w:lvlText w:val="%9."/>
       <w:lvlJc w:val="left"/>
       <w:pPr>
-        <w:ind w:left="6480" w:hanging="360"/>
+        <w:ind w:left="6480" w:hanging="480"/>
       </w:pPr>
     </w:lvl>
   </w:abstractNum>
@@ -2878,102 +3013,75 @@
     <w:multiLevelType w:val="multilevel"/>
     <w:lvl w:ilvl="0">
       <w:numFmt w:val="bullet"/>
-      <w:lvlText w:val=""/>
+      <w:lvlText w:val="•"/>
       <w:lvlJc w:val="left"/>
       <w:pPr>
-        <w:ind w:left="720" w:hanging="360"/>
-      </w:pPr>
-      <w:rPr>
-        <w:rFonts w:ascii="Symbol" w:hAnsi="Symbol" w:cs="Symbol" w:hint="default"/>
-      </w:rPr>
+        <w:ind w:left="720" w:hanging="480"/>
+      </w:pPr>
     </w:lvl>
     <w:lvl w:ilvl="1">
       <w:numFmt w:val="bullet"/>
-      <w:lvlText w:val="o"/>
+      <w:lvlText w:val="–"/>
       <w:lvlJc w:val="left"/>
       <w:pPr>
-        <w:ind w:left="1440" w:hanging="360"/>
-      </w:pPr>
-      <w:rPr>
-        <w:rFonts w:ascii="Courier New" w:hAnsi="Courier New" w:cs="Courier New" w:hint="default"/>
-      </w:rPr>
+        <w:ind w:left="1440" w:hanging="480"/>
+      </w:pPr>
     </w:lvl>
     <w:lvl w:ilvl="2">
       <w:numFmt w:val="bullet"/>
-      <w:lvlText w:val=""/>
+      <w:lvlText w:val="•"/>
       <w:lvlJc w:val="left"/>
       <w:pPr>
-        <w:ind w:left="2160" w:hanging="360"/>
-      </w:pPr>
-      <w:rPr>
-        <w:rFonts w:ascii="Wingdings" w:hAnsi="Wingdings" w:cs="Wingdings" w:hint="default"/>
-      </w:rPr>
+        <w:ind w:left="2160" w:hanging="480"/>
+      </w:pPr>
     </w:lvl>
     <w:lvl w:ilvl="3">
       <w:numFmt w:val="bullet"/>
-      <w:lvlText w:val=""/>
+      <w:lvlText w:val="–"/>
       <w:lvlJc w:val="left"/>
       <w:pPr>
-        <w:ind w:left="2880" w:hanging="360"/>
-      </w:pPr>
-      <w:rPr>
-        <w:rFonts w:ascii="Symbol" w:hAnsi="Symbol" w:cs="Symbol" w:hint="default"/>
-      </w:rPr>
+        <w:ind w:left="2880" w:hanging="480"/>
+      </w:pPr>
     </w:lvl>
     <w:lvl w:ilvl="4">
       <w:numFmt w:val="bullet"/>
-      <w:lvlText w:val="o"/>
+      <w:lvlText w:val="•"/>
       <w:lvlJc w:val="left"/>
       <w:pPr>
-        <w:ind w:left="3600" w:hanging="360"/>
-      </w:pPr>
-      <w:rPr>
-        <w:rFonts w:ascii="Courier New" w:hAnsi="Courier New" w:cs="Courier New" w:hint="default"/>
-      </w:rPr>
+        <w:ind w:left="3600" w:hanging="480"/>
+      </w:pPr>
     </w:lvl>
     <w:lvl w:ilvl="5">
       <w:numFmt w:val="bullet"/>
-      <w:lvlText w:val=""/>
+      <w:lvlText w:val="–"/>
       <w:lvlJc w:val="left"/>
       <w:pPr>
-        <w:ind w:left="4320" w:hanging="360"/>
-      </w:pPr>
-      <w:rPr>
-        <w:rFonts w:ascii="Wingdings" w:hAnsi="Wingdings" w:cs="Wingdings" w:hint="default"/>
-      </w:rPr>
+        <w:ind w:left="4320" w:hanging="480"/>
+      </w:pPr>
     </w:lvl>
     <w:lvl w:ilvl="6">
       <w:numFmt w:val="bullet"/>
-      <w:lvlText w:val=""/>
+      <w:lvlText w:val="•"/>
       <w:lvlJc w:val="left"/>
       <w:pPr>
-        <w:ind w:left="5040" w:hanging="360"/>
-      </w:pPr>
-      <w:rPr>
-        <w:rFonts w:ascii="Symbol" w:hAnsi="Symbol" w:cs="Symbol" w:hint="default"/>
-      </w:rPr>
+        <w:ind w:left="5040" w:hanging="480"/>
+      </w:pPr>
     </w:lvl>
     <w:lvl w:ilvl="7">
       <w:numFmt w:val="bullet"/>
-      <w:lvlText w:val="o"/>
+      <w:lvlText w:val="–"/>
       <w:lvlJc w:val="left"/>
       <w:pPr>
-        <w:ind w:left="5760" w:hanging="360"/>
-      </w:pPr>
-      <w:rPr>
-        <w:rFonts w:ascii="Courier New" w:hAnsi="Courier New" w:cs="Courier New" w:hint="default"/>
-      </w:rPr>
+        <w:ind w:left="5760" w:hanging="480"/>
+      </w:pPr>
     </w:lvl>
     <w:lvl w:ilvl="8">
       <w:numFmt w:val="bullet"/>
-      <w:lvlText w:val=""/>
+      <w:lvlText w:val="•"/>
       <w:lvlJc w:val="left"/>
       <w:pPr>
-        <w:ind w:left="6480" w:hanging="360"/>
-      </w:pPr>
-      <w:rPr>
-        <w:rFonts w:ascii="Wingdings" w:hAnsi="Wingdings" w:cs="Wingdings" w:hint="default"/>
-      </w:rPr>
+        <w:ind w:left="6480" w:hanging="480"/>
+      </w:pPr>
     </w:lvl>
   </w:abstractNum>
   <w:abstractNum w:abstractNumId="99413">
@@ -2985,7 +3093,7 @@
       <w:lvlText w:val="%1."/>
       <w:lvlJc w:val="left"/>
       <w:pPr>
-        <w:ind w:left="720" w:hanging="360"/>
+        <w:ind w:left="720" w:hanging="480"/>
       </w:pPr>
     </w:lvl>
     <w:lvl w:ilvl="1">
@@ -2994,7 +3102,7 @@
       <w:lvlText w:val="%2."/>
       <w:lvlJc w:val="left"/>
       <w:pPr>
-        <w:ind w:left="1440" w:hanging="360"/>
+        <w:ind w:left="1440" w:hanging="480"/>
       </w:pPr>
     </w:lvl>
     <w:lvl w:ilvl="2">
@@ -3003,7 +3111,7 @@
       <w:lvlText w:val="%3."/>
       <w:lvlJc w:val="left"/>
       <w:pPr>
-        <w:ind w:left="2160" w:hanging="360"/>
+        <w:ind w:left="2160" w:hanging="480"/>
       </w:pPr>
     </w:lvl>
     <w:lvl w:ilvl="3">
@@ -3012,7 +3120,7 @@
       <w:lvlText w:val="%4."/>
       <w:lvlJc w:val="left"/>
       <w:pPr>
-        <w:ind w:left="2880" w:hanging="360"/>
+        <w:ind w:left="2880" w:hanging="480"/>
       </w:pPr>
     </w:lvl>
     <w:lvl w:ilvl="4">
@@ -3021,7 +3129,7 @@
       <w:lvlText w:val="%5."/>
       <w:lvlJc w:val="left"/>
       <w:pPr>
-        <w:ind w:left="3600" w:hanging="360"/>
+        <w:ind w:left="3600" w:hanging="480"/>
       </w:pPr>
     </w:lvl>
     <w:lvl w:ilvl="5">
@@ -3030,7 +3138,7 @@
       <w:lvlText w:val="%6."/>
       <w:lvlJc w:val="left"/>
       <w:pPr>
-        <w:ind w:left="4320" w:hanging="360"/>
+        <w:ind w:left="4320" w:hanging="480"/>
       </w:pPr>
     </w:lvl>
     <w:lvl w:ilvl="6">
@@ -3039,7 +3147,7 @@
       <w:lvlText w:val="%7."/>
       <w:lvlJc w:val="left"/>
       <w:pPr>
-        <w:ind w:left="5040" w:hanging="360"/>
+        <w:ind w:left="5040" w:hanging="480"/>
       </w:pPr>
     </w:lvl>
     <w:lvl w:ilvl="7">
@@ -3048,7 +3156,7 @@
       <w:lvlText w:val="%8."/>
       <w:lvlJc w:val="left"/>
       <w:pPr>
-        <w:ind w:left="5760" w:hanging="360"/>
+        <w:ind w:left="5760" w:hanging="480"/>
       </w:pPr>
     </w:lvl>
     <w:lvl w:ilvl="8">
@@ -3057,7 +3165,7 @@
       <w:lvlText w:val="%9."/>
       <w:lvlJc w:val="left"/>
       <w:pPr>
-        <w:ind w:left="6480" w:hanging="360"/>
+        <w:ind w:left="6480" w:hanging="480"/>
       </w:pPr>
     </w:lvl>
   </w:abstractNum>
@@ -3070,7 +3178,7 @@
       <w:lvlText w:val="%1."/>
       <w:lvlJc w:val="left"/>
       <w:pPr>
-        <w:ind w:left="720" w:hanging="360"/>
+        <w:ind w:left="720" w:hanging="480"/>
       </w:pPr>
     </w:lvl>
     <w:lvl w:ilvl="1">
@@ -3079,7 +3187,7 @@
       <w:lvlText w:val="%2."/>
       <w:lvlJc w:val="left"/>
       <w:pPr>
-        <w:ind w:left="1440" w:hanging="360"/>
+        <w:ind w:left="1440" w:hanging="480"/>
       </w:pPr>
     </w:lvl>
     <w:lvl w:ilvl="2">
@@ -3088,7 +3196,7 @@
       <w:lvlText w:val="%3."/>
       <w:lvlJc w:val="left"/>
       <w:pPr>
-        <w:ind w:left="2160" w:hanging="360"/>
+        <w:ind w:left="2160" w:hanging="480"/>
       </w:pPr>
     </w:lvl>
     <w:lvl w:ilvl="3">
@@ -3097,7 +3205,7 @@
       <w:lvlText w:val="%4."/>
       <w:lvlJc w:val="left"/>
       <w:pPr>
-        <w:ind w:left="2880" w:hanging="360"/>
+        <w:ind w:left="2880" w:hanging="480"/>
       </w:pPr>
     </w:lvl>
     <w:lvl w:ilvl="4">
@@ -3106,7 +3214,7 @@
       <w:lvlText w:val="%5."/>
       <w:lvlJc w:val="left"/>
       <w:pPr>
-        <w:ind w:left="3600" w:hanging="360"/>
+        <w:ind w:left="3600" w:hanging="480"/>
       </w:pPr>
     </w:lvl>
     <w:lvl w:ilvl="5">
@@ -3115,7 +3223,7 @@
       <w:lvlText w:val="%6."/>
       <w:lvlJc w:val="left"/>
       <w:pPr>
-        <w:ind w:left="4320" w:hanging="360"/>
+        <w:ind w:left="4320" w:hanging="480"/>
       </w:pPr>
     </w:lvl>
     <w:lvl w:ilvl="6">
@@ -3124,7 +3232,7 @@
       <w:lvlText w:val="%7."/>
       <w:lvlJc w:val="left"/>
       <w:pPr>
-        <w:ind w:left="5040" w:hanging="360"/>
+        <w:ind w:left="5040" w:hanging="480"/>
       </w:pPr>
     </w:lvl>
     <w:lvl w:ilvl="7">
@@ -3133,7 +3241,7 @@
       <w:lvlText w:val="%8."/>
       <w:lvlJc w:val="left"/>
       <w:pPr>
-        <w:ind w:left="5760" w:hanging="360"/>
+        <w:ind w:left="5760" w:hanging="480"/>
       </w:pPr>
     </w:lvl>
     <w:lvl w:ilvl="8">
@@ -3142,7 +3250,7 @@
       <w:lvlText w:val="%9."/>
       <w:lvlJc w:val="left"/>
       <w:pPr>
-        <w:ind w:left="6480" w:hanging="360"/>
+        <w:ind w:left="6480" w:hanging="480"/>
       </w:pPr>
     </w:lvl>
   </w:abstractNum>
@@ -3523,10 +3631,10 @@
   <w:docDefaults>
     <w:rPrDefault>
       <w:rPr>
-        <w:rFonts w:asciiTheme="minorHAnsi" w:cstheme="minorBidi" w:eastAsiaTheme="minorEastAsia" w:hAnsiTheme="minorHAnsi"/>
+        <w:rFonts w:asciiTheme="minorHAnsi" w:cstheme="minorBidi" w:eastAsiaTheme="minorHAnsi" w:hAnsiTheme="minorHAnsi"/>
         <w:sz w:val="24"/>
         <w:szCs w:val="24"/>
-        <w:lang w:bidi="ar-SA" w:eastAsia="zh-CN" w:val="es-ES"/>
+        <w:lang w:bidi="ar-SA" w:eastAsia="en-US" w:val="es-ES"/>
       </w:rPr>
     </w:rPrDefault>
     <w:pPrDefault>
@@ -3567,94 +3675,57 @@
     <w:name w:val="Title"/>
     <w:basedOn w:val="Normal"/>
     <w:next w:val="BodyText"/>
-    <w:link w:val="TitleChar"/>
-    <w:uiPriority w:val="10"/>
     <w:qFormat/>
-    <w:rsid w:val="00A10FD9"/>
     <w:pPr>
-      <w:spacing w:after="80" w:line="240" w:lineRule="auto"/>
-      <w:contextualSpacing/>
+      <w:keepNext/>
+      <w:keepLines/>
+      <w:spacing w:after="240" w:before="480"/>
       <w:jc w:val="center"/>
     </w:pPr>
     <w:rPr>
       <w:rFonts w:asciiTheme="majorHAnsi" w:cstheme="majorBidi" w:eastAsiaTheme="majorEastAsia" w:hAnsiTheme="majorHAnsi"/>
-      <w:sz w:val="56"/>
-      <w:szCs w:val="56"/>
-    </w:rPr>
-  </w:style>
-  <w:style w:customStyle="1" w:styleId="TitleChar" w:type="character">
-    <w:name w:val="Title Char"/>
-    <w:basedOn w:val="DefaultParagraphFont"/>
-    <w:link w:val="Title"/>
-    <w:uiPriority w:val="10"/>
-    <w:rsid w:val="00A10FD9"/>
-    <w:rPr>
-      <w:rFonts w:asciiTheme="majorHAnsi" w:cstheme="majorBidi" w:eastAsiaTheme="majorEastAsia" w:hAnsiTheme="majorHAnsi"/>
-      <w:sz w:val="56"/>
-      <w:szCs w:val="56"/>
+      <w:b/>
+      <w:bCs/>
+      <w:color w:themeColor="accent1" w:themeShade="B5" w:val="345A8A"/>
+      <w:sz w:val="36"/>
+      <w:szCs w:val="36"/>
     </w:rPr>
   </w:style>
   <w:style w:styleId="Subtitle" w:type="paragraph">
     <w:name w:val="Subtitle"/>
-    <w:basedOn w:val="Title"/>
-    <w:next w:val="BodyText"/>
-    <w:link w:val="SubtitleChar"/>
-    <w:uiPriority w:val="11"/>
-    <w:qFormat/>
-    <w:rsid w:val="00A10FD9"/>
-    <w:pPr>
-      <w:numPr>
-        <w:ilvl w:val="1"/>
-      </w:numPr>
-    </w:pPr>
-    <w:rPr>
-      <w:rFonts w:cstheme="majorBidi" w:eastAsiaTheme="majorEastAsia"/>
-      <w:spacing w:val="15"/>
-      <w:sz w:val="28"/>
-      <w:szCs w:val="28"/>
-    </w:rPr>
-  </w:style>
-  <w:style w:customStyle="1" w:styleId="SubtitleChar" w:type="character">
-    <w:name w:val="Subtitle Char"/>
-    <w:basedOn w:val="DefaultParagraphFont"/>
-    <w:link w:val="Subtitle"/>
-    <w:uiPriority w:val="11"/>
-    <w:rsid w:val="00A10FD9"/>
-    <w:rPr>
-      <w:rFonts w:cstheme="majorBidi" w:eastAsiaTheme="majorEastAsia"/>
-      <w:color w:themeColor="text1" w:themeTint="A6" w:val="595959"/>
-      <w:spacing w:val="15"/>
-      <w:sz w:val="28"/>
-      <w:szCs w:val="28"/>
-    </w:rPr>
-  </w:style>
-  <w:style w:customStyle="1" w:styleId="Author" w:type="paragraph">
-    <w:name w:val="Author"/>
     <w:basedOn w:val="Title"/>
     <w:next w:val="BodyText"/>
     <w:qFormat/>
     <w:pPr>
       <w:keepNext/>
       <w:keepLines/>
+      <w:spacing w:after="240" w:before="240"/>
+      <w:jc w:val="center"/>
     </w:pPr>
     <w:rPr>
-      <w:sz w:val="24"/>
-      <w:szCs w:val="24"/>
+      <w:sz w:val="30"/>
+      <w:szCs w:val="30"/>
     </w:rPr>
   </w:style>
-  <w:style w:styleId="Date" w:type="paragraph">
-    <w:name w:val="Date"/>
-    <w:basedOn w:val="Title"/>
+  <w:style w:customStyle="1" w:styleId="Author" w:type="paragraph">
+    <w:name w:val="Author"/>
     <w:next w:val="BodyText"/>
     <w:qFormat/>
     <w:pPr>
       <w:keepNext/>
       <w:keepLines/>
+      <w:jc w:val="center"/>
     </w:pPr>
-    <w:rPr>
-      <w:sz w:val="24"/>
-      <w:szCs w:val="24"/>
-    </w:rPr>
+  </w:style>
+  <w:style w:styleId="Date" w:type="paragraph">
+    <w:name w:val="Date"/>
+    <w:next w:val="BodyText"/>
+    <w:qFormat/>
+    <w:pPr>
+      <w:keepNext/>
+      <w:keepLines/>
+      <w:jc w:val="center"/>
+    </w:pPr>
   </w:style>
   <w:style w:customStyle="1" w:styleId="AbstractTitle" w:type="paragraph">
     <w:name w:val="Abstract Title"/>
@@ -3669,6 +3740,7 @@
     </w:pPr>
     <w:rPr>
       <w:b/>
+      <w:color w:val="345A8A"/>
       <w:sz w:val="20"/>
       <w:szCs w:val="20"/>
     </w:rPr>
@@ -3697,321 +3769,191 @@
     <w:rPr/>
   </w:style>
   <w:style w:styleId="Heading1" w:type="paragraph">
-    <w:name w:val="heading 1"/>
+    <w:name w:val="Heading 1"/>
     <w:basedOn w:val="Normal"/>
     <w:next w:val="BodyText"/>
-    <w:link w:val="Heading1Char"/>
     <w:uiPriority w:val="9"/>
     <w:qFormat/>
-    <w:rsid w:val="00A10FD9"/>
     <w:pPr>
       <w:keepNext/>
       <w:keepLines/>
-      <w:spacing w:after="80" w:before="360"/>
+      <w:spacing w:after="0" w:before="480"/>
       <w:outlineLvl w:val="0"/>
     </w:pPr>
     <w:rPr>
       <w:rFonts w:asciiTheme="majorHAnsi" w:cstheme="majorBidi" w:eastAsiaTheme="majorEastAsia" w:hAnsiTheme="majorHAnsi"/>
-      <w:color w:themeColor="accent1" w:themeShade="BF" w:val="0F4761"/>
-      <w:sz w:val="40"/>
-      <w:szCs w:val="40"/>
+      <w:b/>
+      <w:bCs/>
+      <w:color w:themeColor="accent1" w:val="4F81BD"/>
+      <w:sz w:val="32"/>
+      <w:szCs w:val="32"/>
     </w:rPr>
   </w:style>
   <w:style w:styleId="Heading2" w:type="paragraph">
-    <w:name w:val="heading 2"/>
+    <w:name w:val="Heading 2"/>
     <w:basedOn w:val="Normal"/>
     <w:next w:val="BodyText"/>
-    <w:link w:val="Heading2Char"/>
     <w:uiPriority w:val="9"/>
-    <w:semiHidden/>
     <w:unhideWhenUsed/>
     <w:qFormat/>
-    <w:rsid w:val="00A10FD9"/>
     <w:pPr>
       <w:keepNext/>
       <w:keepLines/>
-      <w:spacing w:after="80" w:before="160"/>
+      <w:spacing w:after="0" w:before="200"/>
       <w:outlineLvl w:val="1"/>
     </w:pPr>
     <w:rPr>
       <w:rFonts w:asciiTheme="majorHAnsi" w:cstheme="majorBidi" w:eastAsiaTheme="majorEastAsia" w:hAnsiTheme="majorHAnsi"/>
-      <w:color w:themeColor="accent1" w:themeShade="BF" w:val="0F4761"/>
-      <w:sz w:val="32"/>
-      <w:szCs w:val="32"/>
+      <w:b/>
+      <w:bCs/>
+      <w:color w:themeColor="accent1" w:val="4F81BD"/>
+      <w:sz w:val="28"/>
+      <w:szCs w:val="28"/>
     </w:rPr>
   </w:style>
   <w:style w:styleId="Heading3" w:type="paragraph">
-    <w:name w:val="heading 3"/>
+    <w:name w:val="Heading 3"/>
     <w:basedOn w:val="Normal"/>
     <w:next w:val="BodyText"/>
-    <w:link w:val="Heading3Char"/>
     <w:uiPriority w:val="9"/>
-    <w:semiHidden/>
     <w:unhideWhenUsed/>
     <w:qFormat/>
-    <w:rsid w:val="00A10FD9"/>
     <w:pPr>
       <w:keepNext/>
       <w:keepLines/>
-      <w:spacing w:after="80" w:before="160"/>
+      <w:spacing w:after="0" w:before="200"/>
       <w:outlineLvl w:val="2"/>
     </w:pPr>
     <w:rPr>
-      <w:rFonts w:cstheme="majorBidi" w:eastAsiaTheme="majorEastAsia"/>
-      <w:color w:themeColor="accent1" w:themeShade="BF" w:val="0F4761"/>
-      <w:sz w:val="28"/>
-      <w:szCs w:val="28"/>
+      <w:rFonts w:asciiTheme="majorHAnsi" w:cstheme="majorBidi" w:eastAsiaTheme="majorEastAsia" w:hAnsiTheme="majorHAnsi"/>
+      <w:b/>
+      <w:bCs/>
+      <w:color w:themeColor="accent1" w:val="4F81BD"/>
+      <w:sz w:val="24"/>
+      <w:szCs w:val="24"/>
     </w:rPr>
   </w:style>
   <w:style w:styleId="Heading4" w:type="paragraph">
-    <w:name w:val="heading 4"/>
+    <w:name w:val="Heading 4"/>
     <w:basedOn w:val="Normal"/>
     <w:next w:val="BodyText"/>
-    <w:link w:val="Heading4Char"/>
     <w:uiPriority w:val="9"/>
-    <w:semiHidden/>
     <w:unhideWhenUsed/>
     <w:qFormat/>
-    <w:rsid w:val="00A10FD9"/>
     <w:pPr>
       <w:keepNext/>
       <w:keepLines/>
-      <w:spacing w:after="40" w:before="80"/>
+      <w:spacing w:after="0" w:before="200"/>
       <w:outlineLvl w:val="3"/>
     </w:pPr>
     <w:rPr>
-      <w:rFonts w:cstheme="majorBidi" w:eastAsiaTheme="majorEastAsia"/>
+      <w:rFonts w:asciiTheme="majorHAnsi" w:cstheme="majorBidi" w:eastAsiaTheme="majorEastAsia" w:hAnsiTheme="majorHAnsi"/>
+      <w:bCs/>
       <w:i/>
-      <w:iCs/>
-      <w:color w:themeColor="accent1" w:themeShade="BF" w:val="0F4761"/>
+      <w:color w:themeColor="accent1" w:val="4F81BD"/>
+      <w:sz w:val="24"/>
+      <w:szCs w:val="24"/>
     </w:rPr>
   </w:style>
   <w:style w:styleId="Heading5" w:type="paragraph">
-    <w:name w:val="heading 5"/>
+    <w:name w:val="Heading 5"/>
     <w:basedOn w:val="Normal"/>
     <w:next w:val="BodyText"/>
-    <w:link w:val="Heading5Char"/>
     <w:uiPriority w:val="9"/>
-    <w:semiHidden/>
     <w:unhideWhenUsed/>
     <w:qFormat/>
-    <w:rsid w:val="00A10FD9"/>
     <w:pPr>
       <w:keepNext/>
       <w:keepLines/>
-      <w:spacing w:after="40" w:before="80"/>
+      <w:spacing w:after="0" w:before="200"/>
       <w:outlineLvl w:val="4"/>
     </w:pPr>
     <w:rPr>
-      <w:rFonts w:cstheme="majorBidi" w:eastAsiaTheme="majorEastAsia"/>
-      <w:color w:themeColor="accent1" w:themeShade="BF" w:val="0F4761"/>
+      <w:rFonts w:asciiTheme="majorHAnsi" w:cstheme="majorBidi" w:eastAsiaTheme="majorEastAsia" w:hAnsiTheme="majorHAnsi"/>
+      <w:iCs/>
+      <w:color w:themeColor="accent1" w:val="4F81BD"/>
+      <w:sz w:val="24"/>
+      <w:szCs w:val="24"/>
     </w:rPr>
   </w:style>
   <w:style w:styleId="Heading6" w:type="paragraph">
-    <w:name w:val="heading 6"/>
+    <w:name w:val="Heading 6"/>
     <w:basedOn w:val="Normal"/>
     <w:next w:val="BodyText"/>
-    <w:link w:val="Heading6Char"/>
     <w:uiPriority w:val="9"/>
-    <w:semiHidden/>
     <w:unhideWhenUsed/>
     <w:qFormat/>
-    <w:rsid w:val="00A10FD9"/>
     <w:pPr>
       <w:keepNext/>
       <w:keepLines/>
-      <w:spacing w:after="0" w:before="40"/>
+      <w:spacing w:after="0" w:before="200"/>
       <w:outlineLvl w:val="5"/>
     </w:pPr>
     <w:rPr>
-      <w:rFonts w:cstheme="majorBidi" w:eastAsiaTheme="majorEastAsia"/>
-      <w:i/>
-      <w:iCs/>
-      <w:color w:themeColor="text1" w:themeTint="A6" w:val="595959"/>
+      <w:rFonts w:asciiTheme="majorHAnsi" w:cstheme="majorBidi" w:eastAsiaTheme="majorEastAsia" w:hAnsiTheme="majorHAnsi"/>
+      <w:color w:themeColor="accent1" w:val="4F81BD"/>
+      <w:sz w:val="24"/>
+      <w:szCs w:val="24"/>
     </w:rPr>
   </w:style>
   <w:style w:styleId="Heading7" w:type="paragraph">
-    <w:name w:val="heading 7"/>
+    <w:name w:val="Heading 7"/>
     <w:basedOn w:val="Normal"/>
     <w:next w:val="BodyText"/>
-    <w:link w:val="Heading7Char"/>
     <w:uiPriority w:val="9"/>
-    <w:semiHidden/>
     <w:unhideWhenUsed/>
     <w:qFormat/>
-    <w:rsid w:val="00A10FD9"/>
     <w:pPr>
       <w:keepNext/>
       <w:keepLines/>
-      <w:spacing w:after="0" w:before="40"/>
+      <w:spacing w:after="0" w:before="200"/>
       <w:outlineLvl w:val="6"/>
     </w:pPr>
     <w:rPr>
-      <w:rFonts w:cstheme="majorBidi" w:eastAsiaTheme="majorEastAsia"/>
-      <w:color w:themeColor="text1" w:themeTint="A6" w:val="595959"/>
+      <w:rFonts w:asciiTheme="majorHAnsi" w:cstheme="majorBidi" w:eastAsiaTheme="majorEastAsia" w:hAnsiTheme="majorHAnsi"/>
+      <w:color w:themeColor="accent1" w:val="4F81BD"/>
+      <w:sz w:val="24"/>
+      <w:szCs w:val="24"/>
     </w:rPr>
   </w:style>
   <w:style w:styleId="Heading8" w:type="paragraph">
-    <w:name w:val="heading 8"/>
+    <w:name w:val="Heading 8"/>
     <w:basedOn w:val="Normal"/>
     <w:next w:val="BodyText"/>
-    <w:link w:val="Heading8Char"/>
     <w:uiPriority w:val="9"/>
-    <w:semiHidden/>
     <w:unhideWhenUsed/>
     <w:qFormat/>
-    <w:rsid w:val="00A10FD9"/>
     <w:pPr>
       <w:keepNext/>
       <w:keepLines/>
-      <w:spacing w:after="0"/>
+      <w:spacing w:after="0" w:before="200"/>
       <w:outlineLvl w:val="7"/>
     </w:pPr>
     <w:rPr>
-      <w:rFonts w:cstheme="majorBidi" w:eastAsiaTheme="majorEastAsia"/>
-      <w:i/>
-      <w:iCs/>
-      <w:color w:themeColor="text1" w:themeTint="D8" w:val="272727"/>
+      <w:rFonts w:asciiTheme="majorHAnsi" w:cstheme="majorBidi" w:eastAsiaTheme="majorEastAsia" w:hAnsiTheme="majorHAnsi"/>
+      <w:color w:themeColor="accent1" w:val="4F81BD"/>
+      <w:sz w:val="24"/>
+      <w:szCs w:val="24"/>
     </w:rPr>
   </w:style>
   <w:style w:styleId="Heading9" w:type="paragraph">
-    <w:name w:val="heading 9"/>
+    <w:name w:val="Heading 9"/>
     <w:basedOn w:val="Normal"/>
     <w:next w:val="BodyText"/>
-    <w:link w:val="Heading9Char"/>
     <w:uiPriority w:val="9"/>
-    <w:semiHidden/>
     <w:unhideWhenUsed/>
     <w:qFormat/>
-    <w:rsid w:val="00A10FD9"/>
     <w:pPr>
       <w:keepNext/>
       <w:keepLines/>
-      <w:spacing w:after="0"/>
+      <w:spacing w:after="0" w:before="200"/>
       <w:outlineLvl w:val="8"/>
     </w:pPr>
     <w:rPr>
-      <w:rFonts w:cstheme="majorBidi" w:eastAsiaTheme="majorEastAsia"/>
-      <w:color w:themeColor="text1" w:themeTint="D8" w:val="272727"/>
-    </w:rPr>
-  </w:style>
-  <w:style w:customStyle="1" w:styleId="Heading1Char" w:type="character">
-    <w:name w:val="Heading 1 Char"/>
-    <w:basedOn w:val="DefaultParagraphFont"/>
-    <w:link w:val="Heading1"/>
-    <w:uiPriority w:val="9"/>
-    <w:rsid w:val="00A10FD9"/>
-    <w:rPr>
       <w:rFonts w:asciiTheme="majorHAnsi" w:cstheme="majorBidi" w:eastAsiaTheme="majorEastAsia" w:hAnsiTheme="majorHAnsi"/>
-      <w:color w:themeColor="accent1" w:themeShade="BF" w:val="0F4761"/>
-      <w:sz w:val="40"/>
-      <w:szCs w:val="40"/>
-    </w:rPr>
-  </w:style>
-  <w:style w:customStyle="1" w:styleId="Heading2Char" w:type="character">
-    <w:name w:val="Heading 2 Char"/>
-    <w:basedOn w:val="DefaultParagraphFont"/>
-    <w:link w:val="Heading2"/>
-    <w:uiPriority w:val="9"/>
-    <w:semiHidden/>
-    <w:rsid w:val="00A10FD9"/>
-    <w:rPr>
-      <w:rFonts w:asciiTheme="majorHAnsi" w:cstheme="majorBidi" w:eastAsiaTheme="majorEastAsia" w:hAnsiTheme="majorHAnsi"/>
-      <w:color w:themeColor="accent1" w:themeShade="BF" w:val="0F4761"/>
-      <w:sz w:val="32"/>
-      <w:szCs w:val="32"/>
-    </w:rPr>
-  </w:style>
-  <w:style w:customStyle="1" w:styleId="Heading3Char" w:type="character">
-    <w:name w:val="Heading 3 Char"/>
-    <w:basedOn w:val="DefaultParagraphFont"/>
-    <w:link w:val="Heading3"/>
-    <w:uiPriority w:val="9"/>
-    <w:semiHidden/>
-    <w:rsid w:val="00A10FD9"/>
-    <w:rPr>
-      <w:rFonts w:cstheme="majorBidi" w:eastAsiaTheme="majorEastAsia"/>
-      <w:color w:themeColor="accent1" w:themeShade="BF" w:val="0F4761"/>
-      <w:sz w:val="28"/>
-      <w:szCs w:val="28"/>
-    </w:rPr>
-  </w:style>
-  <w:style w:customStyle="1" w:styleId="Heading4Char" w:type="character">
-    <w:name w:val="Heading 4 Char"/>
-    <w:basedOn w:val="DefaultParagraphFont"/>
-    <w:link w:val="Heading4"/>
-    <w:uiPriority w:val="9"/>
-    <w:semiHidden/>
-    <w:rsid w:val="00A10FD9"/>
-    <w:rPr>
-      <w:rFonts w:cstheme="majorBidi" w:eastAsiaTheme="majorEastAsia"/>
-      <w:i/>
-      <w:iCs/>
-      <w:color w:themeColor="accent1" w:themeShade="BF" w:val="0F4761"/>
-    </w:rPr>
-  </w:style>
-  <w:style w:customStyle="1" w:styleId="Heading5Char" w:type="character">
-    <w:name w:val="Heading 5 Char"/>
-    <w:basedOn w:val="DefaultParagraphFont"/>
-    <w:link w:val="Heading5"/>
-    <w:uiPriority w:val="9"/>
-    <w:semiHidden/>
-    <w:rsid w:val="00A10FD9"/>
-    <w:rPr>
-      <w:rFonts w:cstheme="majorBidi" w:eastAsiaTheme="majorEastAsia"/>
-      <w:color w:themeColor="accent1" w:themeShade="BF" w:val="0F4761"/>
-    </w:rPr>
-  </w:style>
-  <w:style w:customStyle="1" w:styleId="Heading6Char" w:type="character">
-    <w:name w:val="Heading 6 Char"/>
-    <w:basedOn w:val="DefaultParagraphFont"/>
-    <w:link w:val="Heading6"/>
-    <w:uiPriority w:val="9"/>
-    <w:semiHidden/>
-    <w:rsid w:val="00A10FD9"/>
-    <w:rPr>
-      <w:rFonts w:cstheme="majorBidi" w:eastAsiaTheme="majorEastAsia"/>
-      <w:i/>
-      <w:iCs/>
-      <w:color w:themeColor="text1" w:themeTint="A6" w:val="595959"/>
-    </w:rPr>
-  </w:style>
-  <w:style w:customStyle="1" w:styleId="Heading7Char" w:type="character">
-    <w:name w:val="Heading 7 Char"/>
-    <w:basedOn w:val="DefaultParagraphFont"/>
-    <w:link w:val="Heading7"/>
-    <w:uiPriority w:val="9"/>
-    <w:semiHidden/>
-    <w:rsid w:val="00A10FD9"/>
-    <w:rPr>
-      <w:rFonts w:cstheme="majorBidi" w:eastAsiaTheme="majorEastAsia"/>
-      <w:color w:themeColor="text1" w:themeTint="A6" w:val="595959"/>
-    </w:rPr>
-  </w:style>
-  <w:style w:customStyle="1" w:styleId="Heading8Char" w:type="character">
-    <w:name w:val="Heading 8 Char"/>
-    <w:basedOn w:val="DefaultParagraphFont"/>
-    <w:link w:val="Heading8"/>
-    <w:uiPriority w:val="9"/>
-    <w:semiHidden/>
-    <w:rsid w:val="00A10FD9"/>
-    <w:rPr>
-      <w:rFonts w:cstheme="majorBidi" w:eastAsiaTheme="majorEastAsia"/>
-      <w:i/>
-      <w:iCs/>
-      <w:color w:themeColor="text1" w:themeTint="D8" w:val="272727"/>
-    </w:rPr>
-  </w:style>
-  <w:style w:customStyle="1" w:styleId="Heading9Char" w:type="character">
-    <w:name w:val="Heading 9 Char"/>
-    <w:basedOn w:val="DefaultParagraphFont"/>
-    <w:link w:val="Heading9"/>
-    <w:uiPriority w:val="9"/>
-    <w:semiHidden/>
-    <w:rsid w:val="00A10FD9"/>
-    <w:rPr>
-      <w:rFonts w:cstheme="majorBidi" w:eastAsiaTheme="majorEastAsia"/>
-      <w:color w:themeColor="text1" w:themeTint="D8" w:val="272727"/>
+      <w:color w:themeColor="accent1" w:val="4F81BD"/>
+      <w:sz w:val="24"/>
+      <w:szCs w:val="24"/>
     </w:rPr>
   </w:style>
   <w:style w:styleId="BlockText" w:type="paragraph">
@@ -4036,8 +3978,8 @@
   </w:style>
   <w:style w:styleId="FootnoteBlockText" w:type="paragraph">
     <w:name w:val="Footnote Block Text"/>
-    <w:basedOn w:val="FootnoteText"/>
-    <w:next w:val="FootnoteText"/>
+    <w:basedOn w:val="Footnote Text"/>
+    <w:next w:val="Footnote Text"/>
     <w:uiPriority w:val="9"/>
     <w:unhideWhenUsed/>
     <w:qFormat/>
@@ -4067,6 +4009,13 @@
       </w:tblCellMar>
     </w:tblPr>
     <w:tblStylePr w:type="firstRow">
+      <w:tblPr>
+        <w:jc w:val="left"/>
+        <w:tblInd w:type="dxa" w:w="0"/>
+      </w:tblPr>
+      <w:trPr>
+        <w:jc w:val="left"/>
+      </w:trPr>
       <w:tcPr>
         <w:tcBorders>
           <w:bottom w:val="single"/>
@@ -4422,44 +4371,44 @@
         <a:sysClr val="window" lastClr="FFFFFF"/>
       </a:lt1>
       <a:dk2>
-        <a:srgbClr val="0E2841"/>
+        <a:srgbClr val="1F497D"/>
       </a:dk2>
       <a:lt2>
-        <a:srgbClr val="E8E8E8"/>
+        <a:srgbClr val="EEECE1"/>
       </a:lt2>
       <a:accent1>
-        <a:srgbClr val="156082"/>
+        <a:srgbClr val="4F81BD"/>
       </a:accent1>
       <a:accent2>
-        <a:srgbClr val="E97132"/>
+        <a:srgbClr val="C0504D"/>
       </a:accent2>
       <a:accent3>
-        <a:srgbClr val="196B24"/>
+        <a:srgbClr val="9BBB59"/>
       </a:accent3>
       <a:accent4>
-        <a:srgbClr val="0F9ED5"/>
+        <a:srgbClr val="8064A2"/>
       </a:accent4>
       <a:accent5>
-        <a:srgbClr val="A02B93"/>
+        <a:srgbClr val="4BACC6"/>
       </a:accent5>
       <a:accent6>
-        <a:srgbClr val="4EA72E"/>
+        <a:srgbClr val="F79646"/>
       </a:accent6>
       <a:hlink>
-        <a:srgbClr val="467886"/>
+        <a:srgbClr val="0000FF"/>
       </a:hlink>
       <a:folHlink>
-        <a:srgbClr val="96607D"/>
+        <a:srgbClr val="800080"/>
       </a:folHlink>
     </a:clrScheme>
     <a:fontScheme name="Office">
       <a:majorFont>
-        <a:latin typeface="Aptos Display" panose="02110004020202020204"/>
+        <a:latin typeface="Calibri"/>
         <a:ea typeface=""/>
         <a:cs typeface=""/>
-        <a:font script="Jpan" typeface="游ゴシック Light"/>
+        <a:font script="Jpan" typeface="ＭＳ ゴシック"/>
         <a:font script="Hang" typeface="맑은 고딕"/>
-        <a:font script="Hans" typeface="等线 Light"/>
+        <a:font script="Hans" typeface="宋体"/>
         <a:font script="Hant" typeface="新細明體"/>
         <a:font script="Arab" typeface="Times New Roman"/>
         <a:font script="Hebr" typeface="Times New Roman"/>
@@ -4486,32 +4435,14 @@
         <a:font script="Mong" typeface="Mongolian Baiti"/>
         <a:font script="Viet" typeface="Times New Roman"/>
         <a:font script="Uigh" typeface="Microsoft Uighur"/>
-        <a:font script="Geor" typeface="Sylfaen"/>
-        <a:font script="Armn" typeface="Arial"/>
-        <a:font script="Bugi" typeface="Leelawadee UI"/>
-        <a:font script="Bopo" typeface="Microsoft JhengHei"/>
-        <a:font script="Java" typeface="Javanese Text"/>
-        <a:font script="Lisu" typeface="Segoe UI"/>
-        <a:font script="Mymr" typeface="Myanmar Text"/>
-        <a:font script="Nkoo" typeface="Ebrima"/>
-        <a:font script="Olck" typeface="Nirmala UI"/>
-        <a:font script="Osma" typeface="Ebrima"/>
-        <a:font script="Phag" typeface="Phagspa"/>
-        <a:font script="Syrn" typeface="Estrangelo Edessa"/>
-        <a:font script="Syrj" typeface="Estrangelo Edessa"/>
-        <a:font script="Syre" typeface="Estrangelo Edessa"/>
-        <a:font script="Sora" typeface="Nirmala UI"/>
-        <a:font script="Tale" typeface="Microsoft Tai Le"/>
-        <a:font script="Talu" typeface="Microsoft New Tai Lue"/>
-        <a:font script="Tfng" typeface="Ebrima"/>
       </a:majorFont>
       <a:minorFont>
-        <a:latin typeface="Aptos" panose="02110004020202020204"/>
+        <a:latin typeface="Cambria"/>
         <a:ea typeface=""/>
         <a:cs typeface=""/>
-        <a:font script="Jpan" typeface="游明朝"/>
+        <a:font script="Jpan" typeface="ＭＳ 明朝"/>
         <a:font script="Hang" typeface="맑은 고딕"/>
-        <a:font script="Hans" typeface="等线"/>
+        <a:font script="Hans" typeface="宋体"/>
         <a:font script="Hant" typeface="新細明體"/>
         <a:font script="Arab" typeface="Arial"/>
         <a:font script="Hebr" typeface="Arial"/>
@@ -4538,24 +4469,6 @@
         <a:font script="Mong" typeface="Mongolian Baiti"/>
         <a:font script="Viet" typeface="Arial"/>
         <a:font script="Uigh" typeface="Microsoft Uighur"/>
-        <a:font script="Geor" typeface="Sylfaen"/>
-        <a:font script="Armn" typeface="Arial"/>
-        <a:font script="Bugi" typeface="Leelawadee UI"/>
-        <a:font script="Bopo" typeface="Microsoft JhengHei"/>
-        <a:font script="Java" typeface="Javanese Text"/>
-        <a:font script="Lisu" typeface="Segoe UI"/>
-        <a:font script="Mymr" typeface="Myanmar Text"/>
-        <a:font script="Nkoo" typeface="Ebrima"/>
-        <a:font script="Olck" typeface="Nirmala UI"/>
-        <a:font script="Osma" typeface="Ebrima"/>
-        <a:font script="Phag" typeface="Phagspa"/>
-        <a:font script="Syrn" typeface="Estrangelo Edessa"/>
-        <a:font script="Syrj" typeface="Estrangelo Edessa"/>
-        <a:font script="Syre" typeface="Estrangelo Edessa"/>
-        <a:font script="Sora" typeface="Nirmala UI"/>
-        <a:font script="Tale" typeface="Microsoft Tai Le"/>
-        <a:font script="Talu" typeface="Microsoft New Tai Lue"/>
-        <a:font script="Tfng" typeface="Ebrima"/>
       </a:minorFont>
     </a:fontScheme>
     <a:fmtScheme name="Office">
@@ -4567,141 +4480,200 @@
           <a:gsLst>
             <a:gs pos="0">
               <a:schemeClr val="phClr">
-                <a:lumMod val="110000"/>
-                <a:satMod val="105000"/>
-                <a:tint val="67000"/>
+                <a:tint val="50000"/>
+                <a:satMod val="300000"/>
               </a:schemeClr>
             </a:gs>
-            <a:gs pos="50000">
+            <a:gs pos="35000">
               <a:schemeClr val="phClr">
-                <a:lumMod val="105000"/>
-                <a:satMod val="103000"/>
-                <a:tint val="73000"/>
+                <a:tint val="37000"/>
+                <a:satMod val="300000"/>
               </a:schemeClr>
             </a:gs>
             <a:gs pos="100000">
               <a:schemeClr val="phClr">
-                <a:lumMod val="105000"/>
-                <a:satMod val="109000"/>
-                <a:tint val="81000"/>
+                <a:tint val="15000"/>
+                <a:satMod val="350000"/>
               </a:schemeClr>
             </a:gs>
           </a:gsLst>
-          <a:lin ang="5400000" scaled="0"/>
+          <a:lin ang="16200000" scaled="1"/>
         </a:gradFill>
         <a:gradFill rotWithShape="1">
           <a:gsLst>
             <a:gs pos="0">
               <a:schemeClr val="phClr">
-                <a:satMod val="103000"/>
-                <a:lumMod val="102000"/>
-                <a:tint val="94000"/>
-              </a:schemeClr>
-            </a:gs>
-            <a:gs pos="50000">
-              <a:schemeClr val="phClr">
-                <a:satMod val="110000"/>
-                <a:lumMod val="100000"/>
+                <a:tint val="100000"/>
                 <a:shade val="100000"/>
+                <a:satMod val="130000"/>
               </a:schemeClr>
             </a:gs>
             <a:gs pos="100000">
               <a:schemeClr val="phClr">
-                <a:lumMod val="99000"/>
-                <a:satMod val="120000"/>
-                <a:shade val="78000"/>
+                <a:tint val="50000"/>
+                <a:shade val="100000"/>
+                <a:satMod val="350000"/>
               </a:schemeClr>
             </a:gs>
           </a:gsLst>
-          <a:lin ang="5400000" scaled="0"/>
+          <a:lin ang="16200000" scaled="0"/>
         </a:gradFill>
       </a:fillStyleLst>
       <a:lnStyleLst>
-        <a:ln w="6350" cap="flat" cmpd="sng" algn="ctr">
+        <a:ln w="9525" cap="flat" cmpd="sng" algn="ctr">
+          <a:solidFill>
+            <a:schemeClr val="phClr">
+              <a:shade val="95000"/>
+              <a:satMod val="105000"/>
+            </a:schemeClr>
+          </a:solidFill>
+          <a:prstDash val="solid"/>
+        </a:ln>
+        <a:ln w="25400" cap="flat" cmpd="sng" algn="ctr">
           <a:solidFill>
             <a:schemeClr val="phClr"/>
           </a:solidFill>
           <a:prstDash val="solid"/>
-          <a:miter lim="800000"/>
         </a:ln>
-        <a:ln w="12700" cap="flat" cmpd="sng" algn="ctr">
+        <a:ln w="38100" cap="flat" cmpd="sng" algn="ctr">
           <a:solidFill>
             <a:schemeClr val="phClr"/>
           </a:solidFill>
           <a:prstDash val="solid"/>
-          <a:miter lim="800000"/>
-        </a:ln>
-        <a:ln w="19050" cap="flat" cmpd="sng" algn="ctr">
-          <a:solidFill>
-            <a:schemeClr val="phClr"/>
-          </a:solidFill>
-          <a:prstDash val="solid"/>
-          <a:miter lim="800000"/>
         </a:ln>
       </a:lnStyleLst>
       <a:effectStyleLst>
         <a:effectStyle>
-          <a:effectLst/>
-        </a:effectStyle>
-        <a:effectStyle>
-          <a:effectLst/>
+          <a:effectLst>
+            <a:outerShdw blurRad="40000" dist="20000" dir="5400000" rotWithShape="0">
+              <a:srgbClr val="000000">
+                <a:alpha val="38000"/>
+              </a:srgbClr>
+            </a:outerShdw>
+          </a:effectLst>
         </a:effectStyle>
         <a:effectStyle>
           <a:effectLst>
-            <a:outerShdw blurRad="57150" dist="19050" dir="5400000" algn="ctr" rotWithShape="0">
+            <a:outerShdw blurRad="40000" dist="23000" dir="5400000" rotWithShape="0">
               <a:srgbClr val="000000">
-                <a:alpha val="63000"/>
+                <a:alpha val="35000"/>
               </a:srgbClr>
             </a:outerShdw>
           </a:effectLst>
+        </a:effectStyle>
+        <a:effectStyle>
+          <a:effectLst>
+            <a:outerShdw blurRad="40000" dist="23000" dir="5400000" rotWithShape="0">
+              <a:srgbClr val="000000">
+                <a:alpha val="35000"/>
+              </a:srgbClr>
+            </a:outerShdw>
+          </a:effectLst>
+          <a:scene3d>
+            <a:camera prst="orthographicFront">
+              <a:rot lat="0" lon="0" rev="0"/>
+            </a:camera>
+            <a:lightRig rig="threePt" dir="t">
+              <a:rot lat="0" lon="0" rev="1200000"/>
+            </a:lightRig>
+          </a:scene3d>
+          <a:sp3d>
+            <a:bevelT w="63500" h="25400"/>
+          </a:sp3d>
         </a:effectStyle>
       </a:effectStyleLst>
       <a:bgFillStyleLst>
         <a:solidFill>
           <a:schemeClr val="phClr"/>
         </a:solidFill>
-        <a:solidFill>
-          <a:schemeClr val="phClr">
-            <a:tint val="95000"/>
-            <a:satMod val="170000"/>
-          </a:schemeClr>
-        </a:solidFill>
         <a:gradFill rotWithShape="1">
           <a:gsLst>
             <a:gs pos="0">
               <a:schemeClr val="phClr">
-                <a:tint val="93000"/>
-                <a:satMod val="150000"/>
-                <a:shade val="98000"/>
-                <a:lumMod val="102000"/>
+                <a:tint val="40000"/>
+                <a:satMod val="350000"/>
               </a:schemeClr>
             </a:gs>
-            <a:gs pos="50000">
+            <a:gs pos="40000">
               <a:schemeClr val="phClr">
-                <a:tint val="98000"/>
-                <a:satMod val="130000"/>
-                <a:shade val="90000"/>
-                <a:lumMod val="103000"/>
+                <a:tint val="45000"/>
+                <a:shade val="99000"/>
+                <a:satMod val="350000"/>
               </a:schemeClr>
             </a:gs>
             <a:gs pos="100000">
               <a:schemeClr val="phClr">
-                <a:shade val="63000"/>
-                <a:satMod val="120000"/>
+                <a:shade val="20000"/>
+                <a:satMod val="255000"/>
               </a:schemeClr>
             </a:gs>
           </a:gsLst>
-          <a:lin ang="5400000" scaled="0"/>
+          <a:path path="circle">
+            <a:fillToRect l="50000" t="-80000" r="50000" b="180000"/>
+          </a:path>
+        </a:gradFill>
+        <a:gradFill rotWithShape="1">
+          <a:gsLst>
+            <a:gs pos="0">
+              <a:schemeClr val="phClr">
+                <a:tint val="80000"/>
+                <a:satMod val="300000"/>
+              </a:schemeClr>
+            </a:gs>
+            <a:gs pos="100000">
+              <a:schemeClr val="phClr">
+                <a:shade val="30000"/>
+                <a:satMod val="200000"/>
+              </a:schemeClr>
+            </a:gs>
+          </a:gsLst>
+          <a:path path="circle">
+            <a:fillToRect l="50000" t="50000" r="50000" b="50000"/>
+          </a:path>
         </a:gradFill>
       </a:bgFillStyleLst>
     </a:fmtScheme>
   </a:themeElements>
-  <a:objectDefaults/>
+  <a:objectDefaults>
+    <a:spDef>
+      <a:spPr/>
+      <a:bodyPr/>
+      <a:lstStyle/>
+      <a:style>
+        <a:lnRef idx="1">
+          <a:schemeClr val="accent1"/>
+        </a:lnRef>
+        <a:fillRef idx="3">
+          <a:schemeClr val="accent1"/>
+        </a:fillRef>
+        <a:effectRef idx="2">
+          <a:schemeClr val="accent1"/>
+        </a:effectRef>
+        <a:fontRef idx="minor">
+          <a:schemeClr val="lt1"/>
+        </a:fontRef>
+      </a:style>
+    </a:spDef>
+    <a:lnDef>
+      <a:spPr/>
+      <a:bodyPr/>
+      <a:lstStyle/>
+      <a:style>
+        <a:lnRef idx="2">
+          <a:schemeClr val="accent1"/>
+        </a:lnRef>
+        <a:fillRef idx="0">
+          <a:schemeClr val="accent1"/>
+        </a:fillRef>
+        <a:effectRef idx="1">
+          <a:schemeClr val="accent1"/>
+        </a:effectRef>
+        <a:fontRef idx="minor">
+          <a:schemeClr val="tx1"/>
+        </a:fontRef>
+      </a:style>
+    </a:lnDef>
+  </a:objectDefaults>
   <a:extraClrSchemeLst/>
-  <a:extLst>
-    <a:ext uri="{05A4C25C-085E-4340-85A3-A5531E510DB2}">
-      <thm15:themeFamily xmlns:thm15="http://schemas.microsoft.com/office/thememl/2012/main" name="Office Theme" id="{2E142A2C-CD16-42D6-873A-C26D2A0506FA}" vid="{1BDDFF52-6CD6-40A5-AB3C-68EB2F1E4D0A}"/>
-    </a:ext>
-  </a:extLst>
 </a:theme>
 </file>
--- a/docx/04-direccionamiento-ip/boletin-U04-packettracer-resuelto.docx
+++ b/docx/04-direccionamiento-ip/boletin-U04-packettracer-resuelto.docx
@@ -2072,7 +2072,7 @@
         <w:t xml:space="preserve"> </w:t>
       </w:r>
       <w:r>
-        <w:t xml:space="preserve">sin la MAC del vecino no hay trama Ethernet completa; el ARP es el puente obligatorio capa 3 → capa 2 en IPv4 (en IPv6 ese papel lo hace NDP, punto 14).</w:t>
+        <w:t xml:space="preserve">sin la MAC del vecino no hay trama Ethernet completa; el ARP es el puente obligatorio capa 3 → capa 2 en IPv4 (en IPv6 ese papel lo hace NDP, punto 11).</w:t>
       </w:r>
     </w:p>
     <w:p>

--- a/docx/04-direccionamiento-ip/boletin-U04-packettracer-resuelto.docx
+++ b/docx/04-direccionamiento-ip/boletin-U04-packettracer-resuelto.docx
@@ -2604,7 +2604,7 @@
               <w:jc w:val="left"/>
             </w:pPr>
             <w:r>
-              <w:t xml:space="preserve">2, 5–6</w:t>
+              <w:t xml:space="preserve">2, 4–5</w:t>
             </w:r>
           </w:p>
         </w:tc>
@@ -2642,7 +2642,7 @@
               <w:jc w:val="left"/>
             </w:pPr>
             <w:r>
-              <w:t xml:space="preserve">8</w:t>
+              <w:t xml:space="preserve">7</w:t>
             </w:r>
           </w:p>
         </w:tc>
@@ -2680,7 +2680,7 @@
               <w:jc w:val="left"/>
             </w:pPr>
             <w:r>
-              <w:t xml:space="preserve">8</w:t>
+              <w:t xml:space="preserve">7</w:t>
             </w:r>
           </w:p>
         </w:tc>
@@ -2756,7 +2756,7 @@
               <w:jc w:val="left"/>
             </w:pPr>
             <w:r>
-              <w:t xml:space="preserve">12, 16</w:t>
+              <w:t xml:space="preserve">10, 12</w:t>
             </w:r>
           </w:p>
         </w:tc>

--- a/docx/04-direccionamiento-ip/boletin-U04-packettracer-resuelto.docx
+++ b/docx/04-direccionamiento-ip/boletin-U04-packettracer-resuelto.docx
@@ -28,7 +28,7 @@
         </w:p>
       </w:sdtContent>
     </w:sdt>
-    <w:bookmarkStart w:id="20" w:name="X1d9dfb34c1c7e357067142dfe686fbd90e7a291"/>
+    <w:bookmarkStart w:id="9" w:name="X1d9dfb34c1c7e357067142dfe686fbd90e7a291"/>
     <w:p>
       <w:pPr>
         <w:pStyle w:val="Heading1"/>
@@ -37,8 +37,8 @@
         <w:t xml:space="preserve">Boletín de Direccionamiento IP — Packet Tracer resuelto</w:t>
       </w:r>
     </w:p>
-    <w:bookmarkEnd w:id="20"/>
-    <w:bookmarkStart w:id="32" w:name="X5f83c990b88766741e8bf49fe8121a9c6f55543"/>
+    <w:bookmarkEnd w:id="9"/>
+    <w:bookmarkStart w:id="21" w:name="X5f83c990b88766741e8bf49fe8121a9c6f55543"/>
     <w:p>
       <w:pPr>
         <w:pStyle w:val="Heading1"/>
@@ -57,7 +57,7 @@
       <w:r>
         <w:t xml:space="preserve"> </w:t>
       </w:r>
-      <w:hyperlink r:id="rId21">
+      <w:hyperlink r:id="rId10">
         <w:r>
           <w:rPr>
             <w:rStyle w:val="Hyperlink"/>
@@ -76,7 +76,7 @@
         </w:pict>
       </w:r>
     </w:p>
-    <w:bookmarkStart w:id="22" w:name="ip-estática-vecinos-en-la-misma-subred"/>
+    <w:bookmarkStart w:id="11" w:name="ip-estática-vecinos-en-la-misma-subred"/>
     <w:p>
       <w:pPr>
         <w:pStyle w:val="Heading2"/>
@@ -312,8 +312,8 @@
         </w:pict>
       </w:r>
     </w:p>
-    <w:bookmarkEnd w:id="22"/>
-    <w:bookmarkStart w:id="23" w:name="fallo-intencionado-máscara-que-no-toca"/>
+    <w:bookmarkEnd w:id="11"/>
+    <w:bookmarkStart w:id="12" w:name="fallo-intencionado-máscara-que-no-toca"/>
     <w:p>
       <w:pPr>
         <w:pStyle w:val="Heading2"/>
@@ -607,25 +607,7 @@
         <w:t xml:space="preserve"> </w:t>
       </w:r>
       <w:r>
-        <w:t xml:space="preserve">de tu rango calculado: entonces tu PC trata el destino como</w:t>
-      </w:r>
-      <w:r>
-        <w:t xml:space="preserve"> </w:t>
-      </w:r>
-      <w:r>
-        <w:t xml:space="preserve">“</w:t>
-      </w:r>
-      <w:r>
-        <w:t xml:space="preserve">otra red</w:t>
-      </w:r>
-      <w:r>
-        <w:t xml:space="preserve">”</w:t>
-      </w:r>
-      <w:r>
-        <w:t xml:space="preserve"> </w:t>
-      </w:r>
-      <w:r>
-        <w:t xml:space="preserve">y,</w:t>
+        <w:t xml:space="preserve">de tu rango calculado: entonces tu PC trata el destino como “otra red” y,</w:t>
       </w:r>
       <w:r>
         <w:t xml:space="preserve"> </w:t>
@@ -672,25 +654,7 @@
         <w:t xml:space="preserve"> </w:t>
       </w:r>
       <w:r>
-        <w:t xml:space="preserve">el AND decide vecindad; máscaras distintas en la misma LAN rompen la idea de</w:t>
-      </w:r>
-      <w:r>
-        <w:t xml:space="preserve"> </w:t>
-      </w:r>
-      <w:r>
-        <w:t xml:space="preserve">“</w:t>
-      </w:r>
-      <w:r>
-        <w:t xml:space="preserve">misma subred</w:t>
-      </w:r>
-      <w:r>
-        <w:t xml:space="preserve">”</w:t>
-      </w:r>
-      <w:r>
-        <w:t xml:space="preserve"> </w:t>
-      </w:r>
-      <w:r>
-        <w:t xml:space="preserve">y es el clásico fallo de configuración.</w:t>
+        <w:t xml:space="preserve">el AND decide vecindad; máscaras distintas en la misma LAN rompen la idea de “misma subred” y es el clásico fallo de configuración.</w:t>
       </w:r>
     </w:p>
     <w:p>
@@ -700,8 +664,8 @@
         </w:pict>
       </w:r>
     </w:p>
-    <w:bookmarkEnd w:id="23"/>
-    <w:bookmarkStart w:id="24" w:name="dos-subredes-cero-routers"/>
+    <w:bookmarkEnd w:id="12"/>
+    <w:bookmarkStart w:id="13" w:name="dos-subredes-cero-routers"/>
     <w:p>
       <w:pPr>
         <w:pStyle w:val="Heading2"/>
@@ -876,25 +840,7 @@
         <w:t xml:space="preserve">192.168.20.0</w:t>
       </w:r>
       <w:r>
-        <w:t xml:space="preserve">). PC0 manda el paquete</w:t>
-      </w:r>
-      <w:r>
-        <w:t xml:space="preserve"> </w:t>
-      </w:r>
-      <w:r>
-        <w:t xml:space="preserve">“</w:t>
-      </w:r>
-      <w:r>
-        <w:t xml:space="preserve">fuera de mi red</w:t>
-      </w:r>
-      <w:r>
-        <w:t xml:space="preserve">”</w:t>
-      </w:r>
-      <w:r>
-        <w:t xml:space="preserve"> </w:t>
-      </w:r>
-      <w:r>
-        <w:t xml:space="preserve">hacia su gateway… y</w:t>
+        <w:t xml:space="preserve">). PC0 manda el paquete “fuera de mi red” hacia su gateway… y</w:t>
       </w:r>
       <w:r>
         <w:t xml:space="preserve"> </w:t>
@@ -920,8 +866,8 @@
         </w:pict>
       </w:r>
     </w:p>
-    <w:bookmarkEnd w:id="24"/>
-    <w:bookmarkStart w:id="25" w:name="dhcp-en-el-router-cisco"/>
+    <w:bookmarkEnd w:id="13"/>
+    <w:bookmarkStart w:id="14" w:name="dhcp-en-el-router-cisco"/>
     <w:p>
       <w:pPr>
         <w:pStyle w:val="Heading2"/>
@@ -1188,8 +1134,8 @@
         </w:pict>
       </w:r>
     </w:p>
-    <w:bookmarkEnd w:id="25"/>
-    <w:bookmarkStart w:id="26" w:name="apipa-cuando-el-dhcp-no-contesta"/>
+    <w:bookmarkEnd w:id="14"/>
+    <w:bookmarkStart w:id="15" w:name="apipa-cuando-el-dhcp-no-contesta"/>
     <w:p>
       <w:pPr>
         <w:pStyle w:val="Heading2"/>
@@ -1346,25 +1292,7 @@
         <w:t xml:space="preserve">no hay router hacia otras redes</w:t>
       </w:r>
       <w:r>
-        <w:t xml:space="preserve">, así que ni siquiera probarías salida a Internet: con DHCP caído, la PC queda</w:t>
-      </w:r>
-      <w:r>
-        <w:t xml:space="preserve"> </w:t>
-      </w:r>
-      <w:r>
-        <w:t xml:space="preserve">“</w:t>
-      </w:r>
-      <w:r>
-        <w:t xml:space="preserve">sola</w:t>
-      </w:r>
-      <w:r>
-        <w:t xml:space="preserve">”</w:t>
-      </w:r>
-      <w:r>
-        <w:t xml:space="preserve"> </w:t>
-      </w:r>
-      <w:r>
-        <w:t xml:space="preserve">en la intentona de autoconfiguración. En un escenario real con router sí: hablaría con su LAN directa pero no cruzaría el gateway.</w:t>
+        <w:t xml:space="preserve">, así que ni siquiera probarías salida a Internet: con DHCP caído, la PC queda “sola” en la intentona de autoconfiguración. En un escenario real con router sí: hablaría con su LAN directa pero no cruzaría el gateway.</w:t>
       </w:r>
     </w:p>
     <w:p>
@@ -1374,8 +1302,8 @@
         </w:pict>
       </w:r>
     </w:p>
-    <w:bookmarkEnd w:id="26"/>
-    <w:bookmarkStart w:id="27" w:name="wireshark-el-baile-dora"/>
+    <w:bookmarkEnd w:id="15"/>
+    <w:bookmarkStart w:id="16" w:name="wireshark-el-baile-dora"/>
     <w:p>
       <w:pPr>
         <w:pStyle w:val="Heading2"/>
@@ -1505,7 +1433,6 @@
       <w:tblPr>
         <w:tblStyle w:val="Table"/>
         <w:tblW w:type="pct" w:w="5000"/>
-        <w:jc w:val="left"/>
         <w:tblLayout w:type="fixed"/>
         <w:tblLook w:firstRow="1" w:lastRow="0" w:firstColumn="0" w:lastColumn="0" w:noHBand="0" w:noVBand="0" w:val="0020"/>
       </w:tblPr>
@@ -1524,7 +1451,6 @@
           <w:p>
             <w:pPr>
               <w:pStyle w:val="Compact"/>
-              <w:jc w:val="left"/>
             </w:pPr>
             <w:r>
               <w:t xml:space="preserve">#</w:t>
@@ -1536,7 +1462,6 @@
           <w:p>
             <w:pPr>
               <w:pStyle w:val="Compact"/>
-              <w:jc w:val="left"/>
             </w:pPr>
             <w:r>
               <w:t xml:space="preserve">Mensaje</w:t>
@@ -1548,7 +1473,6 @@
           <w:p>
             <w:pPr>
               <w:pStyle w:val="Compact"/>
-              <w:jc w:val="left"/>
             </w:pPr>
             <w:r>
               <w:t xml:space="preserve">Direcciones</w:t>
@@ -1560,7 +1484,6 @@
           <w:p>
             <w:pPr>
               <w:pStyle w:val="Compact"/>
-              <w:jc w:val="left"/>
             </w:pPr>
             <w:r>
               <w:t xml:space="preserve">En una frase</w:t>
@@ -1574,7 +1497,6 @@
           <w:p>
             <w:pPr>
               <w:pStyle w:val="Compact"/>
-              <w:jc w:val="left"/>
             </w:pPr>
             <w:r>
               <w:t xml:space="preserve">1</w:t>
@@ -1586,7 +1508,6 @@
           <w:p>
             <w:pPr>
               <w:pStyle w:val="Compact"/>
-              <w:jc w:val="left"/>
             </w:pPr>
             <w:r>
               <w:rPr>
@@ -1602,7 +1523,6 @@
           <w:p>
             <w:pPr>
               <w:pStyle w:val="Compact"/>
-              <w:jc w:val="left"/>
             </w:pPr>
             <w:r>
               <w:t xml:space="preserve">origen 0.0.0.0 → 255.255.255.255</w:t>
@@ -1614,16 +1534,9 @@
           <w:p>
             <w:pPr>
               <w:pStyle w:val="Compact"/>
-              <w:jc w:val="left"/>
             </w:pPr>
             <w:r>
-              <w:t xml:space="preserve">“</w:t>
-            </w:r>
-            <w:r>
-              <w:t xml:space="preserve">¿Alguien reparte IPs?</w:t>
-            </w:r>
-            <w:r>
-              <w:t xml:space="preserve">”</w:t>
+              <w:t xml:space="preserve">“¿Alguien reparte IPs?”</w:t>
             </w:r>
           </w:p>
         </w:tc>
@@ -1634,7 +1547,6 @@
           <w:p>
             <w:pPr>
               <w:pStyle w:val="Compact"/>
-              <w:jc w:val="left"/>
             </w:pPr>
             <w:r>
               <w:t xml:space="preserve">2</w:t>
@@ -1646,7 +1558,6 @@
           <w:p>
             <w:pPr>
               <w:pStyle w:val="Compact"/>
-              <w:jc w:val="left"/>
             </w:pPr>
             <w:r>
               <w:rPr>
@@ -1662,7 +1573,6 @@
           <w:p>
             <w:pPr>
               <w:pStyle w:val="Compact"/>
-              <w:jc w:val="left"/>
             </w:pPr>
             <w:r>
               <w:t xml:space="preserve">servidor → cliente</w:t>
@@ -1674,16 +1584,9 @@
           <w:p>
             <w:pPr>
               <w:pStyle w:val="Compact"/>
-              <w:jc w:val="left"/>
             </w:pPr>
             <w:r>
-              <w:t xml:space="preserve">“</w:t>
-            </w:r>
-            <w:r>
-              <w:t xml:space="preserve">Toma 192.168.10.6</w:t>
-            </w:r>
-            <w:r>
-              <w:t xml:space="preserve">”</w:t>
+              <w:t xml:space="preserve">“Toma 192.168.10.6”</w:t>
             </w:r>
           </w:p>
         </w:tc>
@@ -1694,7 +1597,6 @@
           <w:p>
             <w:pPr>
               <w:pStyle w:val="Compact"/>
-              <w:jc w:val="left"/>
             </w:pPr>
             <w:r>
               <w:t xml:space="preserve">3</w:t>
@@ -1706,7 +1608,6 @@
           <w:p>
             <w:pPr>
               <w:pStyle w:val="Compact"/>
-              <w:jc w:val="left"/>
             </w:pPr>
             <w:r>
               <w:rPr>
@@ -1722,7 +1623,6 @@
           <w:p>
             <w:pPr>
               <w:pStyle w:val="Compact"/>
-              <w:jc w:val="left"/>
             </w:pPr>
             <w:r>
               <w:t xml:space="preserve">cliente → servidor</w:t>
@@ -1734,16 +1634,9 @@
           <w:p>
             <w:pPr>
               <w:pStyle w:val="Compact"/>
-              <w:jc w:val="left"/>
             </w:pPr>
             <w:r>
-              <w:t xml:space="preserve">“</w:t>
-            </w:r>
-            <w:r>
-              <w:t xml:space="preserve">Acepto esa</w:t>
-            </w:r>
-            <w:r>
-              <w:t xml:space="preserve">”</w:t>
+              <w:t xml:space="preserve">“Acepto esa”</w:t>
             </w:r>
           </w:p>
         </w:tc>
@@ -1754,7 +1647,6 @@
           <w:p>
             <w:pPr>
               <w:pStyle w:val="Compact"/>
-              <w:jc w:val="left"/>
             </w:pPr>
             <w:r>
               <w:t xml:space="preserve">4</w:t>
@@ -1766,7 +1658,6 @@
           <w:p>
             <w:pPr>
               <w:pStyle w:val="Compact"/>
-              <w:jc w:val="left"/>
             </w:pPr>
             <w:r>
               <w:rPr>
@@ -1782,7 +1673,6 @@
           <w:p>
             <w:pPr>
               <w:pStyle w:val="Compact"/>
-              <w:jc w:val="left"/>
             </w:pPr>
             <w:r>
               <w:t xml:space="preserve">servidor → cliente</w:t>
@@ -1794,16 +1684,9 @@
           <w:p>
             <w:pPr>
               <w:pStyle w:val="Compact"/>
-              <w:jc w:val="left"/>
             </w:pPr>
             <w:r>
-              <w:t xml:space="preserve">“</w:t>
-            </w:r>
-            <w:r>
-              <w:t xml:space="preserve">Confirmada</w:t>
-            </w:r>
-            <w:r>
-              <w:t xml:space="preserve">”</w:t>
+              <w:t xml:space="preserve">“Confirmada”</w:t>
             </w:r>
           </w:p>
         </w:tc>
@@ -1824,8 +1707,8 @@
         </w:pict>
       </w:r>
     </w:p>
-    <w:bookmarkEnd w:id="27"/>
-    <w:bookmarkStart w:id="28" w:name="wireshark-arp-bajo-el-ping"/>
+    <w:bookmarkEnd w:id="16"/>
+    <w:bookmarkStart w:id="17" w:name="wireshark-arp-bajo-el-ping"/>
     <w:p>
       <w:pPr>
         <w:pStyle w:val="Heading2"/>
@@ -2082,8 +1965,8 @@
         </w:pict>
       </w:r>
     </w:p>
-    <w:bookmarkEnd w:id="28"/>
-    <w:bookmarkStart w:id="29" w:name="ipv6-en-pt-estático-o-slaac"/>
+    <w:bookmarkEnd w:id="17"/>
+    <w:bookmarkStart w:id="18" w:name="ipv6-en-pt-estático-o-slaac"/>
     <w:p>
       <w:pPr>
         <w:pStyle w:val="Heading2"/>
@@ -2470,8 +2353,8 @@
         </w:pict>
       </w:r>
     </w:p>
-    <w:bookmarkEnd w:id="29"/>
-    <w:bookmarkStart w:id="31" w:name="criterios-de-esta-práctica"/>
+    <w:bookmarkEnd w:id="18"/>
+    <w:bookmarkStart w:id="20" w:name="criterios-de-esta-práctica"/>
     <w:p>
       <w:pPr>
         <w:pStyle w:val="Heading2"/>
@@ -2484,7 +2367,6 @@
       <w:tblPr>
         <w:tblStyle w:val="Table"/>
         <w:tblW w:type="auto" w:w="0"/>
-        <w:jc w:val="left"/>
         <w:tblLook w:firstRow="1" w:lastRow="0" w:firstColumn="0" w:lastColumn="0" w:noHBand="0" w:noVBand="0" w:val="0020"/>
       </w:tblPr>
       <w:tblGrid>
@@ -2501,7 +2383,6 @@
           <w:p>
             <w:pPr>
               <w:pStyle w:val="Compact"/>
-              <w:jc w:val="left"/>
             </w:pPr>
             <w:r>
               <w:t xml:space="preserve">Ejercicio</w:t>
@@ -2513,7 +2394,6 @@
           <w:p>
             <w:pPr>
               <w:pStyle w:val="Compact"/>
-              <w:jc w:val="left"/>
             </w:pPr>
             <w:r>
               <w:t xml:space="preserve">Concepto</w:t>
@@ -2525,7 +2405,6 @@
           <w:p>
             <w:pPr>
               <w:pStyle w:val="Compact"/>
-              <w:jc w:val="left"/>
             </w:pPr>
             <w:r>
               <w:t xml:space="preserve">Punto</w:t>
@@ -2539,7 +2418,6 @@
           <w:p>
             <w:pPr>
               <w:pStyle w:val="Compact"/>
-              <w:jc w:val="left"/>
             </w:pPr>
             <w:r>
               <w:t xml:space="preserve">1</w:t>
@@ -2551,7 +2429,6 @@
           <w:p>
             <w:pPr>
               <w:pStyle w:val="Compact"/>
-              <w:jc w:val="left"/>
             </w:pPr>
             <w:r>
               <w:t xml:space="preserve">IP estática y misma subred</w:t>
@@ -2563,7 +2440,6 @@
           <w:p>
             <w:pPr>
               <w:pStyle w:val="Compact"/>
-              <w:jc w:val="left"/>
             </w:pPr>
             <w:r>
               <w:t xml:space="preserve">1–2</w:t>
@@ -2577,7 +2453,6 @@
           <w:p>
             <w:pPr>
               <w:pStyle w:val="Compact"/>
-              <w:jc w:val="left"/>
             </w:pPr>
             <w:r>
               <w:t xml:space="preserve">2–3</w:t>
@@ -2589,7 +2464,6 @@
           <w:p>
             <w:pPr>
               <w:pStyle w:val="Compact"/>
-              <w:jc w:val="left"/>
             </w:pPr>
             <w:r>
               <w:t xml:space="preserve">AND, máscaras, límites de subred</w:t>
@@ -2601,7 +2475,6 @@
           <w:p>
             <w:pPr>
               <w:pStyle w:val="Compact"/>
-              <w:jc w:val="left"/>
             </w:pPr>
             <w:r>
               <w:t xml:space="preserve">2, 4–5</w:t>
@@ -2615,7 +2488,6 @@
           <w:p>
             <w:pPr>
               <w:pStyle w:val="Compact"/>
-              <w:jc w:val="left"/>
             </w:pPr>
             <w:r>
               <w:t xml:space="preserve">4–5</w:t>
@@ -2627,7 +2499,6 @@
           <w:p>
             <w:pPr>
               <w:pStyle w:val="Compact"/>
-              <w:jc w:val="left"/>
             </w:pPr>
             <w:r>
               <w:t xml:space="preserve">DHCP pool, excluded, APIPA</w:t>
@@ -2639,7 +2510,6 @@
           <w:p>
             <w:pPr>
               <w:pStyle w:val="Compact"/>
-              <w:jc w:val="left"/>
             </w:pPr>
             <w:r>
               <w:t xml:space="preserve">7</w:t>
@@ -2653,7 +2523,6 @@
           <w:p>
             <w:pPr>
               <w:pStyle w:val="Compact"/>
-              <w:jc w:val="left"/>
             </w:pPr>
             <w:r>
               <w:t xml:space="preserve">6</w:t>
@@ -2665,7 +2534,6 @@
           <w:p>
             <w:pPr>
               <w:pStyle w:val="Compact"/>
-              <w:jc w:val="left"/>
             </w:pPr>
             <w:r>
               <w:t xml:space="preserve">DORA paso a paso</w:t>
@@ -2677,7 +2545,6 @@
           <w:p>
             <w:pPr>
               <w:pStyle w:val="Compact"/>
-              <w:jc w:val="left"/>
             </w:pPr>
             <w:r>
               <w:t xml:space="preserve">7</w:t>
@@ -2691,7 +2558,6 @@
           <w:p>
             <w:pPr>
               <w:pStyle w:val="Compact"/>
-              <w:jc w:val="left"/>
             </w:pPr>
             <w:r>
               <w:t xml:space="preserve">7</w:t>
@@ -2703,7 +2569,6 @@
           <w:p>
             <w:pPr>
               <w:pStyle w:val="Compact"/>
-              <w:jc w:val="left"/>
             </w:pPr>
             <w:r>
               <w:t xml:space="preserve">ARP (puente con la trama)</w:t>
@@ -2715,7 +2580,6 @@
           <w:p>
             <w:pPr>
               <w:pStyle w:val="Compact"/>
-              <w:jc w:val="left"/>
             </w:pPr>
             <w:r>
               <w:t xml:space="preserve">1</w:t>
@@ -2729,7 +2593,6 @@
           <w:p>
             <w:pPr>
               <w:pStyle w:val="Compact"/>
-              <w:jc w:val="left"/>
             </w:pPr>
             <w:r>
               <w:t xml:space="preserve">8</w:t>
@@ -2741,7 +2604,6 @@
           <w:p>
             <w:pPr>
               <w:pStyle w:val="Compact"/>
-              <w:jc w:val="left"/>
             </w:pPr>
             <w:r>
               <w:t xml:space="preserve">IPv6 estático / SLAAC</w:t>
@@ -2753,7 +2615,6 @@
           <w:p>
             <w:pPr>
               <w:pStyle w:val="Compact"/>
-              <w:jc w:val="left"/>
             </w:pPr>
             <w:r>
               <w:t xml:space="preserve">10, 12</w:t>
@@ -2779,7 +2640,7 @@
       <w:r>
         <w:t xml:space="preserve"> </w:t>
       </w:r>
-      <w:hyperlink r:id="rId30">
+      <w:hyperlink r:id="rId19">
         <w:r>
           <w:rPr>
             <w:rStyle w:val="Hyperlink"/>
@@ -2806,7 +2667,7 @@
       <w:r>
         <w:t xml:space="preserve"> </w:t>
       </w:r>
-      <w:hyperlink r:id="rId21">
+      <w:hyperlink r:id="rId10">
         <w:r>
           <w:rPr>
             <w:rStyle w:val="Hyperlink"/>
@@ -2815,9 +2676,13 @@
         </w:r>
       </w:hyperlink>
     </w:p>
-    <w:bookmarkEnd w:id="31"/>
-    <w:bookmarkEnd w:id="32"/>
-    <w:sectPr/>
+    <w:bookmarkEnd w:id="20"/>
+    <w:bookmarkEnd w:id="21"/>
+    <w:sectPr>
+      <w:footnotePr>
+        <w:numRestart w:val="eachSect"/>
+      </w:footnotePr>
+    </w:sectPr>
   </w:body>
 </w:document>
 </file>
@@ -2855,7 +2720,7 @@
       <w:lvlText w:val=" "/>
       <w:lvlJc w:val="left"/>
       <w:pPr>
-        <w:ind w:left="720" w:hanging="480"/>
+        <w:ind w:left="720" w:hanging="360"/>
       </w:pPr>
     </w:lvl>
     <w:lvl w:ilvl="1">
@@ -2863,7 +2728,7 @@
       <w:lvlText w:val=" "/>
       <w:lvlJc w:val="left"/>
       <w:pPr>
-        <w:ind w:left="1440" w:hanging="480"/>
+        <w:ind w:left="1440" w:hanging="360"/>
       </w:pPr>
     </w:lvl>
     <w:lvl w:ilvl="2">
@@ -2871,7 +2736,7 @@
       <w:lvlText w:val=" "/>
       <w:lvlJc w:val="left"/>
       <w:pPr>
-        <w:ind w:left="2160" w:hanging="480"/>
+        <w:ind w:left="2160" w:hanging="360"/>
       </w:pPr>
     </w:lvl>
     <w:lvl w:ilvl="3">
@@ -2879,7 +2744,7 @@
       <w:lvlText w:val=" "/>
       <w:lvlJc w:val="left"/>
       <w:pPr>
-        <w:ind w:left="2880" w:hanging="480"/>
+        <w:ind w:left="2880" w:hanging="360"/>
       </w:pPr>
     </w:lvl>
     <w:lvl w:ilvl="4">
@@ -2887,7 +2752,7 @@
       <w:lvlText w:val=" "/>
       <w:lvlJc w:val="left"/>
       <w:pPr>
-        <w:ind w:left="3600" w:hanging="480"/>
+        <w:ind w:left="3600" w:hanging="360"/>
       </w:pPr>
     </w:lvl>
     <w:lvl w:ilvl="5">
@@ -2895,7 +2760,7 @@
       <w:lvlText w:val=" "/>
       <w:lvlJc w:val="left"/>
       <w:pPr>
-        <w:ind w:left="4320" w:hanging="480"/>
+        <w:ind w:left="4320" w:hanging="360"/>
       </w:pPr>
     </w:lvl>
     <w:lvl w:ilvl="6">
@@ -2903,7 +2768,7 @@
       <w:lvlText w:val=" "/>
       <w:lvlJc w:val="left"/>
       <w:pPr>
-        <w:ind w:left="5040" w:hanging="480"/>
+        <w:ind w:left="5040" w:hanging="360"/>
       </w:pPr>
     </w:lvl>
     <w:lvl w:ilvl="7">
@@ -2911,7 +2776,7 @@
       <w:lvlText w:val=" "/>
       <w:lvlJc w:val="left"/>
       <w:pPr>
-        <w:ind w:left="5760" w:hanging="480"/>
+        <w:ind w:left="5760" w:hanging="360"/>
       </w:pPr>
     </w:lvl>
     <w:lvl w:ilvl="8">
@@ -2919,7 +2784,7 @@
       <w:lvlText w:val=" "/>
       <w:lvlJc w:val="left"/>
       <w:pPr>
-        <w:ind w:left="6480" w:hanging="480"/>
+        <w:ind w:left="6480" w:hanging="360"/>
       </w:pPr>
     </w:lvl>
   </w:abstractNum>
@@ -2932,7 +2797,7 @@
       <w:lvlText w:val="%1."/>
       <w:lvlJc w:val="left"/>
       <w:pPr>
-        <w:ind w:left="720" w:hanging="480"/>
+        <w:ind w:left="720" w:hanging="360"/>
       </w:pPr>
     </w:lvl>
     <w:lvl w:ilvl="1">
@@ -2941,7 +2806,7 @@
       <w:lvlText w:val="%2."/>
       <w:lvlJc w:val="left"/>
       <w:pPr>
-        <w:ind w:left="1440" w:hanging="480"/>
+        <w:ind w:left="1440" w:hanging="360"/>
       </w:pPr>
     </w:lvl>
     <w:lvl w:ilvl="2">
@@ -2950,7 +2815,7 @@
       <w:lvlText w:val="%3."/>
       <w:lvlJc w:val="left"/>
       <w:pPr>
-        <w:ind w:left="2160" w:hanging="480"/>
+        <w:ind w:left="2160" w:hanging="360"/>
       </w:pPr>
     </w:lvl>
     <w:lvl w:ilvl="3">
@@ -2959,7 +2824,7 @@
       <w:lvlText w:val="%4."/>
       <w:lvlJc w:val="left"/>
       <w:pPr>
-        <w:ind w:left="2880" w:hanging="480"/>
+        <w:ind w:left="2880" w:hanging="360"/>
       </w:pPr>
     </w:lvl>
     <w:lvl w:ilvl="4">
@@ -2968,7 +2833,7 @@
       <w:lvlText w:val="%5."/>
       <w:lvlJc w:val="left"/>
       <w:pPr>
-        <w:ind w:left="3600" w:hanging="480"/>
+        <w:ind w:left="3600" w:hanging="360"/>
       </w:pPr>
     </w:lvl>
     <w:lvl w:ilvl="5">
@@ -2977,7 +2842,7 @@
       <w:lvlText w:val="%6."/>
       <w:lvlJc w:val="left"/>
       <w:pPr>
-        <w:ind w:left="4320" w:hanging="480"/>
+        <w:ind w:left="4320" w:hanging="360"/>
       </w:pPr>
     </w:lvl>
     <w:lvl w:ilvl="6">
@@ -2986,7 +2851,7 @@
       <w:lvlText w:val="%7."/>
       <w:lvlJc w:val="left"/>
       <w:pPr>
-        <w:ind w:left="5040" w:hanging="480"/>
+        <w:ind w:left="5040" w:hanging="360"/>
       </w:pPr>
     </w:lvl>
     <w:lvl w:ilvl="7">
@@ -2995,7 +2860,7 @@
       <w:lvlText w:val="%8."/>
       <w:lvlJc w:val="left"/>
       <w:pPr>
-        <w:ind w:left="5760" w:hanging="480"/>
+        <w:ind w:left="5760" w:hanging="360"/>
       </w:pPr>
     </w:lvl>
     <w:lvl w:ilvl="8">
@@ -3004,7 +2869,7 @@
       <w:lvlText w:val="%9."/>
       <w:lvlJc w:val="left"/>
       <w:pPr>
-        <w:ind w:left="6480" w:hanging="480"/>
+        <w:ind w:left="6480" w:hanging="360"/>
       </w:pPr>
     </w:lvl>
   </w:abstractNum>
@@ -3013,75 +2878,102 @@
     <w:multiLevelType w:val="multilevel"/>
     <w:lvl w:ilvl="0">
       <w:numFmt w:val="bullet"/>
-      <w:lvlText w:val="•"/>
+      <w:lvlText w:val=""/>
       <w:lvlJc w:val="left"/>
       <w:pPr>
-        <w:ind w:left="720" w:hanging="480"/>
-      </w:pPr>
+        <w:ind w:left="720" w:hanging="360"/>
+      </w:pPr>
+      <w:rPr>
+        <w:rFonts w:ascii="Symbol" w:hAnsi="Symbol" w:cs="Symbol" w:hint="default"/>
+      </w:rPr>
     </w:lvl>
     <w:lvl w:ilvl="1">
       <w:numFmt w:val="bullet"/>
-      <w:lvlText w:val="–"/>
+      <w:lvlText w:val="o"/>
       <w:lvlJc w:val="left"/>
       <w:pPr>
-        <w:ind w:left="1440" w:hanging="480"/>
-      </w:pPr>
+        <w:ind w:left="1440" w:hanging="360"/>
+      </w:pPr>
+      <w:rPr>
+        <w:rFonts w:ascii="Courier New" w:hAnsi="Courier New" w:cs="Courier New" w:hint="default"/>
+      </w:rPr>
     </w:lvl>
     <w:lvl w:ilvl="2">
       <w:numFmt w:val="bullet"/>
-      <w:lvlText w:val="•"/>
+      <w:lvlText w:val=""/>
       <w:lvlJc w:val="left"/>
       <w:pPr>
-        <w:ind w:left="2160" w:hanging="480"/>
-      </w:pPr>
+        <w:ind w:left="2160" w:hanging="360"/>
+      </w:pPr>
+      <w:rPr>
+        <w:rFonts w:ascii="Wingdings" w:hAnsi="Wingdings" w:cs="Wingdings" w:hint="default"/>
+      </w:rPr>
     </w:lvl>
     <w:lvl w:ilvl="3">
       <w:numFmt w:val="bullet"/>
-      <w:lvlText w:val="–"/>
+      <w:lvlText w:val=""/>
       <w:lvlJc w:val="left"/>
       <w:pPr>
-        <w:ind w:left="2880" w:hanging="480"/>
-      </w:pPr>
+        <w:ind w:left="2880" w:hanging="360"/>
+      </w:pPr>
+      <w:rPr>
+        <w:rFonts w:ascii="Symbol" w:hAnsi="Symbol" w:cs="Symbol" w:hint="default"/>
+      </w:rPr>
     </w:lvl>
     <w:lvl w:ilvl="4">
       <w:numFmt w:val="bullet"/>
-      <w:lvlText w:val="•"/>
+      <w:lvlText w:val="o"/>
       <w:lvlJc w:val="left"/>
       <w:pPr>
-        <w:ind w:left="3600" w:hanging="480"/>
-      </w:pPr>
+        <w:ind w:left="3600" w:hanging="360"/>
+      </w:pPr>
+      <w:rPr>
+        <w:rFonts w:ascii="Courier New" w:hAnsi="Courier New" w:cs="Courier New" w:hint="default"/>
+      </w:rPr>
     </w:lvl>
     <w:lvl w:ilvl="5">
       <w:numFmt w:val="bullet"/>
-      <w:lvlText w:val="–"/>
+      <w:lvlText w:val=""/>
       <w:lvlJc w:val="left"/>
       <w:pPr>
-        <w:ind w:left="4320" w:hanging="480"/>
-      </w:pPr>
+        <w:ind w:left="4320" w:hanging="360"/>
+      </w:pPr>
+      <w:rPr>
+        <w:rFonts w:ascii="Wingdings" w:hAnsi="Wingdings" w:cs="Wingdings" w:hint="default"/>
+      </w:rPr>
     </w:lvl>
     <w:lvl w:ilvl="6">
       <w:numFmt w:val="bullet"/>
-      <w:lvlText w:val="•"/>
+      <w:lvlText w:val=""/>
       <w:lvlJc w:val="left"/>
       <w:pPr>
-        <w:ind w:left="5040" w:hanging="480"/>
-      </w:pPr>
+        <w:ind w:left="5040" w:hanging="360"/>
+      </w:pPr>
+      <w:rPr>
+        <w:rFonts w:ascii="Symbol" w:hAnsi="Symbol" w:cs="Symbol" w:hint="default"/>
+      </w:rPr>
     </w:lvl>
     <w:lvl w:ilvl="7">
       <w:numFmt w:val="bullet"/>
-      <w:lvlText w:val="–"/>
+      <w:lvlText w:val="o"/>
       <w:lvlJc w:val="left"/>
       <w:pPr>
-        <w:ind w:left="5760" w:hanging="480"/>
-      </w:pPr>
+        <w:ind w:left="5760" w:hanging="360"/>
+      </w:pPr>
+      <w:rPr>
+        <w:rFonts w:ascii="Courier New" w:hAnsi="Courier New" w:cs="Courier New" w:hint="default"/>
+      </w:rPr>
     </w:lvl>
     <w:lvl w:ilvl="8">
       <w:numFmt w:val="bullet"/>
-      <w:lvlText w:val="•"/>
+      <w:lvlText w:val=""/>
       <w:lvlJc w:val="left"/>
       <w:pPr>
-        <w:ind w:left="6480" w:hanging="480"/>
-      </w:pPr>
+        <w:ind w:left="6480" w:hanging="360"/>
+      </w:pPr>
+      <w:rPr>
+        <w:rFonts w:ascii="Wingdings" w:hAnsi="Wingdings" w:cs="Wingdings" w:hint="default"/>
+      </w:rPr>
     </w:lvl>
   </w:abstractNum>
   <w:abstractNum w:abstractNumId="99413">
@@ -3093,7 +2985,7 @@
       <w:lvlText w:val="%1."/>
       <w:lvlJc w:val="left"/>
       <w:pPr>
-        <w:ind w:left="720" w:hanging="480"/>
+        <w:ind w:left="720" w:hanging="360"/>
       </w:pPr>
     </w:lvl>
     <w:lvl w:ilvl="1">
@@ -3102,7 +2994,7 @@
       <w:lvlText w:val="%2."/>
       <w:lvlJc w:val="left"/>
       <w:pPr>
-        <w:ind w:left="1440" w:hanging="480"/>
+        <w:ind w:left="1440" w:hanging="360"/>
       </w:pPr>
     </w:lvl>
     <w:lvl w:ilvl="2">
@@ -3111,7 +3003,7 @@
       <w:lvlText w:val="%3."/>
       <w:lvlJc w:val="left"/>
       <w:pPr>
-        <w:ind w:left="2160" w:hanging="480"/>
+        <w:ind w:left="2160" w:hanging="360"/>
       </w:pPr>
     </w:lvl>
     <w:lvl w:ilvl="3">
@@ -3120,7 +3012,7 @@
       <w:lvlText w:val="%4."/>
       <w:lvlJc w:val="left"/>
       <w:pPr>
-        <w:ind w:left="2880" w:hanging="480"/>
+        <w:ind w:left="2880" w:hanging="360"/>
       </w:pPr>
     </w:lvl>
     <w:lvl w:ilvl="4">
@@ -3129,7 +3021,7 @@
       <w:lvlText w:val="%5."/>
       <w:lvlJc w:val="left"/>
       <w:pPr>
-        <w:ind w:left="3600" w:hanging="480"/>
+        <w:ind w:left="3600" w:hanging="360"/>
       </w:pPr>
     </w:lvl>
     <w:lvl w:ilvl="5">
@@ -3138,7 +3030,7 @@
       <w:lvlText w:val="%6."/>
       <w:lvlJc w:val="left"/>
       <w:pPr>
-        <w:ind w:left="4320" w:hanging="480"/>
+        <w:ind w:left="4320" w:hanging="360"/>
       </w:pPr>
     </w:lvl>
     <w:lvl w:ilvl="6">
@@ -3147,7 +3039,7 @@
       <w:lvlText w:val="%7."/>
       <w:lvlJc w:val="left"/>
       <w:pPr>
-        <w:ind w:left="5040" w:hanging="480"/>
+        <w:ind w:left="5040" w:hanging="360"/>
       </w:pPr>
     </w:lvl>
     <w:lvl w:ilvl="7">
@@ -3156,7 +3048,7 @@
       <w:lvlText w:val="%8."/>
       <w:lvlJc w:val="left"/>
       <w:pPr>
-        <w:ind w:left="5760" w:hanging="480"/>
+        <w:ind w:left="5760" w:hanging="360"/>
       </w:pPr>
     </w:lvl>
     <w:lvl w:ilvl="8">
@@ -3165,7 +3057,7 @@
       <w:lvlText w:val="%9."/>
       <w:lvlJc w:val="left"/>
       <w:pPr>
-        <w:ind w:left="6480" w:hanging="480"/>
+        <w:ind w:left="6480" w:hanging="360"/>
       </w:pPr>
     </w:lvl>
   </w:abstractNum>
@@ -3178,7 +3070,7 @@
       <w:lvlText w:val="%1."/>
       <w:lvlJc w:val="left"/>
       <w:pPr>
-        <w:ind w:left="720" w:hanging="480"/>
+        <w:ind w:left="720" w:hanging="360"/>
       </w:pPr>
     </w:lvl>
     <w:lvl w:ilvl="1">
@@ -3187,7 +3079,7 @@
       <w:lvlText w:val="%2."/>
       <w:lvlJc w:val="left"/>
       <w:pPr>
-        <w:ind w:left="1440" w:hanging="480"/>
+        <w:ind w:left="1440" w:hanging="360"/>
       </w:pPr>
     </w:lvl>
     <w:lvl w:ilvl="2">
@@ -3196,7 +3088,7 @@
       <w:lvlText w:val="%3."/>
       <w:lvlJc w:val="left"/>
       <w:pPr>
-        <w:ind w:left="2160" w:hanging="480"/>
+        <w:ind w:left="2160" w:hanging="360"/>
       </w:pPr>
     </w:lvl>
     <w:lvl w:ilvl="3">
@@ -3205,7 +3097,7 @@
       <w:lvlText w:val="%4."/>
       <w:lvlJc w:val="left"/>
       <w:pPr>
-        <w:ind w:left="2880" w:hanging="480"/>
+        <w:ind w:left="2880" w:hanging="360"/>
       </w:pPr>
     </w:lvl>
     <w:lvl w:ilvl="4">
@@ -3214,7 +3106,7 @@
       <w:lvlText w:val="%5."/>
       <w:lvlJc w:val="left"/>
       <w:pPr>
-        <w:ind w:left="3600" w:hanging="480"/>
+        <w:ind w:left="3600" w:hanging="360"/>
       </w:pPr>
     </w:lvl>
     <w:lvl w:ilvl="5">
@@ -3223,7 +3115,7 @@
       <w:lvlText w:val="%6."/>
       <w:lvlJc w:val="left"/>
       <w:pPr>
-        <w:ind w:left="4320" w:hanging="480"/>
+        <w:ind w:left="4320" w:hanging="360"/>
       </w:pPr>
     </w:lvl>
     <w:lvl w:ilvl="6">
@@ -3232,7 +3124,7 @@
       <w:lvlText w:val="%7."/>
       <w:lvlJc w:val="left"/>
       <w:pPr>
-        <w:ind w:left="5040" w:hanging="480"/>
+        <w:ind w:left="5040" w:hanging="360"/>
       </w:pPr>
     </w:lvl>
     <w:lvl w:ilvl="7">
@@ -3241,7 +3133,7 @@
       <w:lvlText w:val="%8."/>
       <w:lvlJc w:val="left"/>
       <w:pPr>
-        <w:ind w:left="5760" w:hanging="480"/>
+        <w:ind w:left="5760" w:hanging="360"/>
       </w:pPr>
     </w:lvl>
     <w:lvl w:ilvl="8">
@@ -3250,7 +3142,7 @@
       <w:lvlText w:val="%9."/>
       <w:lvlJc w:val="left"/>
       <w:pPr>
-        <w:ind w:left="6480" w:hanging="480"/>
+        <w:ind w:left="6480" w:hanging="360"/>
       </w:pPr>
     </w:lvl>
   </w:abstractNum>
@@ -3631,10 +3523,10 @@
   <w:docDefaults>
     <w:rPrDefault>
       <w:rPr>
-        <w:rFonts w:asciiTheme="minorHAnsi" w:cstheme="minorBidi" w:eastAsiaTheme="minorHAnsi" w:hAnsiTheme="minorHAnsi"/>
+        <w:rFonts w:asciiTheme="minorHAnsi" w:cstheme="minorBidi" w:eastAsiaTheme="minorEastAsia" w:hAnsiTheme="minorHAnsi"/>
         <w:sz w:val="24"/>
         <w:szCs w:val="24"/>
-        <w:lang w:bidi="ar-SA" w:eastAsia="en-US" w:val="es-ES"/>
+        <w:lang w:bidi="ar-SA" w:eastAsia="zh-CN" w:val="es-ES"/>
       </w:rPr>
     </w:rPrDefault>
     <w:pPrDefault>
@@ -3675,57 +3567,94 @@
     <w:name w:val="Title"/>
     <w:basedOn w:val="Normal"/>
     <w:next w:val="BodyText"/>
+    <w:link w:val="TitleChar"/>
+    <w:uiPriority w:val="10"/>
     <w:qFormat/>
+    <w:rsid w:val="00A10FD9"/>
     <w:pPr>
-      <w:keepNext/>
-      <w:keepLines/>
-      <w:spacing w:after="240" w:before="480"/>
+      <w:spacing w:after="80" w:line="240" w:lineRule="auto"/>
+      <w:contextualSpacing/>
       <w:jc w:val="center"/>
     </w:pPr>
     <w:rPr>
       <w:rFonts w:asciiTheme="majorHAnsi" w:cstheme="majorBidi" w:eastAsiaTheme="majorEastAsia" w:hAnsiTheme="majorHAnsi"/>
-      <w:b/>
-      <w:bCs/>
-      <w:color w:themeColor="accent1" w:themeShade="B5" w:val="345A8A"/>
-      <w:sz w:val="36"/>
-      <w:szCs w:val="36"/>
+      <w:sz w:val="56"/>
+      <w:szCs w:val="56"/>
+    </w:rPr>
+  </w:style>
+  <w:style w:customStyle="1" w:styleId="TitleChar" w:type="character">
+    <w:name w:val="Title Char"/>
+    <w:basedOn w:val="DefaultParagraphFont"/>
+    <w:link w:val="Title"/>
+    <w:uiPriority w:val="10"/>
+    <w:rsid w:val="00A10FD9"/>
+    <w:rPr>
+      <w:rFonts w:asciiTheme="majorHAnsi" w:cstheme="majorBidi" w:eastAsiaTheme="majorEastAsia" w:hAnsiTheme="majorHAnsi"/>
+      <w:sz w:val="56"/>
+      <w:szCs w:val="56"/>
     </w:rPr>
   </w:style>
   <w:style w:styleId="Subtitle" w:type="paragraph">
     <w:name w:val="Subtitle"/>
+    <w:basedOn w:val="Title"/>
+    <w:next w:val="BodyText"/>
+    <w:link w:val="SubtitleChar"/>
+    <w:uiPriority w:val="11"/>
+    <w:qFormat/>
+    <w:rsid w:val="00A10FD9"/>
+    <w:pPr>
+      <w:numPr>
+        <w:ilvl w:val="1"/>
+      </w:numPr>
+    </w:pPr>
+    <w:rPr>
+      <w:rFonts w:cstheme="majorBidi" w:eastAsiaTheme="majorEastAsia"/>
+      <w:spacing w:val="15"/>
+      <w:sz w:val="28"/>
+      <w:szCs w:val="28"/>
+    </w:rPr>
+  </w:style>
+  <w:style w:customStyle="1" w:styleId="SubtitleChar" w:type="character">
+    <w:name w:val="Subtitle Char"/>
+    <w:basedOn w:val="DefaultParagraphFont"/>
+    <w:link w:val="Subtitle"/>
+    <w:uiPriority w:val="11"/>
+    <w:rsid w:val="00A10FD9"/>
+    <w:rPr>
+      <w:rFonts w:cstheme="majorBidi" w:eastAsiaTheme="majorEastAsia"/>
+      <w:color w:themeColor="text1" w:themeTint="A6" w:val="595959"/>
+      <w:spacing w:val="15"/>
+      <w:sz w:val="28"/>
+      <w:szCs w:val="28"/>
+    </w:rPr>
+  </w:style>
+  <w:style w:customStyle="1" w:styleId="Author" w:type="paragraph">
+    <w:name w:val="Author"/>
     <w:basedOn w:val="Title"/>
     <w:next w:val="BodyText"/>
     <w:qFormat/>
     <w:pPr>
       <w:keepNext/>
       <w:keepLines/>
-      <w:spacing w:after="240" w:before="240"/>
-      <w:jc w:val="center"/>
     </w:pPr>
     <w:rPr>
-      <w:sz w:val="30"/>
-      <w:szCs w:val="30"/>
-    </w:rPr>
-  </w:style>
-  <w:style w:customStyle="1" w:styleId="Author" w:type="paragraph">
-    <w:name w:val="Author"/>
+      <w:sz w:val="24"/>
+      <w:szCs w:val="24"/>
+    </w:rPr>
+  </w:style>
+  <w:style w:styleId="Date" w:type="paragraph">
+    <w:name w:val="Date"/>
+    <w:basedOn w:val="Title"/>
     <w:next w:val="BodyText"/>
     <w:qFormat/>
     <w:pPr>
       <w:keepNext/>
       <w:keepLines/>
-      <w:jc w:val="center"/>
     </w:pPr>
-  </w:style>
-  <w:style w:styleId="Date" w:type="paragraph">
-    <w:name w:val="Date"/>
-    <w:next w:val="BodyText"/>
-    <w:qFormat/>
-    <w:pPr>
-      <w:keepNext/>
-      <w:keepLines/>
-      <w:jc w:val="center"/>
-    </w:pPr>
+    <w:rPr>
+      <w:sz w:val="24"/>
+      <w:szCs w:val="24"/>
+    </w:rPr>
   </w:style>
   <w:style w:customStyle="1" w:styleId="AbstractTitle" w:type="paragraph">
     <w:name w:val="Abstract Title"/>
@@ -3740,7 +3669,6 @@
     </w:pPr>
     <w:rPr>
       <w:b/>
-      <w:color w:val="345A8A"/>
       <w:sz w:val="20"/>
       <w:szCs w:val="20"/>
     </w:rPr>
@@ -3769,191 +3697,321 @@
     <w:rPr/>
   </w:style>
   <w:style w:styleId="Heading1" w:type="paragraph">
-    <w:name w:val="Heading 1"/>
+    <w:name w:val="heading 1"/>
     <w:basedOn w:val="Normal"/>
     <w:next w:val="BodyText"/>
+    <w:link w:val="Heading1Char"/>
     <w:uiPriority w:val="9"/>
     <w:qFormat/>
+    <w:rsid w:val="00A10FD9"/>
     <w:pPr>
       <w:keepNext/>
       <w:keepLines/>
-      <w:spacing w:after="0" w:before="480"/>
+      <w:spacing w:after="80" w:before="360"/>
       <w:outlineLvl w:val="0"/>
     </w:pPr>
     <w:rPr>
       <w:rFonts w:asciiTheme="majorHAnsi" w:cstheme="majorBidi" w:eastAsiaTheme="majorEastAsia" w:hAnsiTheme="majorHAnsi"/>
-      <w:b/>
-      <w:bCs/>
-      <w:color w:themeColor="accent1" w:val="4F81BD"/>
-      <w:sz w:val="32"/>
-      <w:szCs w:val="32"/>
+      <w:color w:themeColor="accent1" w:themeShade="BF" w:val="0F4761"/>
+      <w:sz w:val="40"/>
+      <w:szCs w:val="40"/>
     </w:rPr>
   </w:style>
   <w:style w:styleId="Heading2" w:type="paragraph">
-    <w:name w:val="Heading 2"/>
+    <w:name w:val="heading 2"/>
     <w:basedOn w:val="Normal"/>
     <w:next w:val="BodyText"/>
+    <w:link w:val="Heading2Char"/>
     <w:uiPriority w:val="9"/>
+    <w:semiHidden/>
     <w:unhideWhenUsed/>
     <w:qFormat/>
+    <w:rsid w:val="00A10FD9"/>
     <w:pPr>
       <w:keepNext/>
       <w:keepLines/>
-      <w:spacing w:after="0" w:before="200"/>
+      <w:spacing w:after="80" w:before="160"/>
       <w:outlineLvl w:val="1"/>
     </w:pPr>
     <w:rPr>
       <w:rFonts w:asciiTheme="majorHAnsi" w:cstheme="majorBidi" w:eastAsiaTheme="majorEastAsia" w:hAnsiTheme="majorHAnsi"/>
-      <w:b/>
-      <w:bCs/>
-      <w:color w:themeColor="accent1" w:val="4F81BD"/>
-      <w:sz w:val="28"/>
-      <w:szCs w:val="28"/>
+      <w:color w:themeColor="accent1" w:themeShade="BF" w:val="0F4761"/>
+      <w:sz w:val="32"/>
+      <w:szCs w:val="32"/>
     </w:rPr>
   </w:style>
   <w:style w:styleId="Heading3" w:type="paragraph">
-    <w:name w:val="Heading 3"/>
+    <w:name w:val="heading 3"/>
     <w:basedOn w:val="Normal"/>
     <w:next w:val="BodyText"/>
+    <w:link w:val="Heading3Char"/>
     <w:uiPriority w:val="9"/>
+    <w:semiHidden/>
     <w:unhideWhenUsed/>
     <w:qFormat/>
+    <w:rsid w:val="00A10FD9"/>
     <w:pPr>
       <w:keepNext/>
       <w:keepLines/>
-      <w:spacing w:after="0" w:before="200"/>
+      <w:spacing w:after="80" w:before="160"/>
       <w:outlineLvl w:val="2"/>
     </w:pPr>
     <w:rPr>
-      <w:rFonts w:asciiTheme="majorHAnsi" w:cstheme="majorBidi" w:eastAsiaTheme="majorEastAsia" w:hAnsiTheme="majorHAnsi"/>
-      <w:b/>
-      <w:bCs/>
-      <w:color w:themeColor="accent1" w:val="4F81BD"/>
-      <w:sz w:val="24"/>
-      <w:szCs w:val="24"/>
+      <w:rFonts w:cstheme="majorBidi" w:eastAsiaTheme="majorEastAsia"/>
+      <w:color w:themeColor="accent1" w:themeShade="BF" w:val="0F4761"/>
+      <w:sz w:val="28"/>
+      <w:szCs w:val="28"/>
     </w:rPr>
   </w:style>
   <w:style w:styleId="Heading4" w:type="paragraph">
-    <w:name w:val="Heading 4"/>
+    <w:name w:val="heading 4"/>
     <w:basedOn w:val="Normal"/>
     <w:next w:val="BodyText"/>
+    <w:link w:val="Heading4Char"/>
     <w:uiPriority w:val="9"/>
+    <w:semiHidden/>
     <w:unhideWhenUsed/>
     <w:qFormat/>
+    <w:rsid w:val="00A10FD9"/>
     <w:pPr>
       <w:keepNext/>
       <w:keepLines/>
-      <w:spacing w:after="0" w:before="200"/>
+      <w:spacing w:after="40" w:before="80"/>
       <w:outlineLvl w:val="3"/>
     </w:pPr>
     <w:rPr>
-      <w:rFonts w:asciiTheme="majorHAnsi" w:cstheme="majorBidi" w:eastAsiaTheme="majorEastAsia" w:hAnsiTheme="majorHAnsi"/>
-      <w:bCs/>
+      <w:rFonts w:cstheme="majorBidi" w:eastAsiaTheme="majorEastAsia"/>
       <w:i/>
-      <w:color w:themeColor="accent1" w:val="4F81BD"/>
-      <w:sz w:val="24"/>
-      <w:szCs w:val="24"/>
+      <w:iCs/>
+      <w:color w:themeColor="accent1" w:themeShade="BF" w:val="0F4761"/>
     </w:rPr>
   </w:style>
   <w:style w:styleId="Heading5" w:type="paragraph">
-    <w:name w:val="Heading 5"/>
+    <w:name w:val="heading 5"/>
     <w:basedOn w:val="Normal"/>
     <w:next w:val="BodyText"/>
+    <w:link w:val="Heading5Char"/>
     <w:uiPriority w:val="9"/>
+    <w:semiHidden/>
     <w:unhideWhenUsed/>
     <w:qFormat/>
+    <w:rsid w:val="00A10FD9"/>
     <w:pPr>
       <w:keepNext/>
       <w:keepLines/>
-      <w:spacing w:after="0" w:before="200"/>
+      <w:spacing w:after="40" w:before="80"/>
       <w:outlineLvl w:val="4"/>
     </w:pPr>
     <w:rPr>
-      <w:rFonts w:asciiTheme="majorHAnsi" w:cstheme="majorBidi" w:eastAsiaTheme="majorEastAsia" w:hAnsiTheme="majorHAnsi"/>
-      <w:iCs/>
-      <w:color w:themeColor="accent1" w:val="4F81BD"/>
-      <w:sz w:val="24"/>
-      <w:szCs w:val="24"/>
+      <w:rFonts w:cstheme="majorBidi" w:eastAsiaTheme="majorEastAsia"/>
+      <w:color w:themeColor="accent1" w:themeShade="BF" w:val="0F4761"/>
     </w:rPr>
   </w:style>
   <w:style w:styleId="Heading6" w:type="paragraph">
-    <w:name w:val="Heading 6"/>
+    <w:name w:val="heading 6"/>
     <w:basedOn w:val="Normal"/>
     <w:next w:val="BodyText"/>
+    <w:link w:val="Heading6Char"/>
     <w:uiPriority w:val="9"/>
+    <w:semiHidden/>
     <w:unhideWhenUsed/>
     <w:qFormat/>
+    <w:rsid w:val="00A10FD9"/>
     <w:pPr>
       <w:keepNext/>
       <w:keepLines/>
-      <w:spacing w:after="0" w:before="200"/>
+      <w:spacing w:after="0" w:before="40"/>
       <w:outlineLvl w:val="5"/>
     </w:pPr>
     <w:rPr>
-      <w:rFonts w:asciiTheme="majorHAnsi" w:cstheme="majorBidi" w:eastAsiaTheme="majorEastAsia" w:hAnsiTheme="majorHAnsi"/>
-      <w:color w:themeColor="accent1" w:val="4F81BD"/>
-      <w:sz w:val="24"/>
-      <w:szCs w:val="24"/>
+      <w:rFonts w:cstheme="majorBidi" w:eastAsiaTheme="majorEastAsia"/>
+      <w:i/>
+      <w:iCs/>
+      <w:color w:themeColor="text1" w:themeTint="A6" w:val="595959"/>
     </w:rPr>
   </w:style>
   <w:style w:styleId="Heading7" w:type="paragraph">
-    <w:name w:val="Heading 7"/>
+    <w:name w:val="heading 7"/>
     <w:basedOn w:val="Normal"/>
     <w:next w:val="BodyText"/>
+    <w:link w:val="Heading7Char"/>
     <w:uiPriority w:val="9"/>
+    <w:semiHidden/>
     <w:unhideWhenUsed/>
     <w:qFormat/>
+    <w:rsid w:val="00A10FD9"/>
     <w:pPr>
       <w:keepNext/>
       <w:keepLines/>
-      <w:spacing w:after="0" w:before="200"/>
+      <w:spacing w:after="0" w:before="40"/>
       <w:outlineLvl w:val="6"/>
     </w:pPr>
     <w:rPr>
-      <w:rFonts w:asciiTheme="majorHAnsi" w:cstheme="majorBidi" w:eastAsiaTheme="majorEastAsia" w:hAnsiTheme="majorHAnsi"/>
-      <w:color w:themeColor="accent1" w:val="4F81BD"/>
-      <w:sz w:val="24"/>
-      <w:szCs w:val="24"/>
+      <w:rFonts w:cstheme="majorBidi" w:eastAsiaTheme="majorEastAsia"/>
+      <w:color w:themeColor="text1" w:themeTint="A6" w:val="595959"/>
     </w:rPr>
   </w:style>
   <w:style w:styleId="Heading8" w:type="paragraph">
-    <w:name w:val="Heading 8"/>
+    <w:name w:val="heading 8"/>
     <w:basedOn w:val="Normal"/>
     <w:next w:val="BodyText"/>
+    <w:link w:val="Heading8Char"/>
     <w:uiPriority w:val="9"/>
+    <w:semiHidden/>
     <w:unhideWhenUsed/>
     <w:qFormat/>
+    <w:rsid w:val="00A10FD9"/>
     <w:pPr>
       <w:keepNext/>
       <w:keepLines/>
-      <w:spacing w:after="0" w:before="200"/>
+      <w:spacing w:after="0"/>
       <w:outlineLvl w:val="7"/>
     </w:pPr>
     <w:rPr>
-      <w:rFonts w:asciiTheme="majorHAnsi" w:cstheme="majorBidi" w:eastAsiaTheme="majorEastAsia" w:hAnsiTheme="majorHAnsi"/>
-      <w:color w:themeColor="accent1" w:val="4F81BD"/>
-      <w:sz w:val="24"/>
-      <w:szCs w:val="24"/>
+      <w:rFonts w:cstheme="majorBidi" w:eastAsiaTheme="majorEastAsia"/>
+      <w:i/>
+      <w:iCs/>
+      <w:color w:themeColor="text1" w:themeTint="D8" w:val="272727"/>
     </w:rPr>
   </w:style>
   <w:style w:styleId="Heading9" w:type="paragraph">
-    <w:name w:val="Heading 9"/>
+    <w:name w:val="heading 9"/>
     <w:basedOn w:val="Normal"/>
     <w:next w:val="BodyText"/>
+    <w:link w:val="Heading9Char"/>
     <w:uiPriority w:val="9"/>
+    <w:semiHidden/>
     <w:unhideWhenUsed/>
     <w:qFormat/>
+    <w:rsid w:val="00A10FD9"/>
     <w:pPr>
       <w:keepNext/>
       <w:keepLines/>
-      <w:spacing w:after="0" w:before="200"/>
+      <w:spacing w:after="0"/>
       <w:outlineLvl w:val="8"/>
     </w:pPr>
     <w:rPr>
+      <w:rFonts w:cstheme="majorBidi" w:eastAsiaTheme="majorEastAsia"/>
+      <w:color w:themeColor="text1" w:themeTint="D8" w:val="272727"/>
+    </w:rPr>
+  </w:style>
+  <w:style w:customStyle="1" w:styleId="Heading1Char" w:type="character">
+    <w:name w:val="Heading 1 Char"/>
+    <w:basedOn w:val="DefaultParagraphFont"/>
+    <w:link w:val="Heading1"/>
+    <w:uiPriority w:val="9"/>
+    <w:rsid w:val="00A10FD9"/>
+    <w:rPr>
       <w:rFonts w:asciiTheme="majorHAnsi" w:cstheme="majorBidi" w:eastAsiaTheme="majorEastAsia" w:hAnsiTheme="majorHAnsi"/>
-      <w:color w:themeColor="accent1" w:val="4F81BD"/>
-      <w:sz w:val="24"/>
-      <w:szCs w:val="24"/>
+      <w:color w:themeColor="accent1" w:themeShade="BF" w:val="0F4761"/>
+      <w:sz w:val="40"/>
+      <w:szCs w:val="40"/>
+    </w:rPr>
+  </w:style>
+  <w:style w:customStyle="1" w:styleId="Heading2Char" w:type="character">
+    <w:name w:val="Heading 2 Char"/>
+    <w:basedOn w:val="DefaultParagraphFont"/>
+    <w:link w:val="Heading2"/>
+    <w:uiPriority w:val="9"/>
+    <w:semiHidden/>
+    <w:rsid w:val="00A10FD9"/>
+    <w:rPr>
+      <w:rFonts w:asciiTheme="majorHAnsi" w:cstheme="majorBidi" w:eastAsiaTheme="majorEastAsia" w:hAnsiTheme="majorHAnsi"/>
+      <w:color w:themeColor="accent1" w:themeShade="BF" w:val="0F4761"/>
+      <w:sz w:val="32"/>
+      <w:szCs w:val="32"/>
+    </w:rPr>
+  </w:style>
+  <w:style w:customStyle="1" w:styleId="Heading3Char" w:type="character">
+    <w:name w:val="Heading 3 Char"/>
+    <w:basedOn w:val="DefaultParagraphFont"/>
+    <w:link w:val="Heading3"/>
+    <w:uiPriority w:val="9"/>
+    <w:semiHidden/>
+    <w:rsid w:val="00A10FD9"/>
+    <w:rPr>
+      <w:rFonts w:cstheme="majorBidi" w:eastAsiaTheme="majorEastAsia"/>
+      <w:color w:themeColor="accent1" w:themeShade="BF" w:val="0F4761"/>
+      <w:sz w:val="28"/>
+      <w:szCs w:val="28"/>
+    </w:rPr>
+  </w:style>
+  <w:style w:customStyle="1" w:styleId="Heading4Char" w:type="character">
+    <w:name w:val="Heading 4 Char"/>
+    <w:basedOn w:val="DefaultParagraphFont"/>
+    <w:link w:val="Heading4"/>
+    <w:uiPriority w:val="9"/>
+    <w:semiHidden/>
+    <w:rsid w:val="00A10FD9"/>
+    <w:rPr>
+      <w:rFonts w:cstheme="majorBidi" w:eastAsiaTheme="majorEastAsia"/>
+      <w:i/>
+      <w:iCs/>
+      <w:color w:themeColor="accent1" w:themeShade="BF" w:val="0F4761"/>
+    </w:rPr>
+  </w:style>
+  <w:style w:customStyle="1" w:styleId="Heading5Char" w:type="character">
+    <w:name w:val="Heading 5 Char"/>
+    <w:basedOn w:val="DefaultParagraphFont"/>
+    <w:link w:val="Heading5"/>
+    <w:uiPriority w:val="9"/>
+    <w:semiHidden/>
+    <w:rsid w:val="00A10FD9"/>
+    <w:rPr>
+      <w:rFonts w:cstheme="majorBidi" w:eastAsiaTheme="majorEastAsia"/>
+      <w:color w:themeColor="accent1" w:themeShade="BF" w:val="0F4761"/>
+    </w:rPr>
+  </w:style>
+  <w:style w:customStyle="1" w:styleId="Heading6Char" w:type="character">
+    <w:name w:val="Heading 6 Char"/>
+    <w:basedOn w:val="DefaultParagraphFont"/>
+    <w:link w:val="Heading6"/>
+    <w:uiPriority w:val="9"/>
+    <w:semiHidden/>
+    <w:rsid w:val="00A10FD9"/>
+    <w:rPr>
+      <w:rFonts w:cstheme="majorBidi" w:eastAsiaTheme="majorEastAsia"/>
+      <w:i/>
+      <w:iCs/>
+      <w:color w:themeColor="text1" w:themeTint="A6" w:val="595959"/>
+    </w:rPr>
+  </w:style>
+  <w:style w:customStyle="1" w:styleId="Heading7Char" w:type="character">
+    <w:name w:val="Heading 7 Char"/>
+    <w:basedOn w:val="DefaultParagraphFont"/>
+    <w:link w:val="Heading7"/>
+    <w:uiPriority w:val="9"/>
+    <w:semiHidden/>
+    <w:rsid w:val="00A10FD9"/>
+    <w:rPr>
+      <w:rFonts w:cstheme="majorBidi" w:eastAsiaTheme="majorEastAsia"/>
+      <w:color w:themeColor="text1" w:themeTint="A6" w:val="595959"/>
+    </w:rPr>
+  </w:style>
+  <w:style w:customStyle="1" w:styleId="Heading8Char" w:type="character">
+    <w:name w:val="Heading 8 Char"/>
+    <w:basedOn w:val="DefaultParagraphFont"/>
+    <w:link w:val="Heading8"/>
+    <w:uiPriority w:val="9"/>
+    <w:semiHidden/>
+    <w:rsid w:val="00A10FD9"/>
+    <w:rPr>
+      <w:rFonts w:cstheme="majorBidi" w:eastAsiaTheme="majorEastAsia"/>
+      <w:i/>
+      <w:iCs/>
+      <w:color w:themeColor="text1" w:themeTint="D8" w:val="272727"/>
+    </w:rPr>
+  </w:style>
+  <w:style w:customStyle="1" w:styleId="Heading9Char" w:type="character">
+    <w:name w:val="Heading 9 Char"/>
+    <w:basedOn w:val="DefaultParagraphFont"/>
+    <w:link w:val="Heading9"/>
+    <w:uiPriority w:val="9"/>
+    <w:semiHidden/>
+    <w:rsid w:val="00A10FD9"/>
+    <w:rPr>
+      <w:rFonts w:cstheme="majorBidi" w:eastAsiaTheme="majorEastAsia"/>
+      <w:color w:themeColor="text1" w:themeTint="D8" w:val="272727"/>
     </w:rPr>
   </w:style>
   <w:style w:styleId="BlockText" w:type="paragraph">
@@ -3978,8 +4036,8 @@
   </w:style>
   <w:style w:styleId="FootnoteBlockText" w:type="paragraph">
     <w:name w:val="Footnote Block Text"/>
-    <w:basedOn w:val="Footnote Text"/>
-    <w:next w:val="Footnote Text"/>
+    <w:basedOn w:val="FootnoteText"/>
+    <w:next w:val="FootnoteText"/>
     <w:uiPriority w:val="9"/>
     <w:unhideWhenUsed/>
     <w:qFormat/>
@@ -4009,13 +4067,6 @@
       </w:tblCellMar>
     </w:tblPr>
     <w:tblStylePr w:type="firstRow">
-      <w:tblPr>
-        <w:jc w:val="left"/>
-        <w:tblInd w:type="dxa" w:w="0"/>
-      </w:tblPr>
-      <w:trPr>
-        <w:jc w:val="left"/>
-      </w:trPr>
       <w:tcPr>
         <w:tcBorders>
           <w:bottom w:val="single"/>
@@ -4371,44 +4422,44 @@
         <a:sysClr val="window" lastClr="FFFFFF"/>
       </a:lt1>
       <a:dk2>
-        <a:srgbClr val="1F497D"/>
+        <a:srgbClr val="0E2841"/>
       </a:dk2>
       <a:lt2>
-        <a:srgbClr val="EEECE1"/>
+        <a:srgbClr val="E8E8E8"/>
       </a:lt2>
       <a:accent1>
-        <a:srgbClr val="4F81BD"/>
+        <a:srgbClr val="156082"/>
       </a:accent1>
       <a:accent2>
-        <a:srgbClr val="C0504D"/>
+        <a:srgbClr val="E97132"/>
       </a:accent2>
       <a:accent3>
-        <a:srgbClr val="9BBB59"/>
+        <a:srgbClr val="196B24"/>
       </a:accent3>
       <a:accent4>
-        <a:srgbClr val="8064A2"/>
+        <a:srgbClr val="0F9ED5"/>
       </a:accent4>
       <a:accent5>
-        <a:srgbClr val="4BACC6"/>
+        <a:srgbClr val="A02B93"/>
       </a:accent5>
       <a:accent6>
-        <a:srgbClr val="F79646"/>
+        <a:srgbClr val="4EA72E"/>
       </a:accent6>
       <a:hlink>
-        <a:srgbClr val="0000FF"/>
+        <a:srgbClr val="467886"/>
       </a:hlink>
       <a:folHlink>
-        <a:srgbClr val="800080"/>
+        <a:srgbClr val="96607D"/>
       </a:folHlink>
     </a:clrScheme>
     <a:fontScheme name="Office">
       <a:majorFont>
-        <a:latin typeface="Calibri"/>
+        <a:latin typeface="Aptos Display" panose="02110004020202020204"/>
         <a:ea typeface=""/>
         <a:cs typeface=""/>
-        <a:font script="Jpan" typeface="ＭＳ ゴシック"/>
+        <a:font script="Jpan" typeface="游ゴシック Light"/>
         <a:font script="Hang" typeface="맑은 고딕"/>
-        <a:font script="Hans" typeface="宋体"/>
+        <a:font script="Hans" typeface="等线 Light"/>
         <a:font script="Hant" typeface="新細明體"/>
         <a:font script="Arab" typeface="Times New Roman"/>
         <a:font script="Hebr" typeface="Times New Roman"/>
@@ -4435,14 +4486,32 @@
         <a:font script="Mong" typeface="Mongolian Baiti"/>
         <a:font script="Viet" typeface="Times New Roman"/>
         <a:font script="Uigh" typeface="Microsoft Uighur"/>
+        <a:font script="Geor" typeface="Sylfaen"/>
+        <a:font script="Armn" typeface="Arial"/>
+        <a:font script="Bugi" typeface="Leelawadee UI"/>
+        <a:font script="Bopo" typeface="Microsoft JhengHei"/>
+        <a:font script="Java" typeface="Javanese Text"/>
+        <a:font script="Lisu" typeface="Segoe UI"/>
+        <a:font script="Mymr" typeface="Myanmar Text"/>
+        <a:font script="Nkoo" typeface="Ebrima"/>
+        <a:font script="Olck" typeface="Nirmala UI"/>
+        <a:font script="Osma" typeface="Ebrima"/>
+        <a:font script="Phag" typeface="Phagspa"/>
+        <a:font script="Syrn" typeface="Estrangelo Edessa"/>
+        <a:font script="Syrj" typeface="Estrangelo Edessa"/>
+        <a:font script="Syre" typeface="Estrangelo Edessa"/>
+        <a:font script="Sora" typeface="Nirmala UI"/>
+        <a:font script="Tale" typeface="Microsoft Tai Le"/>
+        <a:font script="Talu" typeface="Microsoft New Tai Lue"/>
+        <a:font script="Tfng" typeface="Ebrima"/>
       </a:majorFont>
       <a:minorFont>
-        <a:latin typeface="Cambria"/>
+        <a:latin typeface="Aptos" panose="02110004020202020204"/>
         <a:ea typeface=""/>
         <a:cs typeface=""/>
-        <a:font script="Jpan" typeface="ＭＳ 明朝"/>
+        <a:font script="Jpan" typeface="游明朝"/>
         <a:font script="Hang" typeface="맑은 고딕"/>
-        <a:font script="Hans" typeface="宋体"/>
+        <a:font script="Hans" typeface="等线"/>
         <a:font script="Hant" typeface="新細明體"/>
         <a:font script="Arab" typeface="Arial"/>
         <a:font script="Hebr" typeface="Arial"/>
@@ -4469,6 +4538,24 @@
         <a:font script="Mong" typeface="Mongolian Baiti"/>
         <a:font script="Viet" typeface="Arial"/>
         <a:font script="Uigh" typeface="Microsoft Uighur"/>
+        <a:font script="Geor" typeface="Sylfaen"/>
+        <a:font script="Armn" typeface="Arial"/>
+        <a:font script="Bugi" typeface="Leelawadee UI"/>
+        <a:font script="Bopo" typeface="Microsoft JhengHei"/>
+        <a:font script="Java" typeface="Javanese Text"/>
+        <a:font script="Lisu" typeface="Segoe UI"/>
+        <a:font script="Mymr" typeface="Myanmar Text"/>
+        <a:font script="Nkoo" typeface="Ebrima"/>
+        <a:font script="Olck" typeface="Nirmala UI"/>
+        <a:font script="Osma" typeface="Ebrima"/>
+        <a:font script="Phag" typeface="Phagspa"/>
+        <a:font script="Syrn" typeface="Estrangelo Edessa"/>
+        <a:font script="Syrj" typeface="Estrangelo Edessa"/>
+        <a:font script="Syre" typeface="Estrangelo Edessa"/>
+        <a:font script="Sora" typeface="Nirmala UI"/>
+        <a:font script="Tale" typeface="Microsoft Tai Le"/>
+        <a:font script="Talu" typeface="Microsoft New Tai Lue"/>
+        <a:font script="Tfng" typeface="Ebrima"/>
       </a:minorFont>
     </a:fontScheme>
     <a:fmtScheme name="Office">
@@ -4480,200 +4567,141 @@
           <a:gsLst>
             <a:gs pos="0">
               <a:schemeClr val="phClr">
-                <a:tint val="50000"/>
-                <a:satMod val="300000"/>
+                <a:lumMod val="110000"/>
+                <a:satMod val="105000"/>
+                <a:tint val="67000"/>
               </a:schemeClr>
             </a:gs>
-            <a:gs pos="35000">
+            <a:gs pos="50000">
               <a:schemeClr val="phClr">
-                <a:tint val="37000"/>
-                <a:satMod val="300000"/>
+                <a:lumMod val="105000"/>
+                <a:satMod val="103000"/>
+                <a:tint val="73000"/>
               </a:schemeClr>
             </a:gs>
             <a:gs pos="100000">
               <a:schemeClr val="phClr">
-                <a:tint val="15000"/>
-                <a:satMod val="350000"/>
+                <a:lumMod val="105000"/>
+                <a:satMod val="109000"/>
+                <a:tint val="81000"/>
               </a:schemeClr>
             </a:gs>
           </a:gsLst>
-          <a:lin ang="16200000" scaled="1"/>
+          <a:lin ang="5400000" scaled="0"/>
         </a:gradFill>
         <a:gradFill rotWithShape="1">
           <a:gsLst>
             <a:gs pos="0">
               <a:schemeClr val="phClr">
-                <a:tint val="100000"/>
+                <a:satMod val="103000"/>
+                <a:lumMod val="102000"/>
+                <a:tint val="94000"/>
+              </a:schemeClr>
+            </a:gs>
+            <a:gs pos="50000">
+              <a:schemeClr val="phClr">
+                <a:satMod val="110000"/>
+                <a:lumMod val="100000"/>
                 <a:shade val="100000"/>
-                <a:satMod val="130000"/>
               </a:schemeClr>
             </a:gs>
             <a:gs pos="100000">
               <a:schemeClr val="phClr">
-                <a:tint val="50000"/>
-                <a:shade val="100000"/>
-                <a:satMod val="350000"/>
+                <a:lumMod val="99000"/>
+                <a:satMod val="120000"/>
+                <a:shade val="78000"/>
               </a:schemeClr>
             </a:gs>
           </a:gsLst>
-          <a:lin ang="16200000" scaled="0"/>
+          <a:lin ang="5400000" scaled="0"/>
         </a:gradFill>
       </a:fillStyleLst>
       <a:lnStyleLst>
-        <a:ln w="9525" cap="flat" cmpd="sng" algn="ctr">
-          <a:solidFill>
-            <a:schemeClr val="phClr">
-              <a:shade val="95000"/>
-              <a:satMod val="105000"/>
-            </a:schemeClr>
-          </a:solidFill>
-          <a:prstDash val="solid"/>
-        </a:ln>
-        <a:ln w="25400" cap="flat" cmpd="sng" algn="ctr">
+        <a:ln w="6350" cap="flat" cmpd="sng" algn="ctr">
           <a:solidFill>
             <a:schemeClr val="phClr"/>
           </a:solidFill>
           <a:prstDash val="solid"/>
+          <a:miter lim="800000"/>
         </a:ln>
-        <a:ln w="38100" cap="flat" cmpd="sng" algn="ctr">
+        <a:ln w="12700" cap="flat" cmpd="sng" algn="ctr">
           <a:solidFill>
             <a:schemeClr val="phClr"/>
           </a:solidFill>
           <a:prstDash val="solid"/>
+          <a:miter lim="800000"/>
+        </a:ln>
+        <a:ln w="19050" cap="flat" cmpd="sng" algn="ctr">
+          <a:solidFill>
+            <a:schemeClr val="phClr"/>
+          </a:solidFill>
+          <a:prstDash val="solid"/>
+          <a:miter lim="800000"/>
         </a:ln>
       </a:lnStyleLst>
       <a:effectStyleLst>
         <a:effectStyle>
+          <a:effectLst/>
+        </a:effectStyle>
+        <a:effectStyle>
+          <a:effectLst/>
+        </a:effectStyle>
+        <a:effectStyle>
           <a:effectLst>
-            <a:outerShdw blurRad="40000" dist="20000" dir="5400000" rotWithShape="0">
+            <a:outerShdw blurRad="57150" dist="19050" dir="5400000" algn="ctr" rotWithShape="0">
               <a:srgbClr val="000000">
-                <a:alpha val="38000"/>
+                <a:alpha val="63000"/>
               </a:srgbClr>
             </a:outerShdw>
           </a:effectLst>
-        </a:effectStyle>
-        <a:effectStyle>
-          <a:effectLst>
-            <a:outerShdw blurRad="40000" dist="23000" dir="5400000" rotWithShape="0">
-              <a:srgbClr val="000000">
-                <a:alpha val="35000"/>
-              </a:srgbClr>
-            </a:outerShdw>
-          </a:effectLst>
-        </a:effectStyle>
-        <a:effectStyle>
-          <a:effectLst>
-            <a:outerShdw blurRad="40000" dist="23000" dir="5400000" rotWithShape="0">
-              <a:srgbClr val="000000">
-                <a:alpha val="35000"/>
-              </a:srgbClr>
-            </a:outerShdw>
-          </a:effectLst>
-          <a:scene3d>
-            <a:camera prst="orthographicFront">
-              <a:rot lat="0" lon="0" rev="0"/>
-            </a:camera>
-            <a:lightRig rig="threePt" dir="t">
-              <a:rot lat="0" lon="0" rev="1200000"/>
-            </a:lightRig>
-          </a:scene3d>
-          <a:sp3d>
-            <a:bevelT w="63500" h="25400"/>
-          </a:sp3d>
         </a:effectStyle>
       </a:effectStyleLst>
       <a:bgFillStyleLst>
         <a:solidFill>
           <a:schemeClr val="phClr"/>
         </a:solidFill>
+        <a:solidFill>
+          <a:schemeClr val="phClr">
+            <a:tint val="95000"/>
+            <a:satMod val="170000"/>
+          </a:schemeClr>
+        </a:solidFill>
         <a:gradFill rotWithShape="1">
           <a:gsLst>
             <a:gs pos="0">
               <a:schemeClr val="phClr">
-                <a:tint val="40000"/>
-                <a:satMod val="350000"/>
+                <a:tint val="93000"/>
+                <a:satMod val="150000"/>
+                <a:shade val="98000"/>
+                <a:lumMod val="102000"/>
               </a:schemeClr>
             </a:gs>
-            <a:gs pos="40000">
+            <a:gs pos="50000">
               <a:schemeClr val="phClr">
-                <a:tint val="45000"/>
-                <a:shade val="99000"/>
-                <a:satMod val="350000"/>
+                <a:tint val="98000"/>
+                <a:satMod val="130000"/>
+                <a:shade val="90000"/>
+                <a:lumMod val="103000"/>
               </a:schemeClr>
             </a:gs>
             <a:gs pos="100000">
               <a:schemeClr val="phClr">
-                <a:shade val="20000"/>
-                <a:satMod val="255000"/>
+                <a:shade val="63000"/>
+                <a:satMod val="120000"/>
               </a:schemeClr>
             </a:gs>
           </a:gsLst>
-          <a:path path="circle">
-            <a:fillToRect l="50000" t="-80000" r="50000" b="180000"/>
-          </a:path>
-        </a:gradFill>
-        <a:gradFill rotWithShape="1">
-          <a:gsLst>
-            <a:gs pos="0">
-              <a:schemeClr val="phClr">
-                <a:tint val="80000"/>
-                <a:satMod val="300000"/>
-              </a:schemeClr>
-            </a:gs>
-            <a:gs pos="100000">
-              <a:schemeClr val="phClr">
-                <a:shade val="30000"/>
-                <a:satMod val="200000"/>
-              </a:schemeClr>
-            </a:gs>
-          </a:gsLst>
-          <a:path path="circle">
-            <a:fillToRect l="50000" t="50000" r="50000" b="50000"/>
-          </a:path>
+          <a:lin ang="5400000" scaled="0"/>
         </a:gradFill>
       </a:bgFillStyleLst>
     </a:fmtScheme>
   </a:themeElements>
-  <a:objectDefaults>
-    <a:spDef>
-      <a:spPr/>
-      <a:bodyPr/>
-      <a:lstStyle/>
-      <a:style>
-        <a:lnRef idx="1">
-          <a:schemeClr val="accent1"/>
-        </a:lnRef>
-        <a:fillRef idx="3">
-          <a:schemeClr val="accent1"/>
-        </a:fillRef>
-        <a:effectRef idx="2">
-          <a:schemeClr val="accent1"/>
-        </a:effectRef>
-        <a:fontRef idx="minor">
-          <a:schemeClr val="lt1"/>
-        </a:fontRef>
-      </a:style>
-    </a:spDef>
-    <a:lnDef>
-      <a:spPr/>
-      <a:bodyPr/>
-      <a:lstStyle/>
-      <a:style>
-        <a:lnRef idx="2">
-          <a:schemeClr val="accent1"/>
-        </a:lnRef>
-        <a:fillRef idx="0">
-          <a:schemeClr val="accent1"/>
-        </a:fillRef>
-        <a:effectRef idx="1">
-          <a:schemeClr val="accent1"/>
-        </a:effectRef>
-        <a:fontRef idx="minor">
-          <a:schemeClr val="tx1"/>
-        </a:fontRef>
-      </a:style>
-    </a:lnDef>
-  </a:objectDefaults>
+  <a:objectDefaults/>
   <a:extraClrSchemeLst/>
+  <a:extLst>
+    <a:ext uri="{05A4C25C-085E-4340-85A3-A5531E510DB2}">
+      <thm15:themeFamily xmlns:thm15="http://schemas.microsoft.com/office/thememl/2012/main" name="Office Theme" id="{2E142A2C-CD16-42D6-873A-C26D2A0506FA}" vid="{1BDDFF52-6CD6-40A5-AB3C-68EB2F1E4D0A}"/>
+    </a:ext>
+  </a:extLst>
 </a:theme>
 </file>
--- a/docx/04-direccionamiento-ip/boletin-U04-packettracer-resuelto.docx
+++ b/docx/04-direccionamiento-ip/boletin-U04-packettracer-resuelto.docx
@@ -28,7 +28,7 @@
         </w:p>
       </w:sdtContent>
     </w:sdt>
-    <w:bookmarkStart w:id="9" w:name="X1d9dfb34c1c7e357067142dfe686fbd90e7a291"/>
+    <w:bookmarkStart w:id="20" w:name="X1d9dfb34c1c7e357067142dfe686fbd90e7a291"/>
     <w:p>
       <w:pPr>
         <w:pStyle w:val="Heading1"/>
@@ -37,8 +37,8 @@
         <w:t xml:space="preserve">Boletín de Direccionamiento IP — Packet Tracer resuelto</w:t>
       </w:r>
     </w:p>
-    <w:bookmarkEnd w:id="9"/>
-    <w:bookmarkStart w:id="21" w:name="X5f83c990b88766741e8bf49fe8121a9c6f55543"/>
+    <w:bookmarkEnd w:id="20"/>
+    <w:bookmarkStart w:id="32" w:name="X5f83c990b88766741e8bf49fe8121a9c6f55543"/>
     <w:p>
       <w:pPr>
         <w:pStyle w:val="Heading1"/>
@@ -57,7 +57,7 @@
       <w:r>
         <w:t xml:space="preserve"> </w:t>
       </w:r>
-      <w:hyperlink r:id="rId10">
+      <w:hyperlink r:id="rId21">
         <w:r>
           <w:rPr>
             <w:rStyle w:val="Hyperlink"/>
@@ -76,7 +76,7 @@
         </w:pict>
       </w:r>
     </w:p>
-    <w:bookmarkStart w:id="11" w:name="ip-estática-vecinos-en-la-misma-subred"/>
+    <w:bookmarkStart w:id="22" w:name="ip-estática-vecinos-en-la-misma-subred"/>
     <w:p>
       <w:pPr>
         <w:pStyle w:val="Heading2"/>
@@ -312,8 +312,8 @@
         </w:pict>
       </w:r>
     </w:p>
-    <w:bookmarkEnd w:id="11"/>
-    <w:bookmarkStart w:id="12" w:name="fallo-intencionado-máscara-que-no-toca"/>
+    <w:bookmarkEnd w:id="22"/>
+    <w:bookmarkStart w:id="23" w:name="fallo-intencionado-máscara-que-no-toca"/>
     <w:p>
       <w:pPr>
         <w:pStyle w:val="Heading2"/>
@@ -607,7 +607,25 @@
         <w:t xml:space="preserve"> </w:t>
       </w:r>
       <w:r>
-        <w:t xml:space="preserve">de tu rango calculado: entonces tu PC trata el destino como “otra red” y,</w:t>
+        <w:t xml:space="preserve">de tu rango calculado: entonces tu PC trata el destino como</w:t>
+      </w:r>
+      <w:r>
+        <w:t xml:space="preserve"> </w:t>
+      </w:r>
+      <w:r>
+        <w:t xml:space="preserve">“</w:t>
+      </w:r>
+      <w:r>
+        <w:t xml:space="preserve">otra red</w:t>
+      </w:r>
+      <w:r>
+        <w:t xml:space="preserve">”</w:t>
+      </w:r>
+      <w:r>
+        <w:t xml:space="preserve"> </w:t>
+      </w:r>
+      <w:r>
+        <w:t xml:space="preserve">y,</w:t>
       </w:r>
       <w:r>
         <w:t xml:space="preserve"> </w:t>
@@ -654,7 +672,25 @@
         <w:t xml:space="preserve"> </w:t>
       </w:r>
       <w:r>
-        <w:t xml:space="preserve">el AND decide vecindad; máscaras distintas en la misma LAN rompen la idea de “misma subred” y es el clásico fallo de configuración.</w:t>
+        <w:t xml:space="preserve">el AND decide vecindad; máscaras distintas en la misma LAN rompen la idea de</w:t>
+      </w:r>
+      <w:r>
+        <w:t xml:space="preserve"> </w:t>
+      </w:r>
+      <w:r>
+        <w:t xml:space="preserve">“</w:t>
+      </w:r>
+      <w:r>
+        <w:t xml:space="preserve">misma subred</w:t>
+      </w:r>
+      <w:r>
+        <w:t xml:space="preserve">”</w:t>
+      </w:r>
+      <w:r>
+        <w:t xml:space="preserve"> </w:t>
+      </w:r>
+      <w:r>
+        <w:t xml:space="preserve">y es el clásico fallo de configuración.</w:t>
       </w:r>
     </w:p>
     <w:p>
@@ -664,8 +700,8 @@
         </w:pict>
       </w:r>
     </w:p>
-    <w:bookmarkEnd w:id="12"/>
-    <w:bookmarkStart w:id="13" w:name="dos-subredes-cero-routers"/>
+    <w:bookmarkEnd w:id="23"/>
+    <w:bookmarkStart w:id="24" w:name="dos-subredes-cero-routers"/>
     <w:p>
       <w:pPr>
         <w:pStyle w:val="Heading2"/>
@@ -840,7 +876,25 @@
         <w:t xml:space="preserve">192.168.20.0</w:t>
       </w:r>
       <w:r>
-        <w:t xml:space="preserve">). PC0 manda el paquete “fuera de mi red” hacia su gateway… y</w:t>
+        <w:t xml:space="preserve">). PC0 manda el paquete</w:t>
+      </w:r>
+      <w:r>
+        <w:t xml:space="preserve"> </w:t>
+      </w:r>
+      <w:r>
+        <w:t xml:space="preserve">“</w:t>
+      </w:r>
+      <w:r>
+        <w:t xml:space="preserve">fuera de mi red</w:t>
+      </w:r>
+      <w:r>
+        <w:t xml:space="preserve">”</w:t>
+      </w:r>
+      <w:r>
+        <w:t xml:space="preserve"> </w:t>
+      </w:r>
+      <w:r>
+        <w:t xml:space="preserve">hacia su gateway… y</w:t>
       </w:r>
       <w:r>
         <w:t xml:space="preserve"> </w:t>
@@ -866,8 +920,8 @@
         </w:pict>
       </w:r>
     </w:p>
-    <w:bookmarkEnd w:id="13"/>
-    <w:bookmarkStart w:id="14" w:name="dhcp-en-el-router-cisco"/>
+    <w:bookmarkEnd w:id="24"/>
+    <w:bookmarkStart w:id="25" w:name="dhcp-en-el-router-cisco"/>
     <w:p>
       <w:pPr>
         <w:pStyle w:val="Heading2"/>
@@ -1134,8 +1188,8 @@
         </w:pict>
       </w:r>
     </w:p>
-    <w:bookmarkEnd w:id="14"/>
-    <w:bookmarkStart w:id="15" w:name="apipa-cuando-el-dhcp-no-contesta"/>
+    <w:bookmarkEnd w:id="25"/>
+    <w:bookmarkStart w:id="26" w:name="apipa-cuando-el-dhcp-no-contesta"/>
     <w:p>
       <w:pPr>
         <w:pStyle w:val="Heading2"/>
@@ -1292,7 +1346,25 @@
         <w:t xml:space="preserve">no hay router hacia otras redes</w:t>
       </w:r>
       <w:r>
-        <w:t xml:space="preserve">, así que ni siquiera probarías salida a Internet: con DHCP caído, la PC queda “sola” en la intentona de autoconfiguración. En un escenario real con router sí: hablaría con su LAN directa pero no cruzaría el gateway.</w:t>
+        <w:t xml:space="preserve">, así que ni siquiera probarías salida a Internet: con DHCP caído, la PC queda</w:t>
+      </w:r>
+      <w:r>
+        <w:t xml:space="preserve"> </w:t>
+      </w:r>
+      <w:r>
+        <w:t xml:space="preserve">“</w:t>
+      </w:r>
+      <w:r>
+        <w:t xml:space="preserve">sola</w:t>
+      </w:r>
+      <w:r>
+        <w:t xml:space="preserve">”</w:t>
+      </w:r>
+      <w:r>
+        <w:t xml:space="preserve"> </w:t>
+      </w:r>
+      <w:r>
+        <w:t xml:space="preserve">en la intentona de autoconfiguración. En un escenario real con router sí: hablaría con su LAN directa pero no cruzaría el gateway.</w:t>
       </w:r>
     </w:p>
     <w:p>
@@ -1302,8 +1374,8 @@
         </w:pict>
       </w:r>
     </w:p>
-    <w:bookmarkEnd w:id="15"/>
-    <w:bookmarkStart w:id="16" w:name="wireshark-el-baile-dora"/>
+    <w:bookmarkEnd w:id="26"/>
+    <w:bookmarkStart w:id="27" w:name="wireshark-el-baile-dora"/>
     <w:p>
       <w:pPr>
         <w:pStyle w:val="Heading2"/>
@@ -1433,6 +1505,7 @@
       <w:tblPr>
         <w:tblStyle w:val="Table"/>
         <w:tblW w:type="pct" w:w="5000"/>
+        <w:jc w:val="left"/>
         <w:tblLayout w:type="fixed"/>
         <w:tblLook w:firstRow="1" w:lastRow="0" w:firstColumn="0" w:lastColumn="0" w:noHBand="0" w:noVBand="0" w:val="0020"/>
       </w:tblPr>
@@ -1451,6 +1524,7 @@
           <w:p>
             <w:pPr>
               <w:pStyle w:val="Compact"/>
+              <w:jc w:val="left"/>
             </w:pPr>
             <w:r>
               <w:t xml:space="preserve">#</w:t>
@@ -1462,6 +1536,7 @@
           <w:p>
             <w:pPr>
               <w:pStyle w:val="Compact"/>
+              <w:jc w:val="left"/>
             </w:pPr>
             <w:r>
               <w:t xml:space="preserve">Mensaje</w:t>
@@ -1473,6 +1548,7 @@
           <w:p>
             <w:pPr>
               <w:pStyle w:val="Compact"/>
+              <w:jc w:val="left"/>
             </w:pPr>
             <w:r>
               <w:t xml:space="preserve">Direcciones</w:t>
@@ -1484,6 +1560,7 @@
           <w:p>
             <w:pPr>
               <w:pStyle w:val="Compact"/>
+              <w:jc w:val="left"/>
             </w:pPr>
             <w:r>
               <w:t xml:space="preserve">En una frase</w:t>
@@ -1497,6 +1574,7 @@
           <w:p>
             <w:pPr>
               <w:pStyle w:val="Compact"/>
+              <w:jc w:val="left"/>
             </w:pPr>
             <w:r>
               <w:t xml:space="preserve">1</w:t>
@@ -1508,6 +1586,7 @@
           <w:p>
             <w:pPr>
               <w:pStyle w:val="Compact"/>
+              <w:jc w:val="left"/>
             </w:pPr>
             <w:r>
               <w:rPr>
@@ -1523,6 +1602,7 @@
           <w:p>
             <w:pPr>
               <w:pStyle w:val="Compact"/>
+              <w:jc w:val="left"/>
             </w:pPr>
             <w:r>
               <w:t xml:space="preserve">origen 0.0.0.0 → 255.255.255.255</w:t>
@@ -1534,9 +1614,16 @@
           <w:p>
             <w:pPr>
               <w:pStyle w:val="Compact"/>
+              <w:jc w:val="left"/>
             </w:pPr>
             <w:r>
-              <w:t xml:space="preserve">“¿Alguien reparte IPs?”</w:t>
+              <w:t xml:space="preserve">“</w:t>
+            </w:r>
+            <w:r>
+              <w:t xml:space="preserve">¿Alguien reparte IPs?</w:t>
+            </w:r>
+            <w:r>
+              <w:t xml:space="preserve">”</w:t>
             </w:r>
           </w:p>
         </w:tc>
@@ -1547,6 +1634,7 @@
           <w:p>
             <w:pPr>
               <w:pStyle w:val="Compact"/>
+              <w:jc w:val="left"/>
             </w:pPr>
             <w:r>
               <w:t xml:space="preserve">2</w:t>
@@ -1558,6 +1646,7 @@
           <w:p>
             <w:pPr>
               <w:pStyle w:val="Compact"/>
+              <w:jc w:val="left"/>
             </w:pPr>
             <w:r>
               <w:rPr>
@@ -1573,6 +1662,7 @@
           <w:p>
             <w:pPr>
               <w:pStyle w:val="Compact"/>
+              <w:jc w:val="left"/>
             </w:pPr>
             <w:r>
               <w:t xml:space="preserve">servidor → cliente</w:t>
@@ -1584,9 +1674,16 @@
           <w:p>
             <w:pPr>
               <w:pStyle w:val="Compact"/>
+              <w:jc w:val="left"/>
             </w:pPr>
             <w:r>
-              <w:t xml:space="preserve">“Toma 192.168.10.6”</w:t>
+              <w:t xml:space="preserve">“</w:t>
+            </w:r>
+            <w:r>
+              <w:t xml:space="preserve">Toma 192.168.10.6</w:t>
+            </w:r>
+            <w:r>
+              <w:t xml:space="preserve">”</w:t>
             </w:r>
           </w:p>
         </w:tc>
@@ -1597,6 +1694,7 @@
           <w:p>
             <w:pPr>
               <w:pStyle w:val="Compact"/>
+              <w:jc w:val="left"/>
             </w:pPr>
             <w:r>
               <w:t xml:space="preserve">3</w:t>
@@ -1608,6 +1706,7 @@
           <w:p>
             <w:pPr>
               <w:pStyle w:val="Compact"/>
+              <w:jc w:val="left"/>
             </w:pPr>
             <w:r>
               <w:rPr>
@@ -1623,6 +1722,7 @@
           <w:p>
             <w:pPr>
               <w:pStyle w:val="Compact"/>
+              <w:jc w:val="left"/>
             </w:pPr>
             <w:r>
               <w:t xml:space="preserve">cliente → servidor</w:t>
@@ -1634,9 +1734,16 @@
           <w:p>
             <w:pPr>
               <w:pStyle w:val="Compact"/>
+              <w:jc w:val="left"/>
             </w:pPr>
             <w:r>
-              <w:t xml:space="preserve">“Acepto esa”</w:t>
+              <w:t xml:space="preserve">“</w:t>
+            </w:r>
+            <w:r>
+              <w:t xml:space="preserve">Acepto esa</w:t>
+            </w:r>
+            <w:r>
+              <w:t xml:space="preserve">”</w:t>
             </w:r>
           </w:p>
         </w:tc>
@@ -1647,6 +1754,7 @@
           <w:p>
             <w:pPr>
               <w:pStyle w:val="Compact"/>
+              <w:jc w:val="left"/>
             </w:pPr>
             <w:r>
               <w:t xml:space="preserve">4</w:t>
@@ -1658,6 +1766,7 @@
           <w:p>
             <w:pPr>
               <w:pStyle w:val="Compact"/>
+              <w:jc w:val="left"/>
             </w:pPr>
             <w:r>
               <w:rPr>
@@ -1673,6 +1782,7 @@
           <w:p>
             <w:pPr>
               <w:pStyle w:val="Compact"/>
+              <w:jc w:val="left"/>
             </w:pPr>
             <w:r>
               <w:t xml:space="preserve">servidor → cliente</w:t>
@@ -1684,9 +1794,16 @@
           <w:p>
             <w:pPr>
               <w:pStyle w:val="Compact"/>
+              <w:jc w:val="left"/>
             </w:pPr>
             <w:r>
-              <w:t xml:space="preserve">“Confirmada”</w:t>
+              <w:t xml:space="preserve">“</w:t>
+            </w:r>
+            <w:r>
+              <w:t xml:space="preserve">Confirmada</w:t>
+            </w:r>
+            <w:r>
+              <w:t xml:space="preserve">”</w:t>
             </w:r>
           </w:p>
         </w:tc>
@@ -1707,8 +1824,8 @@
         </w:pict>
       </w:r>
     </w:p>
-    <w:bookmarkEnd w:id="16"/>
-    <w:bookmarkStart w:id="17" w:name="wireshark-arp-bajo-el-ping"/>
+    <w:bookmarkEnd w:id="27"/>
+    <w:bookmarkStart w:id="28" w:name="wireshark-arp-bajo-el-ping"/>
     <w:p>
       <w:pPr>
         <w:pStyle w:val="Heading2"/>
@@ -1965,8 +2082,8 @@
         </w:pict>
       </w:r>
     </w:p>
-    <w:bookmarkEnd w:id="17"/>
-    <w:bookmarkStart w:id="18" w:name="ipv6-en-pt-estático-o-slaac"/>
+    <w:bookmarkEnd w:id="28"/>
+    <w:bookmarkStart w:id="29" w:name="ipv6-en-pt-estático-o-slaac"/>
     <w:p>
       <w:pPr>
         <w:pStyle w:val="Heading2"/>
@@ -2353,8 +2470,8 @@
         </w:pict>
       </w:r>
     </w:p>
-    <w:bookmarkEnd w:id="18"/>
-    <w:bookmarkStart w:id="20" w:name="criterios-de-esta-práctica"/>
+    <w:bookmarkEnd w:id="29"/>
+    <w:bookmarkStart w:id="31" w:name="criterios-de-esta-práctica"/>
     <w:p>
       <w:pPr>
         <w:pStyle w:val="Heading2"/>
@@ -2367,6 +2484,7 @@
       <w:tblPr>
         <w:tblStyle w:val="Table"/>
         <w:tblW w:type="auto" w:w="0"/>
+        <w:jc w:val="left"/>
         <w:tblLook w:firstRow="1" w:lastRow="0" w:firstColumn="0" w:lastColumn="0" w:noHBand="0" w:noVBand="0" w:val="0020"/>
       </w:tblPr>
       <w:tblGrid>
@@ -2383,6 +2501,7 @@
           <w:p>
             <w:pPr>
               <w:pStyle w:val="Compact"/>
+              <w:jc w:val="left"/>
             </w:pPr>
             <w:r>
               <w:t xml:space="preserve">Ejercicio</w:t>
@@ -2394,6 +2513,7 @@
           <w:p>
             <w:pPr>
               <w:pStyle w:val="Compact"/>
+              <w:jc w:val="left"/>
             </w:pPr>
             <w:r>
               <w:t xml:space="preserve">Concepto</w:t>
@@ -2405,6 +2525,7 @@
           <w:p>
             <w:pPr>
               <w:pStyle w:val="Compact"/>
+              <w:jc w:val="left"/>
             </w:pPr>
             <w:r>
               <w:t xml:space="preserve">Punto</w:t>
@@ -2418,6 +2539,7 @@
           <w:p>
             <w:pPr>
               <w:pStyle w:val="Compact"/>
+              <w:jc w:val="left"/>
             </w:pPr>
             <w:r>
               <w:t xml:space="preserve">1</w:t>
@@ -2429,6 +2551,7 @@
           <w:p>
             <w:pPr>
               <w:pStyle w:val="Compact"/>
+              <w:jc w:val="left"/>
             </w:pPr>
             <w:r>
               <w:t xml:space="preserve">IP estática y misma subred</w:t>
@@ -2440,6 +2563,7 @@
           <w:p>
             <w:pPr>
               <w:pStyle w:val="Compact"/>
+              <w:jc w:val="left"/>
             </w:pPr>
             <w:r>
               <w:t xml:space="preserve">1–2</w:t>
@@ -2453,6 +2577,7 @@
           <w:p>
             <w:pPr>
               <w:pStyle w:val="Compact"/>
+              <w:jc w:val="left"/>
             </w:pPr>
             <w:r>
               <w:t xml:space="preserve">2–3</w:t>
@@ -2464,6 +2589,7 @@
           <w:p>
             <w:pPr>
               <w:pStyle w:val="Compact"/>
+              <w:jc w:val="left"/>
             </w:pPr>
             <w:r>
               <w:t xml:space="preserve">AND, máscaras, límites de subred</w:t>
@@ -2475,6 +2601,7 @@
           <w:p>
             <w:pPr>
               <w:pStyle w:val="Compact"/>
+              <w:jc w:val="left"/>
             </w:pPr>
             <w:r>
               <w:t xml:space="preserve">2, 4–5</w:t>
@@ -2488,6 +2615,7 @@
           <w:p>
             <w:pPr>
               <w:pStyle w:val="Compact"/>
+              <w:jc w:val="left"/>
             </w:pPr>
             <w:r>
               <w:t xml:space="preserve">4–5</w:t>
@@ -2499,6 +2627,7 @@
           <w:p>
             <w:pPr>
               <w:pStyle w:val="Compact"/>
+              <w:jc w:val="left"/>
             </w:pPr>
             <w:r>
               <w:t xml:space="preserve">DHCP pool, excluded, APIPA</w:t>
@@ -2510,6 +2639,7 @@
           <w:p>
             <w:pPr>
               <w:pStyle w:val="Compact"/>
+              <w:jc w:val="left"/>
             </w:pPr>
             <w:r>
               <w:t xml:space="preserve">7</w:t>
@@ -2523,6 +2653,7 @@
           <w:p>
             <w:pPr>
               <w:pStyle w:val="Compact"/>
+              <w:jc w:val="left"/>
             </w:pPr>
             <w:r>
               <w:t xml:space="preserve">6</w:t>
@@ -2534,6 +2665,7 @@
           <w:p>
             <w:pPr>
               <w:pStyle w:val="Compact"/>
+              <w:jc w:val="left"/>
             </w:pPr>
             <w:r>
               <w:t xml:space="preserve">DORA paso a paso</w:t>
@@ -2545,6 +2677,7 @@
           <w:p>
             <w:pPr>
               <w:pStyle w:val="Compact"/>
+              <w:jc w:val="left"/>
             </w:pPr>
             <w:r>
               <w:t xml:space="preserve">7</w:t>
@@ -2558,6 +2691,7 @@
           <w:p>
             <w:pPr>
               <w:pStyle w:val="Compact"/>
+              <w:jc w:val="left"/>
             </w:pPr>
             <w:r>
               <w:t xml:space="preserve">7</w:t>
@@ -2569,6 +2703,7 @@
           <w:p>
             <w:pPr>
               <w:pStyle w:val="Compact"/>
+              <w:jc w:val="left"/>
             </w:pPr>
             <w:r>
               <w:t xml:space="preserve">ARP (puente con la trama)</w:t>
@@ -2580,6 +2715,7 @@
           <w:p>
             <w:pPr>
               <w:pStyle w:val="Compact"/>
+              <w:jc w:val="left"/>
             </w:pPr>
             <w:r>
               <w:t xml:space="preserve">1</w:t>
@@ -2593,6 +2729,7 @@
           <w:p>
             <w:pPr>
               <w:pStyle w:val="Compact"/>
+              <w:jc w:val="left"/>
             </w:pPr>
             <w:r>
               <w:t xml:space="preserve">8</w:t>
@@ -2604,6 +2741,7 @@
           <w:p>
             <w:pPr>
               <w:pStyle w:val="Compact"/>
+              <w:jc w:val="left"/>
             </w:pPr>
             <w:r>
               <w:t xml:space="preserve">IPv6 estático / SLAAC</w:t>
@@ -2615,6 +2753,7 @@
           <w:p>
             <w:pPr>
               <w:pStyle w:val="Compact"/>
+              <w:jc w:val="left"/>
             </w:pPr>
             <w:r>
               <w:t xml:space="preserve">10, 12</w:t>
@@ -2640,7 +2779,7 @@
       <w:r>
         <w:t xml:space="preserve"> </w:t>
       </w:r>
-      <w:hyperlink r:id="rId19">
+      <w:hyperlink r:id="rId30">
         <w:r>
           <w:rPr>
             <w:rStyle w:val="Hyperlink"/>
@@ -2667,7 +2806,7 @@
       <w:r>
         <w:t xml:space="preserve"> </w:t>
       </w:r>
-      <w:hyperlink r:id="rId10">
+      <w:hyperlink r:id="rId21">
         <w:r>
           <w:rPr>
             <w:rStyle w:val="Hyperlink"/>
@@ -2676,13 +2815,9 @@
         </w:r>
       </w:hyperlink>
     </w:p>
-    <w:bookmarkEnd w:id="20"/>
-    <w:bookmarkEnd w:id="21"/>
-    <w:sectPr>
-      <w:footnotePr>
-        <w:numRestart w:val="eachSect"/>
-      </w:footnotePr>
-    </w:sectPr>
+    <w:bookmarkEnd w:id="31"/>
+    <w:bookmarkEnd w:id="32"/>
+    <w:sectPr/>
   </w:body>
 </w:document>
 </file>
@@ -2720,7 +2855,7 @@
       <w:lvlText w:val=" "/>
       <w:lvlJc w:val="left"/>
       <w:pPr>
-        <w:ind w:left="720" w:hanging="360"/>
+        <w:ind w:left="720" w:hanging="480"/>
       </w:pPr>
     </w:lvl>
     <w:lvl w:ilvl="1">
@@ -2728,7 +2863,7 @@
       <w:lvlText w:val=" "/>
       <w:lvlJc w:val="left"/>
       <w:pPr>
-        <w:ind w:left="1440" w:hanging="360"/>
+        <w:ind w:left="1440" w:hanging="480"/>
       </w:pPr>
     </w:lvl>
     <w:lvl w:ilvl="2">
@@ -2736,7 +2871,7 @@
       <w:lvlText w:val=" "/>
       <w:lvlJc w:val="left"/>
       <w:pPr>
-        <w:ind w:left="2160" w:hanging="360"/>
+        <w:ind w:left="2160" w:hanging="480"/>
       </w:pPr>
     </w:lvl>
     <w:lvl w:ilvl="3">
@@ -2744,7 +2879,7 @@
       <w:lvlText w:val=" "/>
       <w:lvlJc w:val="left"/>
       <w:pPr>
-        <w:ind w:left="2880" w:hanging="360"/>
+        <w:ind w:left="2880" w:hanging="480"/>
       </w:pPr>
     </w:lvl>
     <w:lvl w:ilvl="4">
@@ -2752,7 +2887,7 @@
       <w:lvlText w:val=" "/>
       <w:lvlJc w:val="left"/>
       <w:pPr>
-        <w:ind w:left="3600" w:hanging="360"/>
+        <w:ind w:left="3600" w:hanging="480"/>
       </w:pPr>
     </w:lvl>
     <w:lvl w:ilvl="5">
@@ -2760,7 +2895,7 @@
       <w:lvlText w:val=" "/>
       <w:lvlJc w:val="left"/>
       <w:pPr>
-        <w:ind w:left="4320" w:hanging="360"/>
+        <w:ind w:left="4320" w:hanging="480"/>
       </w:pPr>
     </w:lvl>
     <w:lvl w:ilvl="6">
@@ -2768,7 +2903,7 @@
       <w:lvlText w:val=" "/>
       <w:lvlJc w:val="left"/>
       <w:pPr>
-        <w:ind w:left="5040" w:hanging="360"/>
+        <w:ind w:left="5040" w:hanging="480"/>
       </w:pPr>
     </w:lvl>
     <w:lvl w:ilvl="7">
@@ -2776,7 +2911,7 @@
       <w:lvlText w:val=" "/>
       <w:lvlJc w:val="left"/>
       <w:pPr>
-        <w:ind w:left="5760" w:hanging="360"/>
+        <w:ind w:left="5760" w:hanging="480"/>
       </w:pPr>
     </w:lvl>
     <w:lvl w:ilvl="8">
@@ -2784,7 +2919,7 @@
       <w:lvlText w:val=" "/>
       <w:lvlJc w:val="left"/>
       <w:pPr>
-        <w:ind w:left="6480" w:hanging="360"/>
+        <w:ind w:left="6480" w:hanging="480"/>
       </w:pPr>
     </w:lvl>
   </w:abstractNum>
@@ -2797,7 +2932,7 @@
       <w:lvlText w:val="%1."/>
       <w:lvlJc w:val="left"/>
       <w:pPr>
-        <w:ind w:left="720" w:hanging="360"/>
+        <w:ind w:left="720" w:hanging="480"/>
       </w:pPr>
     </w:lvl>
     <w:lvl w:ilvl="1">
@@ -2806,7 +2941,7 @@
       <w:lvlText w:val="%2."/>
       <w:lvlJc w:val="left"/>
       <w:pPr>
-        <w:ind w:left="1440" w:hanging="360"/>
+        <w:ind w:left="1440" w:hanging="480"/>
       </w:pPr>
     </w:lvl>
     <w:lvl w:ilvl="2">
@@ -2815,7 +2950,7 @@
       <w:lvlText w:val="%3."/>
       <w:lvlJc w:val="left"/>
       <w:pPr>
-        <w:ind w:left="2160" w:hanging="360"/>
+        <w:ind w:left="2160" w:hanging="480"/>
       </w:pPr>
     </w:lvl>
     <w:lvl w:ilvl="3">
@@ -2824,7 +2959,7 @@
       <w:lvlText w:val="%4."/>
       <w:lvlJc w:val="left"/>
       <w:pPr>
-        <w:ind w:left="2880" w:hanging="360"/>
+        <w:ind w:left="2880" w:hanging="480"/>
       </w:pPr>
     </w:lvl>
     <w:lvl w:ilvl="4">
@@ -2833,7 +2968,7 @@
       <w:lvlText w:val="%5."/>
       <w:lvlJc w:val="left"/>
       <w:pPr>
-        <w:ind w:left="3600" w:hanging="360"/>
+        <w:ind w:left="3600" w:hanging="480"/>
       </w:pPr>
     </w:lvl>
     <w:lvl w:ilvl="5">
@@ -2842,7 +2977,7 @@
       <w:lvlText w:val="%6."/>
       <w:lvlJc w:val="left"/>
       <w:pPr>
-        <w:ind w:left="4320" w:hanging="360"/>
+        <w:ind w:left="4320" w:hanging="480"/>
       </w:pPr>
     </w:lvl>
     <w:lvl w:ilvl="6">
@@ -2851,7 +2986,7 @@
       <w:lvlText w:val="%7."/>
       <w:lvlJc w:val="left"/>
       <w:pPr>
-        <w:ind w:left="5040" w:hanging="360"/>
+        <w:ind w:left="5040" w:hanging="480"/>
       </w:pPr>
     </w:lvl>
     <w:lvl w:ilvl="7">
@@ -2860,7 +2995,7 @@
       <w:lvlText w:val="%8."/>
       <w:lvlJc w:val="left"/>
       <w:pPr>
-        <w:ind w:left="5760" w:hanging="360"/>
+        <w:ind w:left="5760" w:hanging="480"/>
       </w:pPr>
     </w:lvl>
     <w:lvl w:ilvl="8">
@@ -2869,7 +3004,7 @@
       <w:lvlText w:val="%9."/>
       <w:lvlJc w:val="left"/>
       <w:pPr>
-        <w:ind w:left="6480" w:hanging="360"/>
+        <w:ind w:left="6480" w:hanging="480"/>
       </w:pPr>
     </w:lvl>
   </w:abstractNum>
@@ -2878,102 +3013,75 @@
     <w:multiLevelType w:val="multilevel"/>
     <w:lvl w:ilvl="0">
       <w:numFmt w:val="bullet"/>
-      <w:lvlText w:val=""/>
+      <w:lvlText w:val="•"/>
       <w:lvlJc w:val="left"/>
       <w:pPr>
-        <w:ind w:left="720" w:hanging="360"/>
-      </w:pPr>
-      <w:rPr>
-        <w:rFonts w:ascii="Symbol" w:hAnsi="Symbol" w:cs="Symbol" w:hint="default"/>
-      </w:rPr>
+        <w:ind w:left="720" w:hanging="480"/>
+      </w:pPr>
     </w:lvl>
     <w:lvl w:ilvl="1">
       <w:numFmt w:val="bullet"/>
-      <w:lvlText w:val="o"/>
+      <w:lvlText w:val="–"/>
       <w:lvlJc w:val="left"/>
       <w:pPr>
-        <w:ind w:left="1440" w:hanging="360"/>
-      </w:pPr>
-      <w:rPr>
-        <w:rFonts w:ascii="Courier New" w:hAnsi="Courier New" w:cs="Courier New" w:hint="default"/>
-      </w:rPr>
+        <w:ind w:left="1440" w:hanging="480"/>
+      </w:pPr>
     </w:lvl>
     <w:lvl w:ilvl="2">
       <w:numFmt w:val="bullet"/>
-      <w:lvlText w:val=""/>
+      <w:lvlText w:val="•"/>
       <w:lvlJc w:val="left"/>
       <w:pPr>
-        <w:ind w:left="2160" w:hanging="360"/>
-      </w:pPr>
-      <w:rPr>
-        <w:rFonts w:ascii="Wingdings" w:hAnsi="Wingdings" w:cs="Wingdings" w:hint="default"/>
-      </w:rPr>
+        <w:ind w:left="2160" w:hanging="480"/>
+      </w:pPr>
     </w:lvl>
     <w:lvl w:ilvl="3">
       <w:numFmt w:val="bullet"/>
-      <w:lvlText w:val=""/>
+      <w:lvlText w:val="–"/>
       <w:lvlJc w:val="left"/>
       <w:pPr>
-        <w:ind w:left="2880" w:hanging="360"/>
-      </w:pPr>
-      <w:rPr>
-        <w:rFonts w:ascii="Symbol" w:hAnsi="Symbol" w:cs="Symbol" w:hint="default"/>
-      </w:rPr>
+        <w:ind w:left="2880" w:hanging="480"/>
+      </w:pPr>
     </w:lvl>
     <w:lvl w:ilvl="4">
       <w:numFmt w:val="bullet"/>
-      <w:lvlText w:val="o"/>
+      <w:lvlText w:val="•"/>
       <w:lvlJc w:val="left"/>
       <w:pPr>
-        <w:ind w:left="3600" w:hanging="360"/>
-      </w:pPr>
-      <w:rPr>
-        <w:rFonts w:ascii="Courier New" w:hAnsi="Courier New" w:cs="Courier New" w:hint="default"/>
-      </w:rPr>
+        <w:ind w:left="3600" w:hanging="480"/>
+      </w:pPr>
     </w:lvl>
     <w:lvl w:ilvl="5">
       <w:numFmt w:val="bullet"/>
-      <w:lvlText w:val=""/>
+      <w:lvlText w:val="–"/>
       <w:lvlJc w:val="left"/>
       <w:pPr>
-        <w:ind w:left="4320" w:hanging="360"/>
-      </w:pPr>
-      <w:rPr>
-        <w:rFonts w:ascii="Wingdings" w:hAnsi="Wingdings" w:cs="Wingdings" w:hint="default"/>
-      </w:rPr>
+        <w:ind w:left="4320" w:hanging="480"/>
+      </w:pPr>
     </w:lvl>
     <w:lvl w:ilvl="6">
       <w:numFmt w:val="bullet"/>
-      <w:lvlText w:val=""/>
+      <w:lvlText w:val="•"/>
       <w:lvlJc w:val="left"/>
       <w:pPr>
-        <w:ind w:left="5040" w:hanging="360"/>
-      </w:pPr>
-      <w:rPr>
-        <w:rFonts w:ascii="Symbol" w:hAnsi="Symbol" w:cs="Symbol" w:hint="default"/>
-      </w:rPr>
+        <w:ind w:left="5040" w:hanging="480"/>
+      </w:pPr>
     </w:lvl>
     <w:lvl w:ilvl="7">
       <w:numFmt w:val="bullet"/>
-      <w:lvlText w:val="o"/>
+      <w:lvlText w:val="–"/>
       <w:lvlJc w:val="left"/>
       <w:pPr>
-        <w:ind w:left="5760" w:hanging="360"/>
-      </w:pPr>
-      <w:rPr>
-        <w:rFonts w:ascii="Courier New" w:hAnsi="Courier New" w:cs="Courier New" w:hint="default"/>
-      </w:rPr>
+        <w:ind w:left="5760" w:hanging="480"/>
+      </w:pPr>
     </w:lvl>
     <w:lvl w:ilvl="8">
       <w:numFmt w:val="bullet"/>
-      <w:lvlText w:val=""/>
+      <w:lvlText w:val="•"/>
       <w:lvlJc w:val="left"/>
       <w:pPr>
-        <w:ind w:left="6480" w:hanging="360"/>
-      </w:pPr>
-      <w:rPr>
-        <w:rFonts w:ascii="Wingdings" w:hAnsi="Wingdings" w:cs="Wingdings" w:hint="default"/>
-      </w:rPr>
+        <w:ind w:left="6480" w:hanging="480"/>
+      </w:pPr>
     </w:lvl>
   </w:abstractNum>
   <w:abstractNum w:abstractNumId="99413">
@@ -2985,7 +3093,7 @@
       <w:lvlText w:val="%1."/>
       <w:lvlJc w:val="left"/>
       <w:pPr>
-        <w:ind w:left="720" w:hanging="360"/>
+        <w:ind w:left="720" w:hanging="480"/>
       </w:pPr>
     </w:lvl>
     <w:lvl w:ilvl="1">
@@ -2994,7 +3102,7 @@
       <w:lvlText w:val="%2."/>
       <w:lvlJc w:val="left"/>
       <w:pPr>
-        <w:ind w:left="1440" w:hanging="360"/>
+        <w:ind w:left="1440" w:hanging="480"/>
       </w:pPr>
     </w:lvl>
     <w:lvl w:ilvl="2">
@@ -3003,7 +3111,7 @@
       <w:lvlText w:val="%3."/>
       <w:lvlJc w:val="left"/>
       <w:pPr>
-        <w:ind w:left="2160" w:hanging="360"/>
+        <w:ind w:left="2160" w:hanging="480"/>
       </w:pPr>
     </w:lvl>
     <w:lvl w:ilvl="3">
@@ -3012,7 +3120,7 @@
       <w:lvlText w:val="%4."/>
       <w:lvlJc w:val="left"/>
       <w:pPr>
-        <w:ind w:left="2880" w:hanging="360"/>
+        <w:ind w:left="2880" w:hanging="480"/>
       </w:pPr>
     </w:lvl>
     <w:lvl w:ilvl="4">
@@ -3021,7 +3129,7 @@
       <w:lvlText w:val="%5."/>
       <w:lvlJc w:val="left"/>
       <w:pPr>
-        <w:ind w:left="3600" w:hanging="360"/>
+        <w:ind w:left="3600" w:hanging="480"/>
       </w:pPr>
     </w:lvl>
     <w:lvl w:ilvl="5">
@@ -3030,7 +3138,7 @@
       <w:lvlText w:val="%6."/>
       <w:lvlJc w:val="left"/>
       <w:pPr>
-        <w:ind w:left="4320" w:hanging="360"/>
+        <w:ind w:left="4320" w:hanging="480"/>
       </w:pPr>
     </w:lvl>
     <w:lvl w:ilvl="6">
@@ -3039,7 +3147,7 @@
       <w:lvlText w:val="%7."/>
       <w:lvlJc w:val="left"/>
       <w:pPr>
-        <w:ind w:left="5040" w:hanging="360"/>
+        <w:ind w:left="5040" w:hanging="480"/>
       </w:pPr>
     </w:lvl>
     <w:lvl w:ilvl="7">
@@ -3048,7 +3156,7 @@
       <w:lvlText w:val="%8."/>
       <w:lvlJc w:val="left"/>
       <w:pPr>
-        <w:ind w:left="5760" w:hanging="360"/>
+        <w:ind w:left="5760" w:hanging="480"/>
       </w:pPr>
     </w:lvl>
     <w:lvl w:ilvl="8">
@@ -3057,7 +3165,7 @@
       <w:lvlText w:val="%9."/>
       <w:lvlJc w:val="left"/>
       <w:pPr>
-        <w:ind w:left="6480" w:hanging="360"/>
+        <w:ind w:left="6480" w:hanging="480"/>
       </w:pPr>
     </w:lvl>
   </w:abstractNum>
@@ -3070,7 +3178,7 @@
       <w:lvlText w:val="%1."/>
       <w:lvlJc w:val="left"/>
       <w:pPr>
-        <w:ind w:left="720" w:hanging="360"/>
+        <w:ind w:left="720" w:hanging="480"/>
       </w:pPr>
     </w:lvl>
     <w:lvl w:ilvl="1">
@@ -3079,7 +3187,7 @@
       <w:lvlText w:val="%2."/>
       <w:lvlJc w:val="left"/>
       <w:pPr>
-        <w:ind w:left="1440" w:hanging="360"/>
+        <w:ind w:left="1440" w:hanging="480"/>
       </w:pPr>
     </w:lvl>
     <w:lvl w:ilvl="2">
@@ -3088,7 +3196,7 @@
       <w:lvlText w:val="%3."/>
       <w:lvlJc w:val="left"/>
       <w:pPr>
-        <w:ind w:left="2160" w:hanging="360"/>
+        <w:ind w:left="2160" w:hanging="480"/>
       </w:pPr>
     </w:lvl>
     <w:lvl w:ilvl="3">
@@ -3097,7 +3205,7 @@
       <w:lvlText w:val="%4."/>
       <w:lvlJc w:val="left"/>
       <w:pPr>
-        <w:ind w:left="2880" w:hanging="360"/>
+        <w:ind w:left="2880" w:hanging="480"/>
       </w:pPr>
     </w:lvl>
     <w:lvl w:ilvl="4">
@@ -3106,7 +3214,7 @@
       <w:lvlText w:val="%5."/>
       <w:lvlJc w:val="left"/>
       <w:pPr>
-        <w:ind w:left="3600" w:hanging="360"/>
+        <w:ind w:left="3600" w:hanging="480"/>
       </w:pPr>
     </w:lvl>
     <w:lvl w:ilvl="5">
@@ -3115,7 +3223,7 @@
       <w:lvlText w:val="%6."/>
       <w:lvlJc w:val="left"/>
       <w:pPr>
-        <w:ind w:left="4320" w:hanging="360"/>
+        <w:ind w:left="4320" w:hanging="480"/>
       </w:pPr>
     </w:lvl>
     <w:lvl w:ilvl="6">
@@ -3124,7 +3232,7 @@
       <w:lvlText w:val="%7."/>
       <w:lvlJc w:val="left"/>
       <w:pPr>
-        <w:ind w:left="5040" w:hanging="360"/>
+        <w:ind w:left="5040" w:hanging="480"/>
       </w:pPr>
     </w:lvl>
     <w:lvl w:ilvl="7">
@@ -3133,7 +3241,7 @@
       <w:lvlText w:val="%8."/>
       <w:lvlJc w:val="left"/>
       <w:pPr>
-        <w:ind w:left="5760" w:hanging="360"/>
+        <w:ind w:left="5760" w:hanging="480"/>
       </w:pPr>
     </w:lvl>
     <w:lvl w:ilvl="8">
@@ -3142,7 +3250,7 @@
       <w:lvlText w:val="%9."/>
       <w:lvlJc w:val="left"/>
       <w:pPr>
-        <w:ind w:left="6480" w:hanging="360"/>
+        <w:ind w:left="6480" w:hanging="480"/>
       </w:pPr>
     </w:lvl>
   </w:abstractNum>
@@ -3523,10 +3631,10 @@
   <w:docDefaults>
     <w:rPrDefault>
       <w:rPr>
-        <w:rFonts w:asciiTheme="minorHAnsi" w:cstheme="minorBidi" w:eastAsiaTheme="minorEastAsia" w:hAnsiTheme="minorHAnsi"/>
+        <w:rFonts w:asciiTheme="minorHAnsi" w:cstheme="minorBidi" w:eastAsiaTheme="minorHAnsi" w:hAnsiTheme="minorHAnsi"/>
         <w:sz w:val="24"/>
         <w:szCs w:val="24"/>
-        <w:lang w:bidi="ar-SA" w:eastAsia="zh-CN" w:val="es-ES"/>
+        <w:lang w:bidi="ar-SA" w:eastAsia="en-US" w:val="es-ES"/>
       </w:rPr>
     </w:rPrDefault>
     <w:pPrDefault>
@@ -3567,94 +3675,57 @@
     <w:name w:val="Title"/>
     <w:basedOn w:val="Normal"/>
     <w:next w:val="BodyText"/>
-    <w:link w:val="TitleChar"/>
-    <w:uiPriority w:val="10"/>
     <w:qFormat/>
-    <w:rsid w:val="00A10FD9"/>
     <w:pPr>
-      <w:spacing w:after="80" w:line="240" w:lineRule="auto"/>
-      <w:contextualSpacing/>
+      <w:keepNext/>
+      <w:keepLines/>
+      <w:spacing w:after="240" w:before="480"/>
       <w:jc w:val="center"/>
     </w:pPr>
     <w:rPr>
       <w:rFonts w:asciiTheme="majorHAnsi" w:cstheme="majorBidi" w:eastAsiaTheme="majorEastAsia" w:hAnsiTheme="majorHAnsi"/>
-      <w:sz w:val="56"/>
-      <w:szCs w:val="56"/>
-    </w:rPr>
-  </w:style>
-  <w:style w:customStyle="1" w:styleId="TitleChar" w:type="character">
-    <w:name w:val="Title Char"/>
-    <w:basedOn w:val="DefaultParagraphFont"/>
-    <w:link w:val="Title"/>
-    <w:uiPriority w:val="10"/>
-    <w:rsid w:val="00A10FD9"/>
-    <w:rPr>
-      <w:rFonts w:asciiTheme="majorHAnsi" w:cstheme="majorBidi" w:eastAsiaTheme="majorEastAsia" w:hAnsiTheme="majorHAnsi"/>
-      <w:sz w:val="56"/>
-      <w:szCs w:val="56"/>
+      <w:b/>
+      <w:bCs/>
+      <w:color w:themeColor="accent1" w:themeShade="B5" w:val="345A8A"/>
+      <w:sz w:val="36"/>
+      <w:szCs w:val="36"/>
     </w:rPr>
   </w:style>
   <w:style w:styleId="Subtitle" w:type="paragraph">
     <w:name w:val="Subtitle"/>
-    <w:basedOn w:val="Title"/>
-    <w:next w:val="BodyText"/>
-    <w:link w:val="SubtitleChar"/>
-    <w:uiPriority w:val="11"/>
-    <w:qFormat/>
-    <w:rsid w:val="00A10FD9"/>
-    <w:pPr>
-      <w:numPr>
-        <w:ilvl w:val="1"/>
-      </w:numPr>
-    </w:pPr>
-    <w:rPr>
-      <w:rFonts w:cstheme="majorBidi" w:eastAsiaTheme="majorEastAsia"/>
-      <w:spacing w:val="15"/>
-      <w:sz w:val="28"/>
-      <w:szCs w:val="28"/>
-    </w:rPr>
-  </w:style>
-  <w:style w:customStyle="1" w:styleId="SubtitleChar" w:type="character">
-    <w:name w:val="Subtitle Char"/>
-    <w:basedOn w:val="DefaultParagraphFont"/>
-    <w:link w:val="Subtitle"/>
-    <w:uiPriority w:val="11"/>
-    <w:rsid w:val="00A10FD9"/>
-    <w:rPr>
-      <w:rFonts w:cstheme="majorBidi" w:eastAsiaTheme="majorEastAsia"/>
-      <w:color w:themeColor="text1" w:themeTint="A6" w:val="595959"/>
-      <w:spacing w:val="15"/>
-      <w:sz w:val="28"/>
-      <w:szCs w:val="28"/>
-    </w:rPr>
-  </w:style>
-  <w:style w:customStyle="1" w:styleId="Author" w:type="paragraph">
-    <w:name w:val="Author"/>
     <w:basedOn w:val="Title"/>
     <w:next w:val="BodyText"/>
     <w:qFormat/>
     <w:pPr>
       <w:keepNext/>
       <w:keepLines/>
+      <w:spacing w:after="240" w:before="240"/>
+      <w:jc w:val="center"/>
     </w:pPr>
     <w:rPr>
-      <w:sz w:val="24"/>
-      <w:szCs w:val="24"/>
+      <w:sz w:val="30"/>
+      <w:szCs w:val="30"/>
     </w:rPr>
   </w:style>
-  <w:style w:styleId="Date" w:type="paragraph">
-    <w:name w:val="Date"/>
-    <w:basedOn w:val="Title"/>
+  <w:style w:customStyle="1" w:styleId="Author" w:type="paragraph">
+    <w:name w:val="Author"/>
     <w:next w:val="BodyText"/>
     <w:qFormat/>
     <w:pPr>
       <w:keepNext/>
       <w:keepLines/>
+      <w:jc w:val="center"/>
     </w:pPr>
-    <w:rPr>
-      <w:sz w:val="24"/>
-      <w:szCs w:val="24"/>
-    </w:rPr>
+  </w:style>
+  <w:style w:styleId="Date" w:type="paragraph">
+    <w:name w:val="Date"/>
+    <w:next w:val="BodyText"/>
+    <w:qFormat/>
+    <w:pPr>
+      <w:keepNext/>
+      <w:keepLines/>
+      <w:jc w:val="center"/>
+    </w:pPr>
   </w:style>
   <w:style w:customStyle="1" w:styleId="AbstractTitle" w:type="paragraph">
     <w:name w:val="Abstract Title"/>
@@ -3669,6 +3740,7 @@
     </w:pPr>
     <w:rPr>
       <w:b/>
+      <w:color w:val="345A8A"/>
       <w:sz w:val="20"/>
       <w:szCs w:val="20"/>
     </w:rPr>
@@ -3697,321 +3769,191 @@
     <w:rPr/>
   </w:style>
   <w:style w:styleId="Heading1" w:type="paragraph">
-    <w:name w:val="heading 1"/>
+    <w:name w:val="Heading 1"/>
     <w:basedOn w:val="Normal"/>
     <w:next w:val="BodyText"/>
-    <w:link w:val="Heading1Char"/>
     <w:uiPriority w:val="9"/>
     <w:qFormat/>
-    <w:rsid w:val="00A10FD9"/>
     <w:pPr>
       <w:keepNext/>
       <w:keepLines/>
-      <w:spacing w:after="80" w:before="360"/>
+      <w:spacing w:after="0" w:before="480"/>
       <w:outlineLvl w:val="0"/>
     </w:pPr>
     <w:rPr>
       <w:rFonts w:asciiTheme="majorHAnsi" w:cstheme="majorBidi" w:eastAsiaTheme="majorEastAsia" w:hAnsiTheme="majorHAnsi"/>
-      <w:color w:themeColor="accent1" w:themeShade="BF" w:val="0F4761"/>
-      <w:sz w:val="40"/>
-      <w:szCs w:val="40"/>
+      <w:b/>
+      <w:bCs/>
+      <w:color w:themeColor="accent1" w:val="4F81BD"/>
+      <w:sz w:val="32"/>
+      <w:szCs w:val="32"/>
     </w:rPr>
   </w:style>
   <w:style w:styleId="Heading2" w:type="paragraph">
-    <w:name w:val="heading 2"/>
+    <w:name w:val="Heading 2"/>
     <w:basedOn w:val="Normal"/>
     <w:next w:val="BodyText"/>
-    <w:link w:val="Heading2Char"/>
     <w:uiPriority w:val="9"/>
-    <w:semiHidden/>
     <w:unhideWhenUsed/>
     <w:qFormat/>
-    <w:rsid w:val="00A10FD9"/>
     <w:pPr>
       <w:keepNext/>
       <w:keepLines/>
-      <w:spacing w:after="80" w:before="160"/>
+      <w:spacing w:after="0" w:before="200"/>
       <w:outlineLvl w:val="1"/>
     </w:pPr>
     <w:rPr>
       <w:rFonts w:asciiTheme="majorHAnsi" w:cstheme="majorBidi" w:eastAsiaTheme="majorEastAsia" w:hAnsiTheme="majorHAnsi"/>
-      <w:color w:themeColor="accent1" w:themeShade="BF" w:val="0F4761"/>
-      <w:sz w:val="32"/>
-      <w:szCs w:val="32"/>
+      <w:b/>
+      <w:bCs/>
+      <w:color w:themeColor="accent1" w:val="4F81BD"/>
+      <w:sz w:val="28"/>
+      <w:szCs w:val="28"/>
     </w:rPr>
   </w:style>
   <w:style w:styleId="Heading3" w:type="paragraph">
-    <w:name w:val="heading 3"/>
+    <w:name w:val="Heading 3"/>
     <w:basedOn w:val="Normal"/>
     <w:next w:val="BodyText"/>
-    <w:link w:val="Heading3Char"/>
     <w:uiPriority w:val="9"/>
-    <w:semiHidden/>
     <w:unhideWhenUsed/>
     <w:qFormat/>
-    <w:rsid w:val="00A10FD9"/>
     <w:pPr>
       <w:keepNext/>
       <w:keepLines/>
-      <w:spacing w:after="80" w:before="160"/>
+      <w:spacing w:after="0" w:before="200"/>
       <w:outlineLvl w:val="2"/>
     </w:pPr>
     <w:rPr>
-      <w:rFonts w:cstheme="majorBidi" w:eastAsiaTheme="majorEastAsia"/>
-      <w:color w:themeColor="accent1" w:themeShade="BF" w:val="0F4761"/>
-      <w:sz w:val="28"/>
-      <w:szCs w:val="28"/>
+      <w:rFonts w:asciiTheme="majorHAnsi" w:cstheme="majorBidi" w:eastAsiaTheme="majorEastAsia" w:hAnsiTheme="majorHAnsi"/>
+      <w:b/>
+      <w:bCs/>
+      <w:color w:themeColor="accent1" w:val="4F81BD"/>
+      <w:sz w:val="24"/>
+      <w:szCs w:val="24"/>
     </w:rPr>
   </w:style>
   <w:style w:styleId="Heading4" w:type="paragraph">
-    <w:name w:val="heading 4"/>
+    <w:name w:val="Heading 4"/>
     <w:basedOn w:val="Normal"/>
     <w:next w:val="BodyText"/>
-    <w:link w:val="Heading4Char"/>
     <w:uiPriority w:val="9"/>
-    <w:semiHidden/>
     <w:unhideWhenUsed/>
     <w:qFormat/>
-    <w:rsid w:val="00A10FD9"/>
     <w:pPr>
       <w:keepNext/>
       <w:keepLines/>
-      <w:spacing w:after="40" w:before="80"/>
+      <w:spacing w:after="0" w:before="200"/>
       <w:outlineLvl w:val="3"/>
     </w:pPr>
     <w:rPr>
-      <w:rFonts w:cstheme="majorBidi" w:eastAsiaTheme="majorEastAsia"/>
+      <w:rFonts w:asciiTheme="majorHAnsi" w:cstheme="majorBidi" w:eastAsiaTheme="majorEastAsia" w:hAnsiTheme="majorHAnsi"/>
+      <w:bCs/>
       <w:i/>
-      <w:iCs/>
-      <w:color w:themeColor="accent1" w:themeShade="BF" w:val="0F4761"/>
+      <w:color w:themeColor="accent1" w:val="4F81BD"/>
+      <w:sz w:val="24"/>
+      <w:szCs w:val="24"/>
     </w:rPr>
   </w:style>
   <w:style w:styleId="Heading5" w:type="paragraph">
-    <w:name w:val="heading 5"/>
+    <w:name w:val="Heading 5"/>
     <w:basedOn w:val="Normal"/>
     <w:next w:val="BodyText"/>
-    <w:link w:val="Heading5Char"/>
     <w:uiPriority w:val="9"/>
-    <w:semiHidden/>
     <w:unhideWhenUsed/>
     <w:qFormat/>
-    <w:rsid w:val="00A10FD9"/>
     <w:pPr>
       <w:keepNext/>
       <w:keepLines/>
-      <w:spacing w:after="40" w:before="80"/>
+      <w:spacing w:after="0" w:before="200"/>
       <w:outlineLvl w:val="4"/>
     </w:pPr>
     <w:rPr>
-      <w:rFonts w:cstheme="majorBidi" w:eastAsiaTheme="majorEastAsia"/>
-      <w:color w:themeColor="accent1" w:themeShade="BF" w:val="0F4761"/>
+      <w:rFonts w:asciiTheme="majorHAnsi" w:cstheme="majorBidi" w:eastAsiaTheme="majorEastAsia" w:hAnsiTheme="majorHAnsi"/>
+      <w:iCs/>
+      <w:color w:themeColor="accent1" w:val="4F81BD"/>
+      <w:sz w:val="24"/>
+      <w:szCs w:val="24"/>
     </w:rPr>
   </w:style>
   <w:style w:styleId="Heading6" w:type="paragraph">
-    <w:name w:val="heading 6"/>
+    <w:name w:val="Heading 6"/>
     <w:basedOn w:val="Normal"/>
     <w:next w:val="BodyText"/>
-    <w:link w:val="Heading6Char"/>
     <w:uiPriority w:val="9"/>
-    <w:semiHidden/>
     <w:unhideWhenUsed/>
     <w:qFormat/>
-    <w:rsid w:val="00A10FD9"/>
     <w:pPr>
       <w:keepNext/>
       <w:keepLines/>
-      <w:spacing w:after="0" w:before="40"/>
+      <w:spacing w:after="0" w:before="200"/>
       <w:outlineLvl w:val="5"/>
     </w:pPr>
     <w:rPr>
-      <w:rFonts w:cstheme="majorBidi" w:eastAsiaTheme="majorEastAsia"/>
-      <w:i/>
-      <w:iCs/>
-      <w:color w:themeColor="text1" w:themeTint="A6" w:val="595959"/>
+      <w:rFonts w:asciiTheme="majorHAnsi" w:cstheme="majorBidi" w:eastAsiaTheme="majorEastAsia" w:hAnsiTheme="majorHAnsi"/>
+      <w:color w:themeColor="accent1" w:val="4F81BD"/>
+      <w:sz w:val="24"/>
+      <w:szCs w:val="24"/>
     </w:rPr>
   </w:style>
   <w:style w:styleId="Heading7" w:type="paragraph">
-    <w:name w:val="heading 7"/>
+    <w:name w:val="Heading 7"/>
     <w:basedOn w:val="Normal"/>
     <w:next w:val="BodyText"/>
-    <w:link w:val="Heading7Char"/>
     <w:uiPriority w:val="9"/>
-    <w:semiHidden/>
     <w:unhideWhenUsed/>
     <w:qFormat/>
-    <w:rsid w:val="00A10FD9"/>
     <w:pPr>
       <w:keepNext/>
       <w:keepLines/>
-      <w:spacing w:after="0" w:before="40"/>
+      <w:spacing w:after="0" w:before="200"/>
       <w:outlineLvl w:val="6"/>
     </w:pPr>
     <w:rPr>
-      <w:rFonts w:cstheme="majorBidi" w:eastAsiaTheme="majorEastAsia"/>
-      <w:color w:themeColor="text1" w:themeTint="A6" w:val="595959"/>
+      <w:rFonts w:asciiTheme="majorHAnsi" w:cstheme="majorBidi" w:eastAsiaTheme="majorEastAsia" w:hAnsiTheme="majorHAnsi"/>
+      <w:color w:themeColor="accent1" w:val="4F81BD"/>
+      <w:sz w:val="24"/>
+      <w:szCs w:val="24"/>
     </w:rPr>
   </w:style>
   <w:style w:styleId="Heading8" w:type="paragraph">
-    <w:name w:val="heading 8"/>
+    <w:name w:val="Heading 8"/>
     <w:basedOn w:val="Normal"/>
     <w:next w:val="BodyText"/>
-    <w:link w:val="Heading8Char"/>
     <w:uiPriority w:val="9"/>
-    <w:semiHidden/>
     <w:unhideWhenUsed/>
     <w:qFormat/>
-    <w:rsid w:val="00A10FD9"/>
     <w:pPr>
       <w:keepNext/>
       <w:keepLines/>
-      <w:spacing w:after="0"/>
+      <w:spacing w:after="0" w:before="200"/>
       <w:outlineLvl w:val="7"/>
     </w:pPr>
     <w:rPr>
-      <w:rFonts w:cstheme="majorBidi" w:eastAsiaTheme="majorEastAsia"/>
-      <w:i/>
-      <w:iCs/>
-      <w:color w:themeColor="text1" w:themeTint="D8" w:val="272727"/>
+      <w:rFonts w:asciiTheme="majorHAnsi" w:cstheme="majorBidi" w:eastAsiaTheme="majorEastAsia" w:hAnsiTheme="majorHAnsi"/>
+      <w:color w:themeColor="accent1" w:val="4F81BD"/>
+      <w:sz w:val="24"/>
+      <w:szCs w:val="24"/>
     </w:rPr>
   </w:style>
   <w:style w:styleId="Heading9" w:type="paragraph">
-    <w:name w:val="heading 9"/>
+    <w:name w:val="Heading 9"/>
     <w:basedOn w:val="Normal"/>
     <w:next w:val="BodyText"/>
-    <w:link w:val="Heading9Char"/>
     <w:uiPriority w:val="9"/>
-    <w:semiHidden/>
     <w:unhideWhenUsed/>
     <w:qFormat/>
-    <w:rsid w:val="00A10FD9"/>
     <w:pPr>
       <w:keepNext/>
       <w:keepLines/>
-      <w:spacing w:after="0"/>
+      <w:spacing w:after="0" w:before="200"/>
       <w:outlineLvl w:val="8"/>
     </w:pPr>
     <w:rPr>
-      <w:rFonts w:cstheme="majorBidi" w:eastAsiaTheme="majorEastAsia"/>
-      <w:color w:themeColor="text1" w:themeTint="D8" w:val="272727"/>
-    </w:rPr>
-  </w:style>
-  <w:style w:customStyle="1" w:styleId="Heading1Char" w:type="character">
-    <w:name w:val="Heading 1 Char"/>
-    <w:basedOn w:val="DefaultParagraphFont"/>
-    <w:link w:val="Heading1"/>
-    <w:uiPriority w:val="9"/>
-    <w:rsid w:val="00A10FD9"/>
-    <w:rPr>
       <w:rFonts w:asciiTheme="majorHAnsi" w:cstheme="majorBidi" w:eastAsiaTheme="majorEastAsia" w:hAnsiTheme="majorHAnsi"/>
-      <w:color w:themeColor="accent1" w:themeShade="BF" w:val="0F4761"/>
-      <w:sz w:val="40"/>
-      <w:szCs w:val="40"/>
-    </w:rPr>
-  </w:style>
-  <w:style w:customStyle="1" w:styleId="Heading2Char" w:type="character">
-    <w:name w:val="Heading 2 Char"/>
-    <w:basedOn w:val="DefaultParagraphFont"/>
-    <w:link w:val="Heading2"/>
-    <w:uiPriority w:val="9"/>
-    <w:semiHidden/>
-    <w:rsid w:val="00A10FD9"/>
-    <w:rPr>
-      <w:rFonts w:asciiTheme="majorHAnsi" w:cstheme="majorBidi" w:eastAsiaTheme="majorEastAsia" w:hAnsiTheme="majorHAnsi"/>
-      <w:color w:themeColor="accent1" w:themeShade="BF" w:val="0F4761"/>
-      <w:sz w:val="32"/>
-      <w:szCs w:val="32"/>
-    </w:rPr>
-  </w:style>
-  <w:style w:customStyle="1" w:styleId="Heading3Char" w:type="character">
-    <w:name w:val="Heading 3 Char"/>
-    <w:basedOn w:val="DefaultParagraphFont"/>
-    <w:link w:val="Heading3"/>
-    <w:uiPriority w:val="9"/>
-    <w:semiHidden/>
-    <w:rsid w:val="00A10FD9"/>
-    <w:rPr>
-      <w:rFonts w:cstheme="majorBidi" w:eastAsiaTheme="majorEastAsia"/>
-      <w:color w:themeColor="accent1" w:themeShade="BF" w:val="0F4761"/>
-      <w:sz w:val="28"/>
-      <w:szCs w:val="28"/>
-    </w:rPr>
-  </w:style>
-  <w:style w:customStyle="1" w:styleId="Heading4Char" w:type="character">
-    <w:name w:val="Heading 4 Char"/>
-    <w:basedOn w:val="DefaultParagraphFont"/>
-    <w:link w:val="Heading4"/>
-    <w:uiPriority w:val="9"/>
-    <w:semiHidden/>
-    <w:rsid w:val="00A10FD9"/>
-    <w:rPr>
-      <w:rFonts w:cstheme="majorBidi" w:eastAsiaTheme="majorEastAsia"/>
-      <w:i/>
-      <w:iCs/>
-      <w:color w:themeColor="accent1" w:themeShade="BF" w:val="0F4761"/>
-    </w:rPr>
-  </w:style>
-  <w:style w:customStyle="1" w:styleId="Heading5Char" w:type="character">
-    <w:name w:val="Heading 5 Char"/>
-    <w:basedOn w:val="DefaultParagraphFont"/>
-    <w:link w:val="Heading5"/>
-    <w:uiPriority w:val="9"/>
-    <w:semiHidden/>
-    <w:rsid w:val="00A10FD9"/>
-    <w:rPr>
-      <w:rFonts w:cstheme="majorBidi" w:eastAsiaTheme="majorEastAsia"/>
-      <w:color w:themeColor="accent1" w:themeShade="BF" w:val="0F4761"/>
-    </w:rPr>
-  </w:style>
-  <w:style w:customStyle="1" w:styleId="Heading6Char" w:type="character">
-    <w:name w:val="Heading 6 Char"/>
-    <w:basedOn w:val="DefaultParagraphFont"/>
-    <w:link w:val="Heading6"/>
-    <w:uiPriority w:val="9"/>
-    <w:semiHidden/>
-    <w:rsid w:val="00A10FD9"/>
-    <w:rPr>
-      <w:rFonts w:cstheme="majorBidi" w:eastAsiaTheme="majorEastAsia"/>
-      <w:i/>
-      <w:iCs/>
-      <w:color w:themeColor="text1" w:themeTint="A6" w:val="595959"/>
-    </w:rPr>
-  </w:style>
-  <w:style w:customStyle="1" w:styleId="Heading7Char" w:type="character">
-    <w:name w:val="Heading 7 Char"/>
-    <w:basedOn w:val="DefaultParagraphFont"/>
-    <w:link w:val="Heading7"/>
-    <w:uiPriority w:val="9"/>
-    <w:semiHidden/>
-    <w:rsid w:val="00A10FD9"/>
-    <w:rPr>
-      <w:rFonts w:cstheme="majorBidi" w:eastAsiaTheme="majorEastAsia"/>
-      <w:color w:themeColor="text1" w:themeTint="A6" w:val="595959"/>
-    </w:rPr>
-  </w:style>
-  <w:style w:customStyle="1" w:styleId="Heading8Char" w:type="character">
-    <w:name w:val="Heading 8 Char"/>
-    <w:basedOn w:val="DefaultParagraphFont"/>
-    <w:link w:val="Heading8"/>
-    <w:uiPriority w:val="9"/>
-    <w:semiHidden/>
-    <w:rsid w:val="00A10FD9"/>
-    <w:rPr>
-      <w:rFonts w:cstheme="majorBidi" w:eastAsiaTheme="majorEastAsia"/>
-      <w:i/>
-      <w:iCs/>
-      <w:color w:themeColor="text1" w:themeTint="D8" w:val="272727"/>
-    </w:rPr>
-  </w:style>
-  <w:style w:customStyle="1" w:styleId="Heading9Char" w:type="character">
-    <w:name w:val="Heading 9 Char"/>
-    <w:basedOn w:val="DefaultParagraphFont"/>
-    <w:link w:val="Heading9"/>
-    <w:uiPriority w:val="9"/>
-    <w:semiHidden/>
-    <w:rsid w:val="00A10FD9"/>
-    <w:rPr>
-      <w:rFonts w:cstheme="majorBidi" w:eastAsiaTheme="majorEastAsia"/>
-      <w:color w:themeColor="text1" w:themeTint="D8" w:val="272727"/>
+      <w:color w:themeColor="accent1" w:val="4F81BD"/>
+      <w:sz w:val="24"/>
+      <w:szCs w:val="24"/>
     </w:rPr>
   </w:style>
   <w:style w:styleId="BlockText" w:type="paragraph">
@@ -4036,8 +3978,8 @@
   </w:style>
   <w:style w:styleId="FootnoteBlockText" w:type="paragraph">
     <w:name w:val="Footnote Block Text"/>
-    <w:basedOn w:val="FootnoteText"/>
-    <w:next w:val="FootnoteText"/>
+    <w:basedOn w:val="Footnote Text"/>
+    <w:next w:val="Footnote Text"/>
     <w:uiPriority w:val="9"/>
     <w:unhideWhenUsed/>
     <w:qFormat/>
@@ -4067,6 +4009,13 @@
       </w:tblCellMar>
     </w:tblPr>
     <w:tblStylePr w:type="firstRow">
+      <w:tblPr>
+        <w:jc w:val="left"/>
+        <w:tblInd w:type="dxa" w:w="0"/>
+      </w:tblPr>
+      <w:trPr>
+        <w:jc w:val="left"/>
+      </w:trPr>
       <w:tcPr>
         <w:tcBorders>
           <w:bottom w:val="single"/>
@@ -4422,44 +4371,44 @@
         <a:sysClr val="window" lastClr="FFFFFF"/>
       </a:lt1>
       <a:dk2>
-        <a:srgbClr val="0E2841"/>
+        <a:srgbClr val="1F497D"/>
       </a:dk2>
       <a:lt2>
-        <a:srgbClr val="E8E8E8"/>
+        <a:srgbClr val="EEECE1"/>
       </a:lt2>
       <a:accent1>
-        <a:srgbClr val="156082"/>
+        <a:srgbClr val="4F81BD"/>
       </a:accent1>
       <a:accent2>
-        <a:srgbClr val="E97132"/>
+        <a:srgbClr val="C0504D"/>
       </a:accent2>
       <a:accent3>
-        <a:srgbClr val="196B24"/>
+        <a:srgbClr val="9BBB59"/>
       </a:accent3>
       <a:accent4>
-        <a:srgbClr val="0F9ED5"/>
+        <a:srgbClr val="8064A2"/>
       </a:accent4>
       <a:accent5>
-        <a:srgbClr val="A02B93"/>
+        <a:srgbClr val="4BACC6"/>
       </a:accent5>
       <a:accent6>
-        <a:srgbClr val="4EA72E"/>
+        <a:srgbClr val="F79646"/>
       </a:accent6>
       <a:hlink>
-        <a:srgbClr val="467886"/>
+        <a:srgbClr val="0000FF"/>
       </a:hlink>
       <a:folHlink>
-        <a:srgbClr val="96607D"/>
+        <a:srgbClr val="800080"/>
       </a:folHlink>
     </a:clrScheme>
     <a:fontScheme name="Office">
       <a:majorFont>
-        <a:latin typeface="Aptos Display" panose="02110004020202020204"/>
+        <a:latin typeface="Calibri"/>
         <a:ea typeface=""/>
         <a:cs typeface=""/>
-        <a:font script="Jpan" typeface="游ゴシック Light"/>
+        <a:font script="Jpan" typeface="ＭＳ ゴシック"/>
         <a:font script="Hang" typeface="맑은 고딕"/>
-        <a:font script="Hans" typeface="等线 Light"/>
+        <a:font script="Hans" typeface="宋体"/>
         <a:font script="Hant" typeface="新細明體"/>
         <a:font script="Arab" typeface="Times New Roman"/>
         <a:font script="Hebr" typeface="Times New Roman"/>
@@ -4486,32 +4435,14 @@
         <a:font script="Mong" typeface="Mongolian Baiti"/>
         <a:font script="Viet" typeface="Times New Roman"/>
         <a:font script="Uigh" typeface="Microsoft Uighur"/>
-        <a:font script="Geor" typeface="Sylfaen"/>
-        <a:font script="Armn" typeface="Arial"/>
-        <a:font script="Bugi" typeface="Leelawadee UI"/>
-        <a:font script="Bopo" typeface="Microsoft JhengHei"/>
-        <a:font script="Java" typeface="Javanese Text"/>
-        <a:font script="Lisu" typeface="Segoe UI"/>
-        <a:font script="Mymr" typeface="Myanmar Text"/>
-        <a:font script="Nkoo" typeface="Ebrima"/>
-        <a:font script="Olck" typeface="Nirmala UI"/>
-        <a:font script="Osma" typeface="Ebrima"/>
-        <a:font script="Phag" typeface="Phagspa"/>
-        <a:font script="Syrn" typeface="Estrangelo Edessa"/>
-        <a:font script="Syrj" typeface="Estrangelo Edessa"/>
-        <a:font script="Syre" typeface="Estrangelo Edessa"/>
-        <a:font script="Sora" typeface="Nirmala UI"/>
-        <a:font script="Tale" typeface="Microsoft Tai Le"/>
-        <a:font script="Talu" typeface="Microsoft New Tai Lue"/>
-        <a:font script="Tfng" typeface="Ebrima"/>
       </a:majorFont>
       <a:minorFont>
-        <a:latin typeface="Aptos" panose="02110004020202020204"/>
+        <a:latin typeface="Cambria"/>
         <a:ea typeface=""/>
         <a:cs typeface=""/>
-        <a:font script="Jpan" typeface="游明朝"/>
+        <a:font script="Jpan" typeface="ＭＳ 明朝"/>
         <a:font script="Hang" typeface="맑은 고딕"/>
-        <a:font script="Hans" typeface="等线"/>
+        <a:font script="Hans" typeface="宋体"/>
         <a:font script="Hant" typeface="新細明體"/>
         <a:font script="Arab" typeface="Arial"/>
         <a:font script="Hebr" typeface="Arial"/>
@@ -4538,24 +4469,6 @@
         <a:font script="Mong" typeface="Mongolian Baiti"/>
         <a:font script="Viet" typeface="Arial"/>
         <a:font script="Uigh" typeface="Microsoft Uighur"/>
-        <a:font script="Geor" typeface="Sylfaen"/>
-        <a:font script="Armn" typeface="Arial"/>
-        <a:font script="Bugi" typeface="Leelawadee UI"/>
-        <a:font script="Bopo" typeface="Microsoft JhengHei"/>
-        <a:font script="Java" typeface="Javanese Text"/>
-        <a:font script="Lisu" typeface="Segoe UI"/>
-        <a:font script="Mymr" typeface="Myanmar Text"/>
-        <a:font script="Nkoo" typeface="Ebrima"/>
-        <a:font script="Olck" typeface="Nirmala UI"/>
-        <a:font script="Osma" typeface="Ebrima"/>
-        <a:font script="Phag" typeface="Phagspa"/>
-        <a:font script="Syrn" typeface="Estrangelo Edessa"/>
-        <a:font script="Syrj" typeface="Estrangelo Edessa"/>
-        <a:font script="Syre" typeface="Estrangelo Edessa"/>
-        <a:font script="Sora" typeface="Nirmala UI"/>
-        <a:font script="Tale" typeface="Microsoft Tai Le"/>
-        <a:font script="Talu" typeface="Microsoft New Tai Lue"/>
-        <a:font script="Tfng" typeface="Ebrima"/>
       </a:minorFont>
     </a:fontScheme>
     <a:fmtScheme name="Office">
@@ -4567,141 +4480,200 @@
           <a:gsLst>
             <a:gs pos="0">
               <a:schemeClr val="phClr">
-                <a:lumMod val="110000"/>
-                <a:satMod val="105000"/>
-                <a:tint val="67000"/>
+                <a:tint val="50000"/>
+                <a:satMod val="300000"/>
               </a:schemeClr>
             </a:gs>
-            <a:gs pos="50000">
+            <a:gs pos="35000">
               <a:schemeClr val="phClr">
-                <a:lumMod val="105000"/>
-                <a:satMod val="103000"/>
-                <a:tint val="73000"/>
+                <a:tint val="37000"/>
+                <a:satMod val="300000"/>
               </a:schemeClr>
             </a:gs>
             <a:gs pos="100000">
               <a:schemeClr val="phClr">
-                <a:lumMod val="105000"/>
-                <a:satMod val="109000"/>
-                <a:tint val="81000"/>
+                <a:tint val="15000"/>
+                <a:satMod val="350000"/>
               </a:schemeClr>
             </a:gs>
           </a:gsLst>
-          <a:lin ang="5400000" scaled="0"/>
+          <a:lin ang="16200000" scaled="1"/>
         </a:gradFill>
         <a:gradFill rotWithShape="1">
           <a:gsLst>
             <a:gs pos="0">
               <a:schemeClr val="phClr">
-                <a:satMod val="103000"/>
-                <a:lumMod val="102000"/>
-                <a:tint val="94000"/>
-              </a:schemeClr>
-            </a:gs>
-            <a:gs pos="50000">
-              <a:schemeClr val="phClr">
-                <a:satMod val="110000"/>
-                <a:lumMod val="100000"/>
+                <a:tint val="100000"/>
                 <a:shade val="100000"/>
+                <a:satMod val="130000"/>
               </a:schemeClr>
             </a:gs>
             <a:gs pos="100000">
               <a:schemeClr val="phClr">
-                <a:lumMod val="99000"/>
-                <a:satMod val="120000"/>
-                <a:shade val="78000"/>
+                <a:tint val="50000"/>
+                <a:shade val="100000"/>
+                <a:satMod val="350000"/>
               </a:schemeClr>
             </a:gs>
           </a:gsLst>
-          <a:lin ang="5400000" scaled="0"/>
+          <a:lin ang="16200000" scaled="0"/>
         </a:gradFill>
       </a:fillStyleLst>
       <a:lnStyleLst>
-        <a:ln w="6350" cap="flat" cmpd="sng" algn="ctr">
+        <a:ln w="9525" cap="flat" cmpd="sng" algn="ctr">
+          <a:solidFill>
+            <a:schemeClr val="phClr">
+              <a:shade val="95000"/>
+              <a:satMod val="105000"/>
+            </a:schemeClr>
+          </a:solidFill>
+          <a:prstDash val="solid"/>
+        </a:ln>
+        <a:ln w="25400" cap="flat" cmpd="sng" algn="ctr">
           <a:solidFill>
             <a:schemeClr val="phClr"/>
           </a:solidFill>
           <a:prstDash val="solid"/>
-          <a:miter lim="800000"/>
         </a:ln>
-        <a:ln w="12700" cap="flat" cmpd="sng" algn="ctr">
+        <a:ln w="38100" cap="flat" cmpd="sng" algn="ctr">
           <a:solidFill>
             <a:schemeClr val="phClr"/>
           </a:solidFill>
           <a:prstDash val="solid"/>
-          <a:miter lim="800000"/>
-        </a:ln>
-        <a:ln w="19050" cap="flat" cmpd="sng" algn="ctr">
-          <a:solidFill>
-            <a:schemeClr val="phClr"/>
-          </a:solidFill>
-          <a:prstDash val="solid"/>
-          <a:miter lim="800000"/>
         </a:ln>
       </a:lnStyleLst>
       <a:effectStyleLst>
         <a:effectStyle>
-          <a:effectLst/>
-        </a:effectStyle>
-        <a:effectStyle>
-          <a:effectLst/>
+          <a:effectLst>
+            <a:outerShdw blurRad="40000" dist="20000" dir="5400000" rotWithShape="0">
+              <a:srgbClr val="000000">
+                <a:alpha val="38000"/>
+              </a:srgbClr>
+            </a:outerShdw>
+          </a:effectLst>
         </a:effectStyle>
         <a:effectStyle>
           <a:effectLst>
-            <a:outerShdw blurRad="57150" dist="19050" dir="5400000" algn="ctr" rotWithShape="0">
+            <a:outerShdw blurRad="40000" dist="23000" dir="5400000" rotWithShape="0">
               <a:srgbClr val="000000">
-                <a:alpha val="63000"/>
+                <a:alpha val="35000"/>
               </a:srgbClr>
             </a:outerShdw>
           </a:effectLst>
+        </a:effectStyle>
+        <a:effectStyle>
+          <a:effectLst>
+            <a:outerShdw blurRad="40000" dist="23000" dir="5400000" rotWithShape="0">
+              <a:srgbClr val="000000">
+                <a:alpha val="35000"/>
+              </a:srgbClr>
+            </a:outerShdw>
+          </a:effectLst>
+          <a:scene3d>
+            <a:camera prst="orthographicFront">
+              <a:rot lat="0" lon="0" rev="0"/>
+            </a:camera>
+            <a:lightRig rig="threePt" dir="t">
+              <a:rot lat="0" lon="0" rev="1200000"/>
+            </a:lightRig>
+          </a:scene3d>
+          <a:sp3d>
+            <a:bevelT w="63500" h="25400"/>
+          </a:sp3d>
         </a:effectStyle>
       </a:effectStyleLst>
       <a:bgFillStyleLst>
         <a:solidFill>
           <a:schemeClr val="phClr"/>
         </a:solidFill>
-        <a:solidFill>
-          <a:schemeClr val="phClr">
-            <a:tint val="95000"/>
-            <a:satMod val="170000"/>
-          </a:schemeClr>
-        </a:solidFill>
         <a:gradFill rotWithShape="1">
           <a:gsLst>
             <a:gs pos="0">
               <a:schemeClr val="phClr">
-                <a:tint val="93000"/>
-                <a:satMod val="150000"/>
-                <a:shade val="98000"/>
-                <a:lumMod val="102000"/>
+                <a:tint val="40000"/>
+                <a:satMod val="350000"/>
               </a:schemeClr>
             </a:gs>
-            <a:gs pos="50000">
+            <a:gs pos="40000">
               <a:schemeClr val="phClr">
-                <a:tint val="98000"/>
-                <a:satMod val="130000"/>
-                <a:shade val="90000"/>
-                <a:lumMod val="103000"/>
+                <a:tint val="45000"/>
+                <a:shade val="99000"/>
+                <a:satMod val="350000"/>
               </a:schemeClr>
             </a:gs>
             <a:gs pos="100000">
               <a:schemeClr val="phClr">
-                <a:shade val="63000"/>
-                <a:satMod val="120000"/>
+                <a:shade val="20000"/>
+                <a:satMod val="255000"/>
               </a:schemeClr>
             </a:gs>
           </a:gsLst>
-          <a:lin ang="5400000" scaled="0"/>
+          <a:path path="circle">
+            <a:fillToRect l="50000" t="-80000" r="50000" b="180000"/>
+          </a:path>
+        </a:gradFill>
+        <a:gradFill rotWithShape="1">
+          <a:gsLst>
+            <a:gs pos="0">
+              <a:schemeClr val="phClr">
+                <a:tint val="80000"/>
+                <a:satMod val="300000"/>
+              </a:schemeClr>
+            </a:gs>
+            <a:gs pos="100000">
+              <a:schemeClr val="phClr">
+                <a:shade val="30000"/>
+                <a:satMod val="200000"/>
+              </a:schemeClr>
+            </a:gs>
+          </a:gsLst>
+          <a:path path="circle">
+            <a:fillToRect l="50000" t="50000" r="50000" b="50000"/>
+          </a:path>
         </a:gradFill>
       </a:bgFillStyleLst>
     </a:fmtScheme>
   </a:themeElements>
-  <a:objectDefaults/>
+  <a:objectDefaults>
+    <a:spDef>
+      <a:spPr/>
+      <a:bodyPr/>
+      <a:lstStyle/>
+      <a:style>
+        <a:lnRef idx="1">
+          <a:schemeClr val="accent1"/>
+        </a:lnRef>
+        <a:fillRef idx="3">
+          <a:schemeClr val="accent1"/>
+        </a:fillRef>
+        <a:effectRef idx="2">
+          <a:schemeClr val="accent1"/>
+        </a:effectRef>
+        <a:fontRef idx="minor">
+          <a:schemeClr val="lt1"/>
+        </a:fontRef>
+      </a:style>
+    </a:spDef>
+    <a:lnDef>
+      <a:spPr/>
+      <a:bodyPr/>
+      <a:lstStyle/>
+      <a:style>
+        <a:lnRef idx="2">
+          <a:schemeClr val="accent1"/>
+        </a:lnRef>
+        <a:fillRef idx="0">
+          <a:schemeClr val="accent1"/>
+        </a:fillRef>
+        <a:effectRef idx="1">
+          <a:schemeClr val="accent1"/>
+        </a:effectRef>
+        <a:fontRef idx="minor">
+          <a:schemeClr val="tx1"/>
+        </a:fontRef>
+      </a:style>
+    </a:lnDef>
+  </a:objectDefaults>
   <a:extraClrSchemeLst/>
-  <a:extLst>
-    <a:ext uri="{05A4C25C-085E-4340-85A3-A5531E510DB2}">
-      <thm15:themeFamily xmlns:thm15="http://schemas.microsoft.com/office/thememl/2012/main" name="Office Theme" id="{2E142A2C-CD16-42D6-873A-C26D2A0506FA}" vid="{1BDDFF52-6CD6-40A5-AB3C-68EB2F1E4D0A}"/>
-    </a:ext>
-  </a:extLst>
 </a:theme>
 </file>